--- a/new/guides/chicago/Chicago_Guide.docx
+++ b/new/guides/chicago/Chicago_Guide.docx
@@ -711,7 +711,7 @@
             </w:r>
           </w:p>
           <w:p>
-            <w:hyperlink w:history="1" r:id="rIdme6jvb-w_ekcpzyhecpvo">
+            <w:hyperlink w:history="1" r:id="rIdpz6jwcl15rni0o8bzkvk8">
               <w:r>
                 <w:rPr>
                   <w:rStyle w:val="Hyperlink"/>
@@ -819,7 +819,7 @@
       </w:r>
     </w:p>
     <w:p>
-      <w:hyperlink w:history="1" r:id="rIdhfagnafa18t2g0h1qcgac">
+      <w:hyperlink w:history="1" r:id="rId6gnwlto1leruxkbnhznhh">
         <w:r>
           <w:rPr>
             <w:rStyle w:val="Hyperlink"/>
@@ -840,7 +840,7 @@
         </w:rPr>
         <w:t xml:space="preserve">Via </w:t>
       </w:r>
-      <w:hyperlink w:history="1" r:id="rId8g0ietkdpcpaakm0rfe4y">
+      <w:hyperlink w:history="1" r:id="rIdguyndk7w_w4shsugyzttc">
         <w:r>
           <w:rPr>
             <w:color w:val="EA2E00"/>
@@ -858,7 +858,7 @@
         </w:rPr>
         <w:t xml:space="preserve">, </w:t>
       </w:r>
-      <w:hyperlink w:history="1" r:id="rId8byitffj_ggnga5jztk7b">
+      <w:hyperlink w:history="1" r:id="rId02qebma0qfg-g1yykwowl">
         <w:r>
           <w:rPr>
             <w:color w:val="EA2E00"/>
@@ -876,7 +876,7 @@
         </w:rPr>
         <w:t xml:space="preserve">, </w:t>
       </w:r>
-      <w:hyperlink w:history="1" r:id="rId7evm5rpbk-v4inj-e0yuk">
+      <w:hyperlink w:history="1" r:id="rIdyyodmqza6qj6o_tgppmvo">
         <w:r>
           <w:rPr>
             <w:color w:val="EA2E00"/>
@@ -894,7 +894,7 @@
         </w:rPr>
         <w:t xml:space="preserve">, </w:t>
       </w:r>
-      <w:hyperlink w:history="1" r:id="rIdrt3lcpnv_epao7b64jzc5">
+      <w:hyperlink w:history="1" r:id="rIdocpglv5eitforsjxu5w8e">
         <w:r>
           <w:rPr>
             <w:color w:val="EA2E00"/>
@@ -912,7 +912,7 @@
         </w:rPr>
         <w:t xml:space="preserve">, </w:t>
       </w:r>
-      <w:hyperlink w:history="1" r:id="rIdj8d5nw5sft_hsjnpywso4">
+      <w:hyperlink w:history="1" r:id="rIdfwdswpexnputkecosi01a">
         <w:r>
           <w:rPr>
             <w:color w:val="EA2E00"/>
@@ -930,7 +930,7 @@
         </w:rPr>
         <w:t xml:space="preserve">, </w:t>
       </w:r>
-      <w:hyperlink w:history="1" r:id="rIdreqvjznq6xbfl6bbfu6zj">
+      <w:hyperlink w:history="1" r:id="rIdblffbo1tmi-nsixmk5zza">
         <w:r>
           <w:rPr>
             <w:color w:val="EA2E00"/>
@@ -948,7 +948,7 @@
         </w:rPr>
         <w:t xml:space="preserve">, </w:t>
       </w:r>
-      <w:hyperlink w:history="1" r:id="rIdnphduzorjbus9ivztmikm">
+      <w:hyperlink w:history="1" r:id="rIdkltn_enjvdjdppuzzbryl">
         <w:r>
           <w:rPr>
             <w:color w:val="EA2E00"/>
@@ -966,7 +966,7 @@
         </w:rPr>
         <w:t xml:space="preserve">, </w:t>
       </w:r>
-      <w:hyperlink w:history="1" r:id="rId8lrzvp9xbh--mm4_2-nq4">
+      <w:hyperlink w:history="1" r:id="rIdzg9bdeltu28yk0p9t14u_">
         <w:r>
           <w:rPr>
             <w:color w:val="EA2E00"/>
@@ -984,7 +984,7 @@
         </w:rPr>
         <w:t xml:space="preserve">, </w:t>
       </w:r>
-      <w:hyperlink w:history="1" r:id="rIdyxl2ertx0xlq1lurakt1x">
+      <w:hyperlink w:history="1" r:id="rIdnmmyqihobvpjfpjmwgphe">
         <w:r>
           <w:rPr>
             <w:color w:val="EA2E00"/>
@@ -1002,7 +1002,7 @@
         </w:rPr>
         <w:t xml:space="preserve">, </w:t>
       </w:r>
-      <w:hyperlink w:history="1" r:id="rId_fnxvuqjaa7pknng3lezl">
+      <w:hyperlink w:history="1" r:id="rIdsyqoaon8vvmzfku67ffka">
         <w:r>
           <w:rPr>
             <w:color w:val="EA2E00"/>
@@ -1020,7 +1020,7 @@
         </w:rPr>
         <w:t xml:space="preserve">, </w:t>
       </w:r>
-      <w:hyperlink w:history="1" r:id="rIdy-3izhvpwxcbpy7kjvp4y">
+      <w:hyperlink w:history="1" r:id="rIdedr6kbay9wtdbq0mpf1ky">
         <w:r>
           <w:rPr>
             <w:color w:val="EA2E00"/>
@@ -1082,7 +1082,7 @@
       </w:r>
     </w:p>
     <w:p>
-      <w:hyperlink w:history="1" r:id="rIdk-lpbivs2-fbvcsfhbxut">
+      <w:hyperlink w:history="1" r:id="rIdjs05_gh_tl1nrgfmtvsl3">
         <w:r>
           <w:rPr>
             <w:rStyle w:val="Hyperlink"/>
@@ -1103,7 +1103,7 @@
         </w:rPr>
         <w:t xml:space="preserve">Via </w:t>
       </w:r>
-      <w:hyperlink w:history="1" r:id="rId3at7ktmlfgycvpvnkg3t4">
+      <w:hyperlink w:history="1" r:id="rIdn1xuqjk1c1wk135uwlyxi">
         <w:r>
           <w:rPr>
             <w:color w:val="EA2E00"/>
@@ -1121,7 +1121,7 @@
         </w:rPr>
         <w:t xml:space="preserve">, </w:t>
       </w:r>
-      <w:hyperlink w:history="1" r:id="rIdvxzxh-84vs7eqkftwk0wt">
+      <w:hyperlink w:history="1" r:id="rIds3jvjmh-wb6fhlnzev-jy">
         <w:r>
           <w:rPr>
             <w:color w:val="EA2E00"/>
@@ -1139,7 +1139,7 @@
         </w:rPr>
         <w:t xml:space="preserve">, </w:t>
       </w:r>
-      <w:hyperlink w:history="1" r:id="rId8mlsizqf42gjxck0ebfq1">
+      <w:hyperlink w:history="1" r:id="rIdhvvbtyt_gbfiswvfqsfzq">
         <w:r>
           <w:rPr>
             <w:color w:val="EA2E00"/>
@@ -1201,7 +1201,7 @@
       </w:r>
     </w:p>
     <w:p>
-      <w:hyperlink w:history="1" r:id="rIdps-m1dzojhlrtbmhp7ley">
+      <w:hyperlink w:history="1" r:id="rIdec5-kbi2tvc-gvranvwn-">
         <w:r>
           <w:rPr>
             <w:rStyle w:val="Hyperlink"/>
@@ -1222,7 +1222,7 @@
         </w:rPr>
         <w:t xml:space="preserve">Via </w:t>
       </w:r>
-      <w:hyperlink w:history="1" r:id="rId4elmuntddmzn8he4ehwio">
+      <w:hyperlink w:history="1" r:id="rIdkkasyigxfg6ynwyccvoou">
         <w:r>
           <w:rPr>
             <w:color w:val="EA2E00"/>
@@ -1240,7 +1240,7 @@
         </w:rPr>
         <w:t xml:space="preserve">, </w:t>
       </w:r>
-      <w:hyperlink w:history="1" r:id="rIdig50tkv0uqcpyg9sjy7y4">
+      <w:hyperlink w:history="1" r:id="rIdt0b2axifqkv_nztqtv070">
         <w:r>
           <w:rPr>
             <w:color w:val="EA2E00"/>
@@ -1258,7 +1258,7 @@
         </w:rPr>
         <w:t xml:space="preserve">, </w:t>
       </w:r>
-      <w:hyperlink w:history="1" r:id="rIdztoieekqfgmyabm4yyyxm">
+      <w:hyperlink w:history="1" r:id="rIdxqt2oxiampoyy5y1gy8b2">
         <w:r>
           <w:rPr>
             <w:color w:val="EA2E00"/>
@@ -1320,7 +1320,7 @@
       </w:r>
     </w:p>
     <w:p>
-      <w:hyperlink w:history="1" r:id="rIdiwj00ebplrykuofq7ssr0">
+      <w:hyperlink w:history="1" r:id="rIdggg2olftwl7_vm_wsz0vm">
         <w:r>
           <w:rPr>
             <w:rStyle w:val="Hyperlink"/>
@@ -1341,7 +1341,7 @@
         </w:rPr>
         <w:t xml:space="preserve">Via </w:t>
       </w:r>
-      <w:hyperlink w:history="1" r:id="rIde-soyjszd5paotl_tacmz">
+      <w:hyperlink w:history="1" r:id="rIdlpqzxsxvnn6hktizvl7ip">
         <w:r>
           <w:rPr>
             <w:color w:val="EA2E00"/>
@@ -1359,7 +1359,7 @@
         </w:rPr>
         <w:t xml:space="preserve">, </w:t>
       </w:r>
-      <w:hyperlink w:history="1" r:id="rIdtcqxkndkemfooz5o6gbpb">
+      <w:hyperlink w:history="1" r:id="rIdoezrhzdp-ig4bbrnycudz">
         <w:r>
           <w:rPr>
             <w:color w:val="EA2E00"/>
@@ -1377,7 +1377,7 @@
         </w:rPr>
         <w:t xml:space="preserve">, </w:t>
       </w:r>
-      <w:hyperlink w:history="1" r:id="rIdy6bcjcm69fmlrw8o6zpxz">
+      <w:hyperlink w:history="1" r:id="rIdeyyhhwbdrmb78wkjxzlmo">
         <w:r>
           <w:rPr>
             <w:color w:val="EA2E00"/>
@@ -1447,7 +1447,7 @@
       </w:r>
     </w:p>
     <w:p>
-      <w:hyperlink w:history="1" r:id="rIdz27i8oizytcxfvokk1jd6">
+      <w:hyperlink w:history="1" r:id="rIdp9yl7tilyueoc-vnv_zpf">
         <w:r>
           <w:rPr>
             <w:rStyle w:val="Hyperlink"/>
@@ -1468,7 +1468,7 @@
         </w:rPr>
         <w:t xml:space="preserve">Via </w:t>
       </w:r>
-      <w:hyperlink w:history="1" r:id="rIdph4ympkgetmaa1hq40bsg">
+      <w:hyperlink w:history="1" r:id="rIdfpbanjltvbifz6dwqmtun">
         <w:r>
           <w:rPr>
             <w:color w:val="EA2E00"/>
@@ -1486,7 +1486,7 @@
         </w:rPr>
         <w:t xml:space="preserve">, </w:t>
       </w:r>
-      <w:hyperlink w:history="1" r:id="rId-fchgobgikk4cq2qaeors">
+      <w:hyperlink w:history="1" r:id="rIdzb8bgbjofehfdchz2gj8l">
         <w:r>
           <w:rPr>
             <w:color w:val="EA2E00"/>
@@ -1504,7 +1504,7 @@
         </w:rPr>
         <w:t xml:space="preserve">, </w:t>
       </w:r>
-      <w:hyperlink w:history="1" r:id="rIdyosffvjrdhb3xzdqh9iaj">
+      <w:hyperlink w:history="1" r:id="rIdzcdscuto1nun5i-jkabtt">
         <w:r>
           <w:rPr>
             <w:color w:val="EA2E00"/>
@@ -1522,7 +1522,7 @@
         </w:rPr>
         <w:t xml:space="preserve">, </w:t>
       </w:r>
-      <w:hyperlink w:history="1" r:id="rIdkb2t9gwbrim3wi8pp7mwj">
+      <w:hyperlink w:history="1" r:id="rIdi43zu-vcjvrqxgt8cetic">
         <w:r>
           <w:rPr>
             <w:color w:val="EA2E00"/>
@@ -1584,7 +1584,7 @@
       </w:r>
     </w:p>
     <w:p>
-      <w:hyperlink w:history="1" r:id="rIdnc9-j5qi2rx2j33htviwd">
+      <w:hyperlink w:history="1" r:id="rIduiwno045dw1tala9ducsb">
         <w:r>
           <w:rPr>
             <w:rStyle w:val="Hyperlink"/>
@@ -1605,7 +1605,7 @@
         </w:rPr>
         <w:t xml:space="preserve">Via </w:t>
       </w:r>
-      <w:hyperlink w:history="1" r:id="rIdw5a1fvhdmxurog5i1cj9t">
+      <w:hyperlink w:history="1" r:id="rIdawdsfdcy4edr8knwo7i4i">
         <w:r>
           <w:rPr>
             <w:color w:val="EA2E00"/>
@@ -1623,7 +1623,7 @@
         </w:rPr>
         <w:t xml:space="preserve">, </w:t>
       </w:r>
-      <w:hyperlink w:history="1" r:id="rIdvluf3c_r_kaaf1nijpwag">
+      <w:hyperlink w:history="1" r:id="rIdl9nz_fjf8cbs72rrzih3b">
         <w:r>
           <w:rPr>
             <w:color w:val="EA2E00"/>
@@ -1641,7 +1641,7 @@
         </w:rPr>
         <w:t xml:space="preserve">, </w:t>
       </w:r>
-      <w:hyperlink w:history="1" r:id="rId-fjju7miljx8zgi47jxq9">
+      <w:hyperlink w:history="1" r:id="rIdvvf8gsxgx5zzbfkffmi85">
         <w:r>
           <w:rPr>
             <w:color w:val="EA2E00"/>
@@ -1703,7 +1703,7 @@
       </w:r>
     </w:p>
     <w:p>
-      <w:hyperlink w:history="1" r:id="rIdao0vm49hlvbia_xjuyf1w">
+      <w:hyperlink w:history="1" r:id="rIdxmbi6gsfenwv4q34eeit_">
         <w:r>
           <w:rPr>
             <w:rStyle w:val="Hyperlink"/>
@@ -1724,7 +1724,7 @@
         </w:rPr>
         <w:t xml:space="preserve">Via </w:t>
       </w:r>
-      <w:hyperlink w:history="1" r:id="rIdq6fcxdptoi2nx-ew74dxe">
+      <w:hyperlink w:history="1" r:id="rIdwq7ynv-spu7_2dq3d4rxd">
         <w:r>
           <w:rPr>
             <w:color w:val="EA2E00"/>
@@ -1742,7 +1742,7 @@
         </w:rPr>
         <w:t xml:space="preserve">, </w:t>
       </w:r>
-      <w:hyperlink w:history="1" r:id="rIdrxq4zkcx6xsblfgqmc6tb">
+      <w:hyperlink w:history="1" r:id="rIdzhuslgk5hfe6scuxz035d">
         <w:r>
           <w:rPr>
             <w:color w:val="EA2E00"/>
@@ -1760,7 +1760,7 @@
         </w:rPr>
         <w:t xml:space="preserve">, </w:t>
       </w:r>
-      <w:hyperlink w:history="1" r:id="rIdbz3d1dm5eakmvk-vwkhyg">
+      <w:hyperlink w:history="1" r:id="rId26pkhp_ohamttfl4m35f-">
         <w:r>
           <w:rPr>
             <w:color w:val="EA2E00"/>
@@ -1778,7 +1778,7 @@
         </w:rPr>
         <w:t xml:space="preserve">, </w:t>
       </w:r>
-      <w:hyperlink w:history="1" r:id="rId-n03puvovgh50sld60jrt">
+      <w:hyperlink w:history="1" r:id="rIdjvmy4qi4xjloq2dy25r9r">
         <w:r>
           <w:rPr>
             <w:color w:val="EA2E00"/>
@@ -1840,7 +1840,7 @@
       </w:r>
     </w:p>
     <w:p>
-      <w:hyperlink w:history="1" r:id="rIdyniahbw2whvre_casruhg">
+      <w:hyperlink w:history="1" r:id="rId66sol_e5esuw19wtc9zuo">
         <w:r>
           <w:rPr>
             <w:rStyle w:val="Hyperlink"/>
@@ -1861,7 +1861,7 @@
         </w:rPr>
         <w:t xml:space="preserve">Via </w:t>
       </w:r>
-      <w:hyperlink w:history="1" r:id="rIdg5pjanv3gqoygz8jcmyyj">
+      <w:hyperlink w:history="1" r:id="rId25sbu-gy5jsuj-ydknmkv">
         <w:r>
           <w:rPr>
             <w:color w:val="EA2E00"/>
@@ -1879,7 +1879,7 @@
         </w:rPr>
         <w:t xml:space="preserve">, </w:t>
       </w:r>
-      <w:hyperlink w:history="1" r:id="rIdmloqzmkm-yaeonpwsw66u">
+      <w:hyperlink w:history="1" r:id="rIdb8pznyy0kreytre3exlpl">
         <w:r>
           <w:rPr>
             <w:color w:val="EA2E00"/>
@@ -1897,7 +1897,7 @@
         </w:rPr>
         <w:t xml:space="preserve">, </w:t>
       </w:r>
-      <w:hyperlink w:history="1" r:id="rIdzypvjyqledyukjcdatl42">
+      <w:hyperlink w:history="1" r:id="rId823kbcgk7en5ji3reycmx">
         <w:r>
           <w:rPr>
             <w:color w:val="EA2E00"/>
@@ -1915,7 +1915,7 @@
         </w:rPr>
         <w:t xml:space="preserve">, </w:t>
       </w:r>
-      <w:hyperlink w:history="1" r:id="rIdqvw0ttwde7cypw3taqyoz">
+      <w:hyperlink w:history="1" r:id="rIdvculuupwgs0v08zrohfqj">
         <w:r>
           <w:rPr>
             <w:color w:val="EA2E00"/>
@@ -1977,7 +1977,7 @@
       </w:r>
     </w:p>
     <w:p>
-      <w:hyperlink w:history="1" r:id="rIdwopibvuodj_sxw99ql-ws">
+      <w:hyperlink w:history="1" r:id="rIdsfbzg0suuyxkttex76sfv">
         <w:r>
           <w:rPr>
             <w:rStyle w:val="Hyperlink"/>
@@ -1998,7 +1998,7 @@
         </w:rPr>
         <w:t xml:space="preserve">Via </w:t>
       </w:r>
-      <w:hyperlink w:history="1" r:id="rIdowi9xmpu0odpvkq52gqyu">
+      <w:hyperlink w:history="1" r:id="rIdeg-pqgw4bocpjxcg3tlmt">
         <w:r>
           <w:rPr>
             <w:color w:val="EA2E00"/>
@@ -2016,7 +2016,7 @@
         </w:rPr>
         <w:t xml:space="preserve">, </w:t>
       </w:r>
-      <w:hyperlink w:history="1" r:id="rIdbzuxs7p11lr1ifz-p3g7e">
+      <w:hyperlink w:history="1" r:id="rId3f2rli_isro6ksppsg2c6">
         <w:r>
           <w:rPr>
             <w:color w:val="EA2E00"/>
@@ -2034,7 +2034,7 @@
         </w:rPr>
         <w:t xml:space="preserve">, </w:t>
       </w:r>
-      <w:hyperlink w:history="1" r:id="rId_jih_e8gt81e5gy-w3ghl">
+      <w:hyperlink w:history="1" r:id="rIdndpw57brtvxbykrrevgxm">
         <w:r>
           <w:rPr>
             <w:color w:val="EA2E00"/>
@@ -2052,7 +2052,7 @@
         </w:rPr>
         <w:t xml:space="preserve">, </w:t>
       </w:r>
-      <w:hyperlink w:history="1" r:id="rId5tt-w6gyjuk272oisbqht">
+      <w:hyperlink w:history="1" r:id="rIdctka-okd0v9sirk_awaw5">
         <w:r>
           <w:rPr>
             <w:color w:val="EA2E00"/>
@@ -2070,7 +2070,7 @@
         </w:rPr>
         <w:t xml:space="preserve">, </w:t>
       </w:r>
-      <w:hyperlink w:history="1" r:id="rId7bdsrbjpbnlrms4o0epuu">
+      <w:hyperlink w:history="1" r:id="rIdwavvmwyfdj4vcxzbosl_x">
         <w:r>
           <w:rPr>
             <w:color w:val="EA2E00"/>
@@ -2132,7 +2132,7 @@
       </w:r>
     </w:p>
     <w:p>
-      <w:hyperlink w:history="1" r:id="rIdfwbqemenjljypvagc70x2">
+      <w:hyperlink w:history="1" r:id="rIdh5ghb4xrx389grjwwgfqh">
         <w:r>
           <w:rPr>
             <w:rStyle w:val="Hyperlink"/>
@@ -2153,7 +2153,7 @@
         </w:rPr>
         <w:t xml:space="preserve">Via </w:t>
       </w:r>
-      <w:hyperlink w:history="1" r:id="rIdisqggmp37ak7oyakexswg">
+      <w:hyperlink w:history="1" r:id="rIdyz38y5iad2goz7qwnefgi">
         <w:r>
           <w:rPr>
             <w:color w:val="EA2E00"/>
@@ -2171,7 +2171,7 @@
         </w:rPr>
         <w:t xml:space="preserve">, </w:t>
       </w:r>
-      <w:hyperlink w:history="1" r:id="rIdw_41sllu2sc4iqmftbmcx">
+      <w:hyperlink w:history="1" r:id="rIdvfvgv0-dmd4zhnks7zzkk">
         <w:r>
           <w:rPr>
             <w:color w:val="EA2E00"/>
@@ -2233,7 +2233,7 @@
       </w:r>
     </w:p>
     <w:p>
-      <w:hyperlink w:history="1" r:id="rIdue6esrupl3qiuwbc7tsku">
+      <w:hyperlink w:history="1" r:id="rIdxqw8hnvmydpbavwcafkxk">
         <w:r>
           <w:rPr>
             <w:rStyle w:val="Hyperlink"/>
@@ -2254,7 +2254,7 @@
         </w:rPr>
         <w:t xml:space="preserve">Via </w:t>
       </w:r>
-      <w:hyperlink w:history="1" r:id="rIdx-ddrwu541gcflq0chxrf">
+      <w:hyperlink w:history="1" r:id="rIddajvk1rcg9wc6ijlnz1eq">
         <w:r>
           <w:rPr>
             <w:color w:val="EA2E00"/>
@@ -2316,7 +2316,7 @@
       </w:r>
     </w:p>
     <w:p>
-      <w:hyperlink w:history="1" r:id="rIdtr_hjmipt_nt-ra1htl04">
+      <w:hyperlink w:history="1" r:id="rIdw3iglwxglwq2x1ryovo4l">
         <w:r>
           <w:rPr>
             <w:rStyle w:val="Hyperlink"/>
@@ -2337,7 +2337,7 @@
         </w:rPr>
         <w:t xml:space="preserve">Via </w:t>
       </w:r>
-      <w:hyperlink w:history="1" r:id="rIdjhh1h6otlc7urccjxgqcc">
+      <w:hyperlink w:history="1" r:id="rIdggiy_st1xnt2ayjgx8oxr">
         <w:r>
           <w:rPr>
             <w:color w:val="EA2E00"/>
@@ -2355,7 +2355,7 @@
         </w:rPr>
         <w:t xml:space="preserve">, </w:t>
       </w:r>
-      <w:hyperlink w:history="1" r:id="rIdbtwau787oyibdskkr6sat">
+      <w:hyperlink w:history="1" r:id="rIdeqrid1kkxk0jsm7alowbd">
         <w:r>
           <w:rPr>
             <w:color w:val="EA2E00"/>
@@ -2417,7 +2417,7 @@
       </w:r>
     </w:p>
     <w:p>
-      <w:hyperlink w:history="1" r:id="rIdlze9u-_65qy6vaenhhqsn">
+      <w:hyperlink w:history="1" r:id="rIdcn0_er8g3msl_nikcn78y">
         <w:r>
           <w:rPr>
             <w:rStyle w:val="Hyperlink"/>
@@ -2438,7 +2438,7 @@
         </w:rPr>
         <w:t xml:space="preserve">Via </w:t>
       </w:r>
-      <w:hyperlink w:history="1" r:id="rIdenmfvshoyb-xgasvh8yqq">
+      <w:hyperlink w:history="1" r:id="rIdptqqh4shyjahclj2aeuks">
         <w:r>
           <w:rPr>
             <w:color w:val="EA2E00"/>
@@ -2456,7 +2456,7 @@
         </w:rPr>
         <w:t xml:space="preserve">, </w:t>
       </w:r>
-      <w:hyperlink w:history="1" r:id="rIdvfibjck4zlqagtaqcylgo">
+      <w:hyperlink w:history="1" r:id="rIdqg6opkeotyggt2pekmyys">
         <w:r>
           <w:rPr>
             <w:color w:val="EA2E00"/>
@@ -2474,7 +2474,7 @@
         </w:rPr>
         <w:t xml:space="preserve">, </w:t>
       </w:r>
-      <w:hyperlink w:history="1" r:id="rId5pkicaodhjzbrfoir6gij">
+      <w:hyperlink w:history="1" r:id="rIdrivgqfjz9md-_pd3nogcv">
         <w:r>
           <w:rPr>
             <w:color w:val="EA2E00"/>
@@ -2525,7 +2525,7 @@
         </w:rPr>
         <w:t xml:space="preserve">Via </w:t>
       </w:r>
-      <w:hyperlink w:history="1" r:id="rIdbthit-yp8gjm04so_woik">
+      <w:hyperlink w:history="1" r:id="rIduxa4vqevgu8e7wdb73wmg">
         <w:r>
           <w:rPr>
             <w:color w:val="EA2E00"/>
@@ -2543,7 +2543,7 @@
         </w:rPr>
         <w:t xml:space="preserve">, </w:t>
       </w:r>
-      <w:hyperlink w:history="1" r:id="rIdmjxkb9oeq6nehfjvkoprl">
+      <w:hyperlink w:history="1" r:id="rId1b-xtaclwberau07b-xkc">
         <w:r>
           <w:rPr>
             <w:color w:val="EA2E00"/>
@@ -2561,7 +2561,7 @@
         </w:rPr>
         <w:t xml:space="preserve">, </w:t>
       </w:r>
-      <w:hyperlink w:history="1" r:id="rIdjmucdf5gjafvafftewax2">
+      <w:hyperlink w:history="1" r:id="rId60hhdf_8jauqm6i1qtdso">
         <w:r>
           <w:rPr>
             <w:color w:val="EA2E00"/>
@@ -2579,7 +2579,7 @@
         </w:rPr>
         <w:t xml:space="preserve">, </w:t>
       </w:r>
-      <w:hyperlink w:history="1" r:id="rIda4nn-xb7mq1t53zs0lqzk">
+      <w:hyperlink w:history="1" r:id="rId65atwiz8ihnrn4hsroyop">
         <w:r>
           <w:rPr>
             <w:color w:val="EA2E00"/>
@@ -2622,7 +2622,7 @@
         </w:rPr>
         <w:t xml:space="preserve">Via </w:t>
       </w:r>
-      <w:hyperlink w:history="1" r:id="rIdzll9pkcr42hpqqx4qkk8e">
+      <w:hyperlink w:history="1" r:id="rIdndgnkjylz10md7bpy_mfw">
         <w:r>
           <w:rPr>
             <w:color w:val="EA2E00"/>
@@ -2640,7 +2640,7 @@
         </w:rPr>
         <w:t xml:space="preserve">, </w:t>
       </w:r>
-      <w:hyperlink w:history="1" r:id="rIdc1qem2c0cv6oyabi8fmdi">
+      <w:hyperlink w:history="1" r:id="rIdvboue6zpypfcshwycq1jh">
         <w:r>
           <w:rPr>
             <w:color w:val="EA2E00"/>
@@ -2683,7 +2683,7 @@
         </w:rPr>
         <w:t xml:space="preserve">Via </w:t>
       </w:r>
-      <w:hyperlink w:history="1" r:id="rIdt366nhqgi5x_en-tixi4d">
+      <w:hyperlink w:history="1" r:id="rIdv0wgfthyhsonttwq3nkvr">
         <w:r>
           <w:rPr>
             <w:color w:val="EA2E00"/>
@@ -2701,7 +2701,7 @@
         </w:rPr>
         <w:t xml:space="preserve">, </w:t>
       </w:r>
-      <w:hyperlink w:history="1" r:id="rIdiqx4irqrgafmx6zxqufwk">
+      <w:hyperlink w:history="1" r:id="rIdvxn8nc_vcpp1ace2g8uza">
         <w:r>
           <w:rPr>
             <w:color w:val="EA2E00"/>
@@ -2744,7 +2744,7 @@
         </w:rPr>
         <w:t xml:space="preserve">Via </w:t>
       </w:r>
-      <w:hyperlink w:history="1" r:id="rIdpqqnmp2mmx0eumx1xgrba">
+      <w:hyperlink w:history="1" r:id="rIdcdocxf5ogrrfd7kee7dft">
         <w:r>
           <w:rPr>
             <w:color w:val="EA2E00"/>
@@ -2762,7 +2762,7 @@
         </w:rPr>
         <w:t xml:space="preserve">, </w:t>
       </w:r>
-      <w:hyperlink w:history="1" r:id="rIdgfivd4ok9vxjcjdhra8ay">
+      <w:hyperlink w:history="1" r:id="rIdzegnsxf3qd5madugjwhox">
         <w:r>
           <w:rPr>
             <w:color w:val="EA2E00"/>
@@ -2780,7 +2780,7 @@
         </w:rPr>
         <w:t xml:space="preserve">, </w:t>
       </w:r>
-      <w:hyperlink w:history="1" r:id="rIdrehsa5yw-rewml-3mg0ot">
+      <w:hyperlink w:history="1" r:id="rIdvp6gbhaxwdoobcfwg2fdh">
         <w:r>
           <w:rPr>
             <w:color w:val="EA2E00"/>
@@ -2798,7 +2798,7 @@
         </w:rPr>
         <w:t xml:space="preserve">, </w:t>
       </w:r>
-      <w:hyperlink w:history="1" r:id="rIdzoi87ve24_vu5i5dk4hy1">
+      <w:hyperlink w:history="1" r:id="rId0_xxb95ssvw4pvtjh4el0">
         <w:r>
           <w:rPr>
             <w:color w:val="EA2E00"/>
@@ -2841,7 +2841,7 @@
         </w:rPr>
         <w:t xml:space="preserve">Via </w:t>
       </w:r>
-      <w:hyperlink w:history="1" r:id="rIdyug_jvhjzmkg54qrbjyub">
+      <w:hyperlink w:history="1" r:id="rIdd0iwe9svs5lgcwqybe6-a">
         <w:r>
           <w:rPr>
             <w:color w:val="EA2E00"/>
@@ -2859,7 +2859,7 @@
         </w:rPr>
         <w:t xml:space="preserve">, </w:t>
       </w:r>
-      <w:hyperlink w:history="1" r:id="rIdfweeesy8slruqqhf05cxd">
+      <w:hyperlink w:history="1" r:id="rIdh2fundpiz-tmhvn7tqrdz">
         <w:r>
           <w:rPr>
             <w:color w:val="EA2E00"/>
@@ -2877,7 +2877,7 @@
         </w:rPr>
         <w:t xml:space="preserve">, </w:t>
       </w:r>
-      <w:hyperlink w:history="1" r:id="rIdlplt8scjgkvggh8otlfh4">
+      <w:hyperlink w:history="1" r:id="rId5bgoq8zfc3vq0jcm4uiwq">
         <w:r>
           <w:rPr>
             <w:color w:val="EA2E00"/>
@@ -2895,7 +2895,7 @@
         </w:rPr>
         <w:t xml:space="preserve">, </w:t>
       </w:r>
-      <w:hyperlink w:history="1" r:id="rIdorqnk8o_ug6hiw75tvoky">
+      <w:hyperlink w:history="1" r:id="rIdahgnce7ibqjumcxbkvh21">
         <w:r>
           <w:rPr>
             <w:color w:val="EA2E00"/>
@@ -2971,7 +2971,7 @@
         </w:rPr>
         <w:t xml:space="preserve">Via </w:t>
       </w:r>
-      <w:hyperlink w:history="1" r:id="rIdumuematvuv8nrepdeslid">
+      <w:hyperlink w:history="1" r:id="rIdirkb936t3g1w7ugvjehpb">
         <w:r>
           <w:rPr>
             <w:color w:val="EA2E00"/>
@@ -2989,7 +2989,7 @@
         </w:rPr>
         <w:t xml:space="preserve">, </w:t>
       </w:r>
-      <w:hyperlink w:history="1" r:id="rIdoyqf3k5muns6b08vxztic">
+      <w:hyperlink w:history="1" r:id="rIdqmpmjjugrbkpkwx3qwtzo">
         <w:r>
           <w:rPr>
             <w:color w:val="EA2E00"/>
@@ -3071,7 +3071,7 @@
             </w:r>
           </w:p>
           <w:p>
-            <w:hyperlink w:history="1" r:id="rIdendxafcfrv9idnn5ozsdp">
+            <w:hyperlink w:history="1" r:id="rIdszydhvg_0ys4w41h87wws">
               <w:r>
                 <w:rPr>
                   <w:rStyle w:val="Hyperlink"/>
@@ -6645,7 +6645,7 @@
         </w:rPr>
         <w:t xml:space="preserve">Via </w:t>
       </w:r>
-      <w:hyperlink w:history="1" r:id="rIdrrob6fhzjtedxihhfaict">
+      <w:hyperlink w:history="1" r:id="rIdgfngeesrmq8ir0jwqvkny">
         <w:r>
           <w:rPr>
             <w:color w:val="EA2E00"/>
@@ -6663,7 +6663,7 @@
         </w:rPr>
         <w:t xml:space="preserve">, </w:t>
       </w:r>
-      <w:hyperlink w:history="1" r:id="rIdlm88d7abjeqlsopx41kx7">
+      <w:hyperlink w:history="1" r:id="rId1c9p03s3qyegjalgs_466">
         <w:r>
           <w:rPr>
             <w:color w:val="EA2E00"/>
@@ -6681,7 +6681,7 @@
         </w:rPr>
         <w:t xml:space="preserve">, </w:t>
       </w:r>
-      <w:hyperlink w:history="1" r:id="rIdw4-owanlq82fyo2jh4ela">
+      <w:hyperlink w:history="1" r:id="rId8wdkljh6rcbxn0jdmbw4-">
         <w:r>
           <w:rPr>
             <w:color w:val="EA2E00"/>
@@ -6699,7 +6699,7 @@
         </w:rPr>
         <w:t xml:space="preserve">, </w:t>
       </w:r>
-      <w:hyperlink w:history="1" r:id="rIdldqc7q8upb78lt1hlctcu">
+      <w:hyperlink w:history="1" r:id="rIdfiz2zb-cv5pggsdz1tv9v">
         <w:r>
           <w:rPr>
             <w:color w:val="EA2E00"/>
@@ -6770,7 +6770,7 @@
         </w:rPr>
         <w:t xml:space="preserve">Via </w:t>
       </w:r>
-      <w:hyperlink w:history="1" r:id="rIdztdznioxcf9q_g9dzveym">
+      <w:hyperlink w:history="1" r:id="rId3nxdzfnorrckbkickf-cw">
         <w:r>
           <w:rPr>
             <w:color w:val="EA2E00"/>
@@ -6788,7 +6788,7 @@
         </w:rPr>
         <w:t xml:space="preserve">, </w:t>
       </w:r>
-      <w:hyperlink w:history="1" r:id="rId9w-dqo5nizbivu5gskkzj">
+      <w:hyperlink w:history="1" r:id="rIdd1msf174bapx8hoxrrdfr">
         <w:r>
           <w:rPr>
             <w:color w:val="EA2E00"/>
@@ -6806,7 +6806,7 @@
         </w:rPr>
         <w:t xml:space="preserve">, </w:t>
       </w:r>
-      <w:hyperlink w:history="1" r:id="rIdlnrcwkck6ir51rmcjvaw2">
+      <w:hyperlink w:history="1" r:id="rIdsg9os92zfmqz7pxfl3q5f">
         <w:r>
           <w:rPr>
             <w:color w:val="EA2E00"/>
@@ -6824,7 +6824,7 @@
         </w:rPr>
         <w:t xml:space="preserve">, </w:t>
       </w:r>
-      <w:hyperlink w:history="1" r:id="rIdbocum6vhmbl8txsm3_vau">
+      <w:hyperlink w:history="1" r:id="rIdwc1oog05xpofnva1ulq3w">
         <w:r>
           <w:rPr>
             <w:color w:val="EA2E00"/>
@@ -6882,7 +6882,7 @@
         </w:rPr>
         <w:t xml:space="preserve">Via </w:t>
       </w:r>
-      <w:hyperlink w:history="1" r:id="rIduqphsv5_aawsjk2r1rqaq">
+      <w:hyperlink w:history="1" r:id="rIddv5zkxwkr5bvaekivcmyq">
         <w:r>
           <w:rPr>
             <w:color w:val="EA2E00"/>
@@ -6900,7 +6900,7 @@
         </w:rPr>
         <w:t xml:space="preserve">, </w:t>
       </w:r>
-      <w:hyperlink w:history="1" r:id="rIdscbq7juag34viokz-pbge">
+      <w:hyperlink w:history="1" r:id="rIdt6_hyvkj2jrpubsgcx_ce">
         <w:r>
           <w:rPr>
             <w:color w:val="EA2E00"/>
@@ -6918,7 +6918,7 @@
         </w:rPr>
         <w:t xml:space="preserve">, </w:t>
       </w:r>
-      <w:hyperlink w:history="1" r:id="rIdv_lyrgusei-u-y55p0mg1">
+      <w:hyperlink w:history="1" r:id="rIdf6-t3oqfwora_2mcwv2yz">
         <w:r>
           <w:rPr>
             <w:color w:val="EA2E00"/>
@@ -6936,7 +6936,7 @@
         </w:rPr>
         <w:t xml:space="preserve">, </w:t>
       </w:r>
-      <w:hyperlink w:history="1" r:id="rIddpucfxjsw6cigmsv3k_k0">
+      <w:hyperlink w:history="1" r:id="rIdtu3l9zsoyzjvn_nx8mswp">
         <w:r>
           <w:rPr>
             <w:color w:val="EA2E00"/>
@@ -6954,7 +6954,7 @@
         </w:rPr>
         <w:t xml:space="preserve">, </w:t>
       </w:r>
-      <w:hyperlink w:history="1" r:id="rIddmdil6nxgiszbtslz3l92">
+      <w:hyperlink w:history="1" r:id="rIdinq9oag_xs6f_b_nh5neu">
         <w:r>
           <w:rPr>
             <w:color w:val="EA2E00"/>
@@ -7025,7 +7025,7 @@
         </w:rPr>
         <w:t xml:space="preserve">Via </w:t>
       </w:r>
-      <w:hyperlink w:history="1" r:id="rIdwrsoixj84tuq0fwhkb4ce">
+      <w:hyperlink w:history="1" r:id="rIdviv8ib9xp9-uro8jifvag">
         <w:r>
           <w:rPr>
             <w:color w:val="EA2E00"/>
@@ -7096,7 +7096,7 @@
         </w:rPr>
         <w:t xml:space="preserve">Via </w:t>
       </w:r>
-      <w:hyperlink w:history="1" r:id="rIdzivbdtrlq8jqy_gczox-w">
+      <w:hyperlink w:history="1" r:id="rId4hi4kavvl7tbgnxtcniq_">
         <w:r>
           <w:rPr>
             <w:color w:val="EA2E00"/>
@@ -7114,7 +7114,7 @@
         </w:rPr>
         <w:t xml:space="preserve">, </w:t>
       </w:r>
-      <w:hyperlink w:history="1" r:id="rIdtqntumy3d6mllclkazum4">
+      <w:hyperlink w:history="1" r:id="rIdvvnjp5caoopsjmbkvqd5v">
         <w:r>
           <w:rPr>
             <w:color w:val="EA2E00"/>
@@ -7172,7 +7172,7 @@
         </w:rPr>
         <w:t xml:space="preserve">Via </w:t>
       </w:r>
-      <w:hyperlink w:history="1" r:id="rIdktiqqxct_atcxvrrisc3s">
+      <w:hyperlink w:history="1" r:id="rIdumuwse_ihhy48qeobykr-">
         <w:r>
           <w:rPr>
             <w:color w:val="EA2E00"/>
@@ -7190,7 +7190,7 @@
         </w:rPr>
         <w:t xml:space="preserve">, </w:t>
       </w:r>
-      <w:hyperlink w:history="1" r:id="rIdjqtqktu4mle0y-h0evkpm">
+      <w:hyperlink w:history="1" r:id="rIdas7n0p2umvinpfgvtecof">
         <w:r>
           <w:rPr>
             <w:color w:val="EA2E00"/>
@@ -7208,7 +7208,7 @@
         </w:rPr>
         <w:t xml:space="preserve">, </w:t>
       </w:r>
-      <w:hyperlink w:history="1" r:id="rId1vnxu-xek6cbfmsgz1isb">
+      <w:hyperlink w:history="1" r:id="rIdz_7ti4bs8_vqbxvski-t_">
         <w:r>
           <w:rPr>
             <w:color w:val="EA2E00"/>
@@ -7226,7 +7226,7 @@
         </w:rPr>
         <w:t xml:space="preserve">, </w:t>
       </w:r>
-      <w:hyperlink w:history="1" r:id="rIdwfdzjuwbfczeypa27fsnl">
+      <w:hyperlink w:history="1" r:id="rIdumusxn0mxrsg_h1ofbhd1">
         <w:r>
           <w:rPr>
             <w:color w:val="EA2E00"/>
@@ -7244,7 +7244,7 @@
         </w:rPr>
         <w:t xml:space="preserve">, </w:t>
       </w:r>
-      <w:hyperlink w:history="1" r:id="rIdoheyug_hlzqj2yy4hv5cv">
+      <w:hyperlink w:history="1" r:id="rIdb0l6oqtbdzvewrpcdh72y">
         <w:r>
           <w:rPr>
             <w:color w:val="EA2E00"/>
@@ -7302,7 +7302,7 @@
         </w:rPr>
         <w:t xml:space="preserve">Via </w:t>
       </w:r>
-      <w:hyperlink w:history="1" r:id="rIdkxbvqvqn1xgogytmeokwi">
+      <w:hyperlink w:history="1" r:id="rId-ynzdnqogyipadsuccmre">
         <w:r>
           <w:rPr>
             <w:color w:val="EA2E00"/>
@@ -7320,7 +7320,7 @@
         </w:rPr>
         <w:t xml:space="preserve">, </w:t>
       </w:r>
-      <w:hyperlink w:history="1" r:id="rIdr0wv6o9ja6nkdg2xukoos">
+      <w:hyperlink w:history="1" r:id="rIdwjo3mgcwhwwdzqrxzx5ce">
         <w:r>
           <w:rPr>
             <w:color w:val="EA2E00"/>
@@ -7338,7 +7338,7 @@
         </w:rPr>
         <w:t xml:space="preserve">, </w:t>
       </w:r>
-      <w:hyperlink w:history="1" r:id="rIdyteswkbsn5waz_zkxnpzf">
+      <w:hyperlink w:history="1" r:id="rId343wgr4ila_xduvnz3-4-">
         <w:r>
           <w:rPr>
             <w:color w:val="EA2E00"/>
@@ -7356,7 +7356,7 @@
         </w:rPr>
         <w:t xml:space="preserve">, </w:t>
       </w:r>
-      <w:hyperlink w:history="1" r:id="rIdmguqxpzgk0dnodvchyzzr">
+      <w:hyperlink w:history="1" r:id="rIdqsb8axfutq74dtxinsw-s">
         <w:r>
           <w:rPr>
             <w:color w:val="EA2E00"/>
@@ -7420,7 +7420,7 @@
             </w:r>
           </w:p>
           <w:p>
-            <w:hyperlink w:history="1" r:id="rIdq6rdz7igj6pahigeu5txu">
+            <w:hyperlink w:history="1" r:id="rIdmbwkjnietonx8kxtssbro">
               <w:r>
                 <w:rPr>
                   <w:rStyle w:val="Hyperlink"/>
@@ -7472,7 +7472,7 @@
         </w:rPr>
         <w:t xml:space="preserve">Via </w:t>
       </w:r>
-      <w:hyperlink w:history="1" r:id="rIdkp2-5e4ldkerpylj0is3f">
+      <w:hyperlink w:history="1" r:id="rIdpvh6-m182r7qpmlo2nwn1">
         <w:r>
           <w:rPr>
             <w:color w:val="EA2E00"/>
@@ -7490,7 +7490,7 @@
         </w:rPr>
         <w:t xml:space="preserve">, </w:t>
       </w:r>
-      <w:hyperlink w:history="1" r:id="rId05vj3ppjbgmq3qiahmgtk">
+      <w:hyperlink w:history="1" r:id="rIdu2gbzlsoycrf9tpz4lrr9">
         <w:r>
           <w:rPr>
             <w:color w:val="EA2E00"/>
@@ -7533,7 +7533,7 @@
         </w:rPr>
         <w:t xml:space="preserve">Via </w:t>
       </w:r>
-      <w:hyperlink w:history="1" r:id="rIdfuv0mtfe7lyyxne8_bop0">
+      <w:hyperlink w:history="1" r:id="rIdck7h_lutxcx1c9bumeq2-">
         <w:r>
           <w:rPr>
             <w:color w:val="EA2E00"/>
@@ -7551,7 +7551,7 @@
         </w:rPr>
         <w:t xml:space="preserve">, </w:t>
       </w:r>
-      <w:hyperlink w:history="1" r:id="rIdpsna4cvwqnpfwxpf9fcgs">
+      <w:hyperlink w:history="1" r:id="rIdvvyg8vfw40xoatufq_usa">
         <w:r>
           <w:rPr>
             <w:color w:val="EA2E00"/>
@@ -7569,7 +7569,7 @@
         </w:rPr>
         <w:t xml:space="preserve">, </w:t>
       </w:r>
-      <w:hyperlink w:history="1" r:id="rIdw4j-xzvmueip0jnthjzry">
+      <w:hyperlink w:history="1" r:id="rIdpktiyoqcid10uhj653m23">
         <w:r>
           <w:rPr>
             <w:color w:val="EA2E00"/>
@@ -7612,7 +7612,7 @@
         </w:rPr>
         <w:t xml:space="preserve">Via </w:t>
       </w:r>
-      <w:hyperlink w:history="1" r:id="rId0yvk1ptcoy4005sa7slnl">
+      <w:hyperlink w:history="1" r:id="rIddoksjuej4donedopwz5ur">
         <w:r>
           <w:rPr>
             <w:color w:val="EA2E00"/>
@@ -7655,7 +7655,7 @@
         </w:rPr>
         <w:t xml:space="preserve">Via </w:t>
       </w:r>
-      <w:hyperlink w:history="1" r:id="rIdi4kszfctld9zc6oeg6nf4">
+      <w:hyperlink w:history="1" r:id="rIdcor2dfvejjb3fbqmvh_j0">
         <w:r>
           <w:rPr>
             <w:color w:val="EA2E00"/>
@@ -7673,7 +7673,7 @@
         </w:rPr>
         <w:t xml:space="preserve">, </w:t>
       </w:r>
-      <w:hyperlink w:history="1" r:id="rId5njlnq1gsjkbqhebmygqg">
+      <w:hyperlink w:history="1" r:id="rIde2ygctlim3egz97i-is1t">
         <w:r>
           <w:rPr>
             <w:color w:val="EA2E00"/>
@@ -7716,7 +7716,7 @@
         </w:rPr>
         <w:t xml:space="preserve">Via </w:t>
       </w:r>
-      <w:hyperlink w:history="1" r:id="rIdp_ldytj_ldnw38ahl5ail">
+      <w:hyperlink w:history="1" r:id="rIdqqwhpzaa7jk1kiprybrns">
         <w:r>
           <w:rPr>
             <w:color w:val="EA2E00"/>
@@ -7759,7 +7759,7 @@
         </w:rPr>
         <w:t xml:space="preserve">Via </w:t>
       </w:r>
-      <w:hyperlink w:history="1" r:id="rIds5f_ai-gm1v8wq6gfw3rk">
+      <w:hyperlink w:history="1" r:id="rId0w9crazz1j5hdnjo-4f1k">
         <w:r>
           <w:rPr>
             <w:color w:val="EA2E00"/>
@@ -7777,7 +7777,7 @@
         </w:rPr>
         <w:t xml:space="preserve">, </w:t>
       </w:r>
-      <w:hyperlink w:history="1" r:id="rIdnl-mzsd5smllvkjrclwqg">
+      <w:hyperlink w:history="1" r:id="rId4dyl_d3sp8mmzfn_luqbd">
         <w:r>
           <w:rPr>
             <w:color w:val="EA2E00"/>
@@ -7795,7 +7795,7 @@
         </w:rPr>
         <w:t xml:space="preserve">, </w:t>
       </w:r>
-      <w:hyperlink w:history="1" r:id="rId2d14drgkbkddklzun7buy">
+      <w:hyperlink w:history="1" r:id="rIdpbslvmkslk3alky_ktdiy">
         <w:r>
           <w:rPr>
             <w:color w:val="EA2E00"/>
@@ -7813,7 +7813,7 @@
         </w:rPr>
         <w:t xml:space="preserve">, </w:t>
       </w:r>
-      <w:hyperlink w:history="1" r:id="rIdmmbg7kkgobdq31jtr3kvp">
+      <w:hyperlink w:history="1" r:id="rIdwzdjbuhiw-1bfq87yfiei">
         <w:r>
           <w:rPr>
             <w:color w:val="EA2E00"/>
@@ -7934,7 +7934,7 @@
         </w:rPr>
         <w:t xml:space="preserve">Via </w:t>
       </w:r>
-      <w:hyperlink w:history="1" r:id="rIda4_267dntxjphdpk7nltz">
+      <w:hyperlink w:history="1" r:id="rIdibnxyqfyddmhr3qpom0j6">
         <w:r>
           <w:rPr>
             <w:color w:val="EA2E00"/>
@@ -7952,7 +7952,7 @@
         </w:rPr>
         <w:t xml:space="preserve">, </w:t>
       </w:r>
-      <w:hyperlink w:history="1" r:id="rIdm46lwvql4scxlv0v0f4vc">
+      <w:hyperlink w:history="1" r:id="rIdv1icamaum_9hzuscrk1zm">
         <w:r>
           <w:rPr>
             <w:color w:val="EA2E00"/>
@@ -7970,7 +7970,7 @@
         </w:rPr>
         <w:t xml:space="preserve">, </w:t>
       </w:r>
-      <w:hyperlink w:history="1" r:id="rIdfnzhvazecnd0ysxfzwql0">
+      <w:hyperlink w:history="1" r:id="rIdl2yxdrrjxjp9qgrqcipy-">
         <w:r>
           <w:rPr>
             <w:color w:val="EA2E00"/>
@@ -7988,7 +7988,7 @@
         </w:rPr>
         <w:t xml:space="preserve">, </w:t>
       </w:r>
-      <w:hyperlink w:history="1" r:id="rId0-w1ghuidejntul97xkru">
+      <w:hyperlink w:history="1" r:id="rIdjxpb6yx9xzkdpk0avtmvg">
         <w:r>
           <w:rPr>
             <w:color w:val="EA2E00"/>
@@ -8006,7 +8006,7 @@
         </w:rPr>
         <w:t xml:space="preserve">, </w:t>
       </w:r>
-      <w:hyperlink w:history="1" r:id="rIdqu4daaiase7n8u6ymj57g">
+      <w:hyperlink w:history="1" r:id="rIdet2te-kcr0o2n2su5hpho">
         <w:r>
           <w:rPr>
             <w:color w:val="EA2E00"/>
@@ -8024,7 +8024,7 @@
         </w:rPr>
         <w:t xml:space="preserve">, </w:t>
       </w:r>
-      <w:hyperlink w:history="1" r:id="rIdm36wysqwfe1qzh3tq8kd5">
+      <w:hyperlink w:history="1" r:id="rIdyg5edodmvknqw6zko7ir7">
         <w:r>
           <w:rPr>
             <w:color w:val="EA2E00"/>
@@ -8108,7 +8108,7 @@
         </w:rPr>
         <w:t xml:space="preserve">Via </w:t>
       </w:r>
-      <w:hyperlink w:history="1" r:id="rIdrrijhpwpxxwoj38jiyutv">
+      <w:hyperlink w:history="1" r:id="rIdemou07qd_f3mnunyxtbwf">
         <w:r>
           <w:rPr>
             <w:color w:val="EA2E00"/>
@@ -8126,7 +8126,7 @@
         </w:rPr>
         <w:t xml:space="preserve">, </w:t>
       </w:r>
-      <w:hyperlink w:history="1" r:id="rIds7yiveue6ch0wngdunf1v">
+      <w:hyperlink w:history="1" r:id="rIdtvbjcfipd23w8cbfmr7jc">
         <w:r>
           <w:rPr>
             <w:color w:val="EA2E00"/>
@@ -8144,7 +8144,7 @@
         </w:rPr>
         <w:t xml:space="preserve">, </w:t>
       </w:r>
-      <w:hyperlink w:history="1" r:id="rId3jyitwdbbz_y7hr0j9k3h">
+      <w:hyperlink w:history="1" r:id="rIdqxpl7wa16cg-20skydv7c">
         <w:r>
           <w:rPr>
             <w:color w:val="EA2E00"/>
@@ -8162,7 +8162,7 @@
         </w:rPr>
         <w:t xml:space="preserve">, </w:t>
       </w:r>
-      <w:hyperlink w:history="1" r:id="rIdvaabz2lnimwjtg0yv6ydu">
+      <w:hyperlink w:history="1" r:id="rIdagmj2xtcjfkmelgpuwe5s">
         <w:r>
           <w:rPr>
             <w:color w:val="EA2E00"/>
@@ -8180,7 +8180,7 @@
         </w:rPr>
         <w:t xml:space="preserve">, </w:t>
       </w:r>
-      <w:hyperlink w:history="1" r:id="rIdm735eb_ezx4yhczkciugw">
+      <w:hyperlink w:history="1" r:id="rIdrcmgoniabpfjeeersngjs">
         <w:r>
           <w:rPr>
             <w:color w:val="EA2E00"/>
@@ -8264,7 +8264,7 @@
         </w:rPr>
         <w:t xml:space="preserve">Via </w:t>
       </w:r>
-      <w:hyperlink w:history="1" r:id="rIdhmcn_9l7ugz8zx6oottfu">
+      <w:hyperlink w:history="1" r:id="rIdxv6b-up5xirovdhnc1jft">
         <w:r>
           <w:rPr>
             <w:color w:val="EA2E00"/>
@@ -8282,7 +8282,7 @@
         </w:rPr>
         <w:t xml:space="preserve">, </w:t>
       </w:r>
-      <w:hyperlink w:history="1" r:id="rIdardnw_ibuvnvv_rzr6ltp">
+      <w:hyperlink w:history="1" r:id="rIdkibzda_i_fclc-tcqsonx">
         <w:r>
           <w:rPr>
             <w:color w:val="EA2E00"/>
@@ -8300,7 +8300,7 @@
         </w:rPr>
         <w:t xml:space="preserve">, </w:t>
       </w:r>
-      <w:hyperlink w:history="1" r:id="rIdous0hij-vfnkt3yneeagh">
+      <w:hyperlink w:history="1" r:id="rId5jb6ym9vqe8fypeljcmw9">
         <w:r>
           <w:rPr>
             <w:color w:val="EA2E00"/>
@@ -8318,7 +8318,7 @@
         </w:rPr>
         <w:t xml:space="preserve">, </w:t>
       </w:r>
-      <w:hyperlink w:history="1" r:id="rIdp1my7enkehavayaaimdke">
+      <w:hyperlink w:history="1" r:id="rIdeupldgl1ros56mbswffz0">
         <w:r>
           <w:rPr>
             <w:color w:val="EA2E00"/>
@@ -8336,7 +8336,7 @@
         </w:rPr>
         <w:t xml:space="preserve">, </w:t>
       </w:r>
-      <w:hyperlink w:history="1" r:id="rIdmxszmjxo7vrzdokmjryxy">
+      <w:hyperlink w:history="1" r:id="rIdxxvef4vharkxbgzs62sd-">
         <w:r>
           <w:rPr>
             <w:color w:val="EA2E00"/>
@@ -8420,7 +8420,7 @@
         </w:rPr>
         <w:t xml:space="preserve">Via </w:t>
       </w:r>
-      <w:hyperlink w:history="1" r:id="rIdnmhnh56itbboewxfj_tg6">
+      <w:hyperlink w:history="1" r:id="rIdziod8s5zbuwbrel7a5llk">
         <w:r>
           <w:rPr>
             <w:color w:val="EA2E00"/>
@@ -8438,7 +8438,7 @@
         </w:rPr>
         <w:t xml:space="preserve">, </w:t>
       </w:r>
-      <w:hyperlink w:history="1" r:id="rIdjmo6cwez478jvl9zin3bw">
+      <w:hyperlink w:history="1" r:id="rIdwcfdlqgqostwqqgu4_rm0">
         <w:r>
           <w:rPr>
             <w:color w:val="EA2E00"/>
@@ -8456,7 +8456,7 @@
         </w:rPr>
         <w:t xml:space="preserve">, </w:t>
       </w:r>
-      <w:hyperlink w:history="1" r:id="rIdtcn0swx1gtcsx7n7a2hf-">
+      <w:hyperlink w:history="1" r:id="rIdzqhzealn5nz_g1xxrsla5">
         <w:r>
           <w:rPr>
             <w:color w:val="EA2E00"/>
@@ -8474,7 +8474,7 @@
         </w:rPr>
         <w:t xml:space="preserve">, </w:t>
       </w:r>
-      <w:hyperlink w:history="1" r:id="rIdadsacuyqupktujz1pacgb">
+      <w:hyperlink w:history="1" r:id="rIdduo1jle6sijyu4g3j9qpk">
         <w:r>
           <w:rPr>
             <w:color w:val="EA2E00"/>
@@ -8558,7 +8558,7 @@
         </w:rPr>
         <w:t xml:space="preserve">Via </w:t>
       </w:r>
-      <w:hyperlink w:history="1" r:id="rIdhbk138vwlbbdnlwt8ffq3">
+      <w:hyperlink w:history="1" r:id="rIdill026h5rsx52lnqvn0r0">
         <w:r>
           <w:rPr>
             <w:color w:val="EA2E00"/>
@@ -8576,7 +8576,7 @@
         </w:rPr>
         <w:t xml:space="preserve">, </w:t>
       </w:r>
-      <w:hyperlink w:history="1" r:id="rIdkoungwjnedxfmvtu50nzx">
+      <w:hyperlink w:history="1" r:id="rIduz7bf1um30kfada1viv1h">
         <w:r>
           <w:rPr>
             <w:color w:val="EA2E00"/>
@@ -8594,7 +8594,7 @@
         </w:rPr>
         <w:t xml:space="preserve">, </w:t>
       </w:r>
-      <w:hyperlink w:history="1" r:id="rId9-r_mgm077xvq3e6awue1">
+      <w:hyperlink w:history="1" r:id="rIdbvtsvsagp5yclktc7zmu5">
         <w:r>
           <w:rPr>
             <w:color w:val="EA2E00"/>
@@ -8612,7 +8612,7 @@
         </w:rPr>
         <w:t xml:space="preserve">, </w:t>
       </w:r>
-      <w:hyperlink w:history="1" r:id="rId_ecevadmecvfp_wspezfj">
+      <w:hyperlink w:history="1" r:id="rIdraew_how0vacc7gqasrx3">
         <w:r>
           <w:rPr>
             <w:color w:val="EA2E00"/>
@@ -8630,7 +8630,7 @@
         </w:rPr>
         <w:t xml:space="preserve">, </w:t>
       </w:r>
-      <w:hyperlink w:history="1" r:id="rIdxswwd9flneztpjdetqtmv">
+      <w:hyperlink w:history="1" r:id="rIdpr0zqtftquw_0r0as0lfr">
         <w:r>
           <w:rPr>
             <w:color w:val="EA2E00"/>
@@ -8714,7 +8714,7 @@
         </w:rPr>
         <w:t xml:space="preserve">Via </w:t>
       </w:r>
-      <w:hyperlink w:history="1" r:id="rId1qu8lnzf3tmefa6qnyhl0">
+      <w:hyperlink w:history="1" r:id="rIdfuem7f8yun7mbljemz7nq">
         <w:r>
           <w:rPr>
             <w:color w:val="EA2E00"/>
@@ -8732,7 +8732,7 @@
         </w:rPr>
         <w:t xml:space="preserve">, </w:t>
       </w:r>
-      <w:hyperlink w:history="1" r:id="rIddaxzwhxdnfndbgzkfm4ax">
+      <w:hyperlink w:history="1" r:id="rIdltrexmfa07j5ah1pb5boh">
         <w:r>
           <w:rPr>
             <w:color w:val="EA2E00"/>
@@ -8750,7 +8750,7 @@
         </w:rPr>
         <w:t xml:space="preserve">, </w:t>
       </w:r>
-      <w:hyperlink w:history="1" r:id="rIdn1hgokmnmioby8myalra1">
+      <w:hyperlink w:history="1" r:id="rIdxedz-qub-z63lf-b4hl8l">
         <w:r>
           <w:rPr>
             <w:color w:val="EA2E00"/>
@@ -8768,7 +8768,7 @@
         </w:rPr>
         <w:t xml:space="preserve">, </w:t>
       </w:r>
-      <w:hyperlink w:history="1" r:id="rIdzd7iazeusczwphhsvmvin">
+      <w:hyperlink w:history="1" r:id="rIdaooxgbvya_x4plaxsp7co">
         <w:r>
           <w:rPr>
             <w:color w:val="EA2E00"/>
@@ -8786,7 +8786,7 @@
         </w:rPr>
         <w:t xml:space="preserve">, </w:t>
       </w:r>
-      <w:hyperlink w:history="1" r:id="rIdyxz_8ojsmamlgni1rxcm_">
+      <w:hyperlink w:history="1" r:id="rIdo7xrkplg2xo0jcwevhtvy">
         <w:r>
           <w:rPr>
             <w:color w:val="EA2E00"/>
@@ -9069,7 +9069,7 @@
             </w:tcMar>
           </w:tcPr>
           <w:p>
-            <w:hyperlink w:history="1" r:id="rIdat30ycfw2pbp6wll63urv">
+            <w:hyperlink w:history="1" r:id="rIdjlm0jayradxmehwyy0ljl">
               <w:r>
                 <w:rPr>
                   <w:rStyle w:val="Hyperlink"/>
@@ -9188,7 +9188,7 @@
             </w:tcMar>
           </w:tcPr>
           <w:p>
-            <w:hyperlink w:history="1" r:id="rIdvtdk8-qesm4hfjmwrfbbt">
+            <w:hyperlink w:history="1" r:id="rIdksspcxqkpx-73hqsd12ae">
               <w:r>
                 <w:rPr>
                   <w:rStyle w:val="Hyperlink"/>
@@ -9307,7 +9307,7 @@
             </w:tcMar>
           </w:tcPr>
           <w:p>
-            <w:hyperlink w:history="1" r:id="rIdexg8dpfropye4ye7nwrur">
+            <w:hyperlink w:history="1" r:id="rId5h0rgz2skurti9zgk0pxw">
               <w:r>
                 <w:rPr>
                   <w:rStyle w:val="Hyperlink"/>
@@ -9426,7 +9426,7 @@
             </w:tcMar>
           </w:tcPr>
           <w:p>
-            <w:hyperlink w:history="1" r:id="rIdzfgsc9n8dmdpmzgdo1izx">
+            <w:hyperlink w:history="1" r:id="rId8bphxss1hk9d12ed-drif">
               <w:r>
                 <w:rPr>
                   <w:rStyle w:val="Hyperlink"/>
@@ -9545,7 +9545,7 @@
             </w:tcMar>
           </w:tcPr>
           <w:p>
-            <w:hyperlink w:history="1" r:id="rId9l3ncvrbfcngh23sokbpj">
+            <w:hyperlink w:history="1" r:id="rIdte99av1gn4msazseqnbas">
               <w:r>
                 <w:rPr>
                   <w:rStyle w:val="Hyperlink"/>
@@ -9664,7 +9664,7 @@
             </w:tcMar>
           </w:tcPr>
           <w:p>
-            <w:hyperlink w:history="1" r:id="rIdwbtynonq2vbkxrqsexmbr">
+            <w:hyperlink w:history="1" r:id="rIdm9pjawqvqz4iny5y2hnrf">
               <w:r>
                 <w:rPr>
                   <w:rStyle w:val="Hyperlink"/>
@@ -9734,7 +9734,7 @@
             </w:r>
           </w:p>
           <w:p>
-            <w:hyperlink w:history="1" r:id="rId5og1xzbpckiye4hsfimhb">
+            <w:hyperlink w:history="1" r:id="rIddhijf8outzhce-7nxs4tq">
               <w:r>
                 <w:rPr>
                   <w:rStyle w:val="Hyperlink"/>
@@ -9825,7 +9825,7 @@
       </w:r>
     </w:p>
     <w:p>
-      <w:hyperlink w:history="1" r:id="rId4lvhzk8scn18jxtt9y64n">
+      <w:hyperlink w:history="1" r:id="rIddnsiipgvf74cvdfq61bxy">
         <w:r>
           <w:rPr>
             <w:rStyle w:val="Hyperlink"/>
@@ -9846,7 +9846,7 @@
         </w:rPr>
         <w:t xml:space="preserve">Via </w:t>
       </w:r>
-      <w:hyperlink w:history="1" r:id="rIdaigwthtu9uk1zhnlumjgz">
+      <w:hyperlink w:history="1" r:id="rIdk6wmbw6rhj7_ceoa_z_ji">
         <w:r>
           <w:rPr>
             <w:color w:val="EA2E00"/>
@@ -9864,7 +9864,7 @@
         </w:rPr>
         <w:t xml:space="preserve">, </w:t>
       </w:r>
-      <w:hyperlink w:history="1" r:id="rIdr6pyefddlmviafm_hcst9">
+      <w:hyperlink w:history="1" r:id="rId9ry0krvcmlzel46ez79w7">
         <w:r>
           <w:rPr>
             <w:color w:val="EA2E00"/>
@@ -9882,7 +9882,7 @@
         </w:rPr>
         <w:t xml:space="preserve">, </w:t>
       </w:r>
-      <w:hyperlink w:history="1" r:id="rIdzgalqmtbztf14bdhsepaf">
+      <w:hyperlink w:history="1" r:id="rIdrjce7fsfvxrbblapsg5kx">
         <w:r>
           <w:rPr>
             <w:color w:val="EA2E00"/>
@@ -9900,7 +9900,7 @@
         </w:rPr>
         <w:t xml:space="preserve">, </w:t>
       </w:r>
-      <w:hyperlink w:history="1" r:id="rIdixz8f1rtgkwd1nn97gmmn">
+      <w:hyperlink w:history="1" r:id="rIdcfyz-9aph8w3sdjhem1vf">
         <w:r>
           <w:rPr>
             <w:color w:val="EA2E00"/>
@@ -9918,7 +9918,7 @@
         </w:rPr>
         <w:t xml:space="preserve">, </w:t>
       </w:r>
-      <w:hyperlink w:history="1" r:id="rIdpd5lk3tg-xwgqtxdqbbcg">
+      <w:hyperlink w:history="1" r:id="rIdqhvkijo3z0nzvolj0flqs">
         <w:r>
           <w:rPr>
             <w:color w:val="EA2E00"/>
@@ -9936,7 +9936,7 @@
         </w:rPr>
         <w:t xml:space="preserve">, </w:t>
       </w:r>
-      <w:hyperlink w:history="1" r:id="rIdbnqilzfnjm3_s8fd9wlsb">
+      <w:hyperlink w:history="1" r:id="rIdhwta-rdiuwm6r-brvbkjf">
         <w:r>
           <w:rPr>
             <w:color w:val="EA2E00"/>
@@ -9954,7 +9954,7 @@
         </w:rPr>
         <w:t xml:space="preserve">, </w:t>
       </w:r>
-      <w:hyperlink w:history="1" r:id="rIdmrdga_drq_7uuqhsku29w">
+      <w:hyperlink w:history="1" r:id="rId3iamlvsvruklg9o41bv3o">
         <w:r>
           <w:rPr>
             <w:color w:val="EA2E00"/>
@@ -10015,7 +10015,7 @@
       </w:r>
     </w:p>
     <w:p>
-      <w:hyperlink w:history="1" r:id="rIdy0how5xxyx2ll7posyqcp">
+      <w:hyperlink w:history="1" r:id="rId4grnk7avbue5-qresazjq">
         <w:r>
           <w:rPr>
             <w:rStyle w:val="Hyperlink"/>
@@ -10036,7 +10036,7 @@
         </w:rPr>
         <w:t xml:space="preserve">Via </w:t>
       </w:r>
-      <w:hyperlink w:history="1" r:id="rIdlvqiqnociltpkdsg50-5m">
+      <w:hyperlink w:history="1" r:id="rId0sfjyauoa4tj79a9v9blr">
         <w:r>
           <w:rPr>
             <w:color w:val="EA2E00"/>
@@ -10054,7 +10054,7 @@
         </w:rPr>
         <w:t xml:space="preserve">, </w:t>
       </w:r>
-      <w:hyperlink w:history="1" r:id="rId34rfjrwqsqtqun1djfaqf">
+      <w:hyperlink w:history="1" r:id="rIdxcjna2yve-v5kz-zfq4fl">
         <w:r>
           <w:rPr>
             <w:color w:val="EA2E00"/>
@@ -10072,7 +10072,7 @@
         </w:rPr>
         <w:t xml:space="preserve">, </w:t>
       </w:r>
-      <w:hyperlink w:history="1" r:id="rIdsogi65lb208gtknu9q7fv">
+      <w:hyperlink w:history="1" r:id="rId2g-l2jqgbkksrpxiqvmni">
         <w:r>
           <w:rPr>
             <w:color w:val="EA2E00"/>
@@ -10090,7 +10090,7 @@
         </w:rPr>
         <w:t xml:space="preserve">, </w:t>
       </w:r>
-      <w:hyperlink w:history="1" r:id="rIdjraafkbojal7frptp3loz">
+      <w:hyperlink w:history="1" r:id="rId7uk9llgbg6yfvs9noknia">
         <w:r>
           <w:rPr>
             <w:color w:val="EA2E00"/>
@@ -10108,7 +10108,7 @@
         </w:rPr>
         <w:t xml:space="preserve">, </w:t>
       </w:r>
-      <w:hyperlink w:history="1" r:id="rIde-25cagy5epnir50g6bzt">
+      <w:hyperlink w:history="1" r:id="rId5xyj6jp9mszalree5lefh">
         <w:r>
           <w:rPr>
             <w:color w:val="EA2E00"/>
@@ -10126,7 +10126,7 @@
         </w:rPr>
         <w:t xml:space="preserve">, </w:t>
       </w:r>
-      <w:hyperlink w:history="1" r:id="rIdty6cnmuqi7xfgoqfmf_ng">
+      <w:hyperlink w:history="1" r:id="rIdchhfzpr-ndcdiu7b_fpoj">
         <w:r>
           <w:rPr>
             <w:color w:val="EA2E00"/>
@@ -10187,7 +10187,7 @@
       </w:r>
     </w:p>
     <w:p>
-      <w:hyperlink w:history="1" r:id="rIdxfgove7_t9lvfbcjxr6zq">
+      <w:hyperlink w:history="1" r:id="rId99xtksfoa8u4b7xuoozqz">
         <w:r>
           <w:rPr>
             <w:rStyle w:val="Hyperlink"/>
@@ -10208,7 +10208,7 @@
         </w:rPr>
         <w:t xml:space="preserve">Via </w:t>
       </w:r>
-      <w:hyperlink w:history="1" r:id="rId5jw22z-u0tnj17qrumrdb">
+      <w:hyperlink w:history="1" r:id="rIdvyn0fkv925dewxtpohyrx">
         <w:r>
           <w:rPr>
             <w:color w:val="EA2E00"/>
@@ -10226,7 +10226,7 @@
         </w:rPr>
         <w:t xml:space="preserve">, </w:t>
       </w:r>
-      <w:hyperlink w:history="1" r:id="rId_7p1ljnopsngqv1mftp86">
+      <w:hyperlink w:history="1" r:id="rIdahozryzr36djgidtqpemj">
         <w:r>
           <w:rPr>
             <w:color w:val="EA2E00"/>
@@ -10244,7 +10244,7 @@
         </w:rPr>
         <w:t xml:space="preserve">, </w:t>
       </w:r>
-      <w:hyperlink w:history="1" r:id="rIdux0s4etguxsiu5x390ps9">
+      <w:hyperlink w:history="1" r:id="rIdbohs1fyqmdsuountgd4fh">
         <w:r>
           <w:rPr>
             <w:color w:val="EA2E00"/>
@@ -10262,7 +10262,7 @@
         </w:rPr>
         <w:t xml:space="preserve">, </w:t>
       </w:r>
-      <w:hyperlink w:history="1" r:id="rId_xwfzjrvqpj2lft2v30jd">
+      <w:hyperlink w:history="1" r:id="rId6yzfcxtl9wq23buosshwt">
         <w:r>
           <w:rPr>
             <w:color w:val="EA2E00"/>
@@ -10280,7 +10280,7 @@
         </w:rPr>
         <w:t xml:space="preserve">, </w:t>
       </w:r>
-      <w:hyperlink w:history="1" r:id="rId1w-hjge2i4_i6-thf_lzi">
+      <w:hyperlink w:history="1" r:id="rIdnc68zbykhpb7eubiyc0by">
         <w:r>
           <w:rPr>
             <w:color w:val="EA2E00"/>
@@ -10298,7 +10298,7 @@
         </w:rPr>
         <w:t xml:space="preserve">, </w:t>
       </w:r>
-      <w:hyperlink w:history="1" r:id="rId8vrkajwcn_ehe8x2tghuj">
+      <w:hyperlink w:history="1" r:id="rIdjnma4rfmpssx6dylem5uy">
         <w:r>
           <w:rPr>
             <w:color w:val="EA2E00"/>
@@ -10316,7 +10316,7 @@
         </w:rPr>
         <w:t xml:space="preserve">, </w:t>
       </w:r>
-      <w:hyperlink w:history="1" r:id="rIdm8geheicp9kx_j2lufwfi">
+      <w:hyperlink w:history="1" r:id="rIdydjyzdgx3qzvr1pxkw7eo">
         <w:r>
           <w:rPr>
             <w:color w:val="EA2E00"/>
@@ -10377,7 +10377,7 @@
       </w:r>
     </w:p>
     <w:p>
-      <w:hyperlink w:history="1" r:id="rId-qpfarnbqfe0yr8ay9lok">
+      <w:hyperlink w:history="1" r:id="rIdc5xxo3hhwt-m2kmv22s6l">
         <w:r>
           <w:rPr>
             <w:rStyle w:val="Hyperlink"/>
@@ -10398,7 +10398,7 @@
         </w:rPr>
         <w:t xml:space="preserve">Via </w:t>
       </w:r>
-      <w:hyperlink w:history="1" r:id="rId6xs30p_rir_utybigmhsw">
+      <w:hyperlink w:history="1" r:id="rIdyelei3ld_cspi_k_ad8yq">
         <w:r>
           <w:rPr>
             <w:color w:val="EA2E00"/>
@@ -10416,7 +10416,7 @@
         </w:rPr>
         <w:t xml:space="preserve">, </w:t>
       </w:r>
-      <w:hyperlink w:history="1" r:id="rId959bithvg6qqkd3je69rr">
+      <w:hyperlink w:history="1" r:id="rIduytfe79-snem7padizsh0">
         <w:r>
           <w:rPr>
             <w:color w:val="EA2E00"/>
@@ -10434,7 +10434,7 @@
         </w:rPr>
         <w:t xml:space="preserve">, </w:t>
       </w:r>
-      <w:hyperlink w:history="1" r:id="rIdhxqnj-u6-kol-clbaeqyn">
+      <w:hyperlink w:history="1" r:id="rIdznjdifagp0ujdbs_24bki">
         <w:r>
           <w:rPr>
             <w:color w:val="EA2E00"/>
@@ -10452,7 +10452,7 @@
         </w:rPr>
         <w:t xml:space="preserve">, </w:t>
       </w:r>
-      <w:hyperlink w:history="1" r:id="rIddnxnh0slkdm725k65jh01">
+      <w:hyperlink w:history="1" r:id="rIdxqbsjag9sbok_ck0tydvc">
         <w:r>
           <w:rPr>
             <w:color w:val="EA2E00"/>
@@ -10470,7 +10470,7 @@
         </w:rPr>
         <w:t xml:space="preserve">, </w:t>
       </w:r>
-      <w:hyperlink w:history="1" r:id="rIdbwwtxnxnxtpua1lm4n4ge">
+      <w:hyperlink w:history="1" r:id="rId7unnc3gfnw9m9cy2tne_w">
         <w:r>
           <w:rPr>
             <w:color w:val="EA2E00"/>
@@ -10531,7 +10531,7 @@
       </w:r>
     </w:p>
     <w:p>
-      <w:hyperlink w:history="1" r:id="rIdsyzt0fi2cu2ffd9y989dp">
+      <w:hyperlink w:history="1" r:id="rIdmok5ldat1xn-ik2zx5b2d">
         <w:r>
           <w:rPr>
             <w:rStyle w:val="Hyperlink"/>
@@ -10552,7 +10552,7 @@
         </w:rPr>
         <w:t xml:space="preserve">Via </w:t>
       </w:r>
-      <w:hyperlink w:history="1" r:id="rIdph1gk08itrkmlekgmar_n">
+      <w:hyperlink w:history="1" r:id="rIds2xltwrddzm9hoxg90w6a">
         <w:r>
           <w:rPr>
             <w:color w:val="EA2E00"/>
@@ -10570,7 +10570,7 @@
         </w:rPr>
         <w:t xml:space="preserve">, </w:t>
       </w:r>
-      <w:hyperlink w:history="1" r:id="rIdmodhcascwarfilpp0apvb">
+      <w:hyperlink w:history="1" r:id="rIdynimbuoscm3bemn_luywg">
         <w:r>
           <w:rPr>
             <w:color w:val="EA2E00"/>
@@ -10588,7 +10588,7 @@
         </w:rPr>
         <w:t xml:space="preserve">, </w:t>
       </w:r>
-      <w:hyperlink w:history="1" r:id="rId0yhc198tn0gi-9faeofgl">
+      <w:hyperlink w:history="1" r:id="rId5he07qkmrkdvlwv38euak">
         <w:r>
           <w:rPr>
             <w:color w:val="EA2E00"/>
@@ -10606,7 +10606,7 @@
         </w:rPr>
         <w:t xml:space="preserve">, </w:t>
       </w:r>
-      <w:hyperlink w:history="1" r:id="rIdxokjg_bw28tuhqnb3xnra">
+      <w:hyperlink w:history="1" r:id="rIdaz2-o1tsn6vre1kanzswf">
         <w:r>
           <w:rPr>
             <w:color w:val="EA2E00"/>
@@ -10624,7 +10624,7 @@
         </w:rPr>
         <w:t xml:space="preserve">, </w:t>
       </w:r>
-      <w:hyperlink w:history="1" r:id="rIdivlpv_h_v8qwnhqqtwop8">
+      <w:hyperlink w:history="1" r:id="rId2moqso0swojw0mi81klim">
         <w:r>
           <w:rPr>
             <w:color w:val="EA2E00"/>
@@ -10685,7 +10685,7 @@
       </w:r>
     </w:p>
     <w:p>
-      <w:hyperlink w:history="1" r:id="rId8gp1lrb0tz6wvvrb_biy4">
+      <w:hyperlink w:history="1" r:id="rIdxpup9cmetqr9i5ju9cpbn">
         <w:r>
           <w:rPr>
             <w:rStyle w:val="Hyperlink"/>
@@ -10706,7 +10706,7 @@
         </w:rPr>
         <w:t xml:space="preserve">Via </w:t>
       </w:r>
-      <w:hyperlink w:history="1" r:id="rIdtgmc25qzqgu1blrctvmli">
+      <w:hyperlink w:history="1" r:id="rIdkcjbtidwfcok6r9rmsl_e">
         <w:r>
           <w:rPr>
             <w:color w:val="EA2E00"/>
@@ -10724,7 +10724,7 @@
         </w:rPr>
         <w:t xml:space="preserve">, </w:t>
       </w:r>
-      <w:hyperlink w:history="1" r:id="rIdqtlrausdl3awtta6bpndg">
+      <w:hyperlink w:history="1" r:id="rIdkuff0ki0teihgagrekl7x">
         <w:r>
           <w:rPr>
             <w:color w:val="EA2E00"/>
@@ -10742,7 +10742,7 @@
         </w:rPr>
         <w:t xml:space="preserve">, </w:t>
       </w:r>
-      <w:hyperlink w:history="1" r:id="rIdoilcwak5vclcamkcbuufc">
+      <w:hyperlink w:history="1" r:id="rIdmzmnpljvs19mgcrye2v89">
         <w:r>
           <w:rPr>
             <w:color w:val="EA2E00"/>
@@ -10760,7 +10760,7 @@
         </w:rPr>
         <w:t xml:space="preserve">, </w:t>
       </w:r>
-      <w:hyperlink w:history="1" r:id="rIdxsythlqf55slonbr2ct_c">
+      <w:hyperlink w:history="1" r:id="rIdcyjbmzcj547dt-36ihbl7">
         <w:r>
           <w:rPr>
             <w:color w:val="EA2E00"/>
@@ -10778,7 +10778,7 @@
         </w:rPr>
         <w:t xml:space="preserve">, </w:t>
       </w:r>
-      <w:hyperlink w:history="1" r:id="rIdhq_upkhhued2_of2fnkeg">
+      <w:hyperlink w:history="1" r:id="rIdw3xrno7dq9srlywpixour">
         <w:r>
           <w:rPr>
             <w:color w:val="EA2E00"/>
@@ -10796,7 +10796,7 @@
         </w:rPr>
         <w:t xml:space="preserve">, </w:t>
       </w:r>
-      <w:hyperlink w:history="1" r:id="rIdqdyt2razbr5dbqma1q0vo">
+      <w:hyperlink w:history="1" r:id="rId546qfaukzeyimi03d2b_q">
         <w:r>
           <w:rPr>
             <w:color w:val="EA2E00"/>
@@ -10857,7 +10857,7 @@
       </w:r>
     </w:p>
     <w:p>
-      <w:hyperlink w:history="1" r:id="rId1vde0rcosp53bwngw-ngj">
+      <w:hyperlink w:history="1" r:id="rId0vpcjixyzqkg-hso8hl1m">
         <w:r>
           <w:rPr>
             <w:rStyle w:val="Hyperlink"/>
@@ -10878,7 +10878,7 @@
         </w:rPr>
         <w:t xml:space="preserve">Via </w:t>
       </w:r>
-      <w:hyperlink w:history="1" r:id="rIdta2fw9lzorfmslbets2vr">
+      <w:hyperlink w:history="1" r:id="rIdeotomeqkgs8e4pefbdrpb">
         <w:r>
           <w:rPr>
             <w:color w:val="EA2E00"/>
@@ -10896,7 +10896,7 @@
         </w:rPr>
         <w:t xml:space="preserve">, </w:t>
       </w:r>
-      <w:hyperlink w:history="1" r:id="rIdtvcchrb3hueak8tgyrhdq">
+      <w:hyperlink w:history="1" r:id="rId3ffq7trxeokuspacns6qm">
         <w:r>
           <w:rPr>
             <w:color w:val="EA2E00"/>
@@ -10914,7 +10914,7 @@
         </w:rPr>
         <w:t xml:space="preserve">, </w:t>
       </w:r>
-      <w:hyperlink w:history="1" r:id="rIdsndeeyrj_w4cvq1hvkwjm">
+      <w:hyperlink w:history="1" r:id="rIdbai2ukin6pxhbzrwzdvm8">
         <w:r>
           <w:rPr>
             <w:color w:val="EA2E00"/>
@@ -10975,7 +10975,7 @@
       </w:r>
     </w:p>
     <w:p>
-      <w:hyperlink w:history="1" r:id="rIdr9fhz5qkbp3p0ppg2q3m3">
+      <w:hyperlink w:history="1" r:id="rIdt6fhfrax_fog0n11mlhtd">
         <w:r>
           <w:rPr>
             <w:rStyle w:val="Hyperlink"/>
@@ -10996,7 +10996,7 @@
         </w:rPr>
         <w:t xml:space="preserve">Via </w:t>
       </w:r>
-      <w:hyperlink w:history="1" r:id="rIdofqgtd1om3wrllajbm6a0">
+      <w:hyperlink w:history="1" r:id="rIdcgdbmi1auhsnwhd6c2kcy">
         <w:r>
           <w:rPr>
             <w:color w:val="EA2E00"/>
@@ -11014,7 +11014,7 @@
         </w:rPr>
         <w:t xml:space="preserve">, </w:t>
       </w:r>
-      <w:hyperlink w:history="1" r:id="rIdzj7freqihyaw7ezyt4rp-">
+      <w:hyperlink w:history="1" r:id="rId4nukftvqxgfjmkvtvqphb">
         <w:r>
           <w:rPr>
             <w:color w:val="EA2E00"/>
@@ -11032,7 +11032,7 @@
         </w:rPr>
         <w:t xml:space="preserve">, </w:t>
       </w:r>
-      <w:hyperlink w:history="1" r:id="rIdukqm6agcyfmwuzli7is-g">
+      <w:hyperlink w:history="1" r:id="rIda5ilh8gxauhurvgkw9s_r">
         <w:r>
           <w:rPr>
             <w:color w:val="EA2E00"/>
@@ -11050,7 +11050,7 @@
         </w:rPr>
         <w:t xml:space="preserve">, </w:t>
       </w:r>
-      <w:hyperlink w:history="1" r:id="rIdjj_dn3fkkbqnkn1x0lghy">
+      <w:hyperlink w:history="1" r:id="rIdyeu9ex0_fn7eey6gzyukb">
         <w:r>
           <w:rPr>
             <w:color w:val="EA2E00"/>
@@ -11111,7 +11111,7 @@
       </w:r>
     </w:p>
     <w:p>
-      <w:hyperlink w:history="1" r:id="rIdld_0kdtqpf6squg7n-ktd">
+      <w:hyperlink w:history="1" r:id="rIdzwjywnrsv-osw9zl7pk3l">
         <w:r>
           <w:rPr>
             <w:rStyle w:val="Hyperlink"/>
@@ -11132,7 +11132,7 @@
         </w:rPr>
         <w:t xml:space="preserve">Via </w:t>
       </w:r>
-      <w:hyperlink w:history="1" r:id="rIdwdhsz-9nfd4xm2ojzwfee">
+      <w:hyperlink w:history="1" r:id="rIdefij5iup2gg1ofhaachst">
         <w:r>
           <w:rPr>
             <w:color w:val="EA2E00"/>
@@ -11150,7 +11150,7 @@
         </w:rPr>
         <w:t xml:space="preserve">, </w:t>
       </w:r>
-      <w:hyperlink w:history="1" r:id="rId9-lewocfvjd4urymrxggo">
+      <w:hyperlink w:history="1" r:id="rIdv38o4i12tdt4lig8hyqem">
         <w:r>
           <w:rPr>
             <w:color w:val="EA2E00"/>
@@ -11168,7 +11168,7 @@
         </w:rPr>
         <w:t xml:space="preserve">, </w:t>
       </w:r>
-      <w:hyperlink w:history="1" r:id="rIds-j134hetvefkjkybezxf">
+      <w:hyperlink w:history="1" r:id="rIdsxugujrddgwgil2jrqwv2">
         <w:r>
           <w:rPr>
             <w:color w:val="EA2E00"/>
@@ -11186,7 +11186,7 @@
         </w:rPr>
         <w:t xml:space="preserve">, </w:t>
       </w:r>
-      <w:hyperlink w:history="1" r:id="rId87ybsv4zpcat2einuiokb">
+      <w:hyperlink w:history="1" r:id="rId7ursxs4s1au1soz9uy8hg">
         <w:r>
           <w:rPr>
             <w:color w:val="EA2E00"/>
@@ -11204,7 +11204,7 @@
         </w:rPr>
         <w:t xml:space="preserve">, </w:t>
       </w:r>
-      <w:hyperlink w:history="1" r:id="rIdqlkqjitz63gh4dym7_lbm">
+      <w:hyperlink w:history="1" r:id="rId-r-ybli-jjfe1y-koq4v8">
         <w:r>
           <w:rPr>
             <w:color w:val="EA2E00"/>
@@ -11265,7 +11265,7 @@
       </w:r>
     </w:p>
     <w:p>
-      <w:hyperlink w:history="1" r:id="rIdewpae9_yrnk7vkzvg1ust">
+      <w:hyperlink w:history="1" r:id="rIdxm7ikogalmt4uyncxifvl">
         <w:r>
           <w:rPr>
             <w:rStyle w:val="Hyperlink"/>
@@ -11286,7 +11286,7 @@
         </w:rPr>
         <w:t xml:space="preserve">Via </w:t>
       </w:r>
-      <w:hyperlink w:history="1" r:id="rIdibfxrzepwvc8kyq5whv_t">
+      <w:hyperlink w:history="1" r:id="rIdcb_jpzw47pvzwvkeidyi9">
         <w:r>
           <w:rPr>
             <w:color w:val="EA2E00"/>
@@ -11304,7 +11304,7 @@
         </w:rPr>
         <w:t xml:space="preserve">, </w:t>
       </w:r>
-      <w:hyperlink w:history="1" r:id="rIdgeejet-epvx0ojtzuit0p">
+      <w:hyperlink w:history="1" r:id="rIdvez-wuxig4a7u1zeti56b">
         <w:r>
           <w:rPr>
             <w:color w:val="EA2E00"/>
@@ -11322,7 +11322,7 @@
         </w:rPr>
         <w:t xml:space="preserve">, </w:t>
       </w:r>
-      <w:hyperlink w:history="1" r:id="rId4huxknzixdyqsnkeqxcmn">
+      <w:hyperlink w:history="1" r:id="rId7ziijhr7wkwopibyulzyb">
         <w:r>
           <w:rPr>
             <w:color w:val="EA2E00"/>
@@ -11340,7 +11340,7 @@
         </w:rPr>
         <w:t xml:space="preserve">, </w:t>
       </w:r>
-      <w:hyperlink w:history="1" r:id="rIdh0j4r4e7chxjau1-fkwyz">
+      <w:hyperlink w:history="1" r:id="rIdmqsmix-n9hyb0jfic_kqs">
         <w:r>
           <w:rPr>
             <w:color w:val="EA2E00"/>
@@ -11358,7 +11358,7 @@
         </w:rPr>
         <w:t xml:space="preserve">, </w:t>
       </w:r>
-      <w:hyperlink w:history="1" r:id="rIdrlsngaewhl8yyakatj-l8">
+      <w:hyperlink w:history="1" r:id="rIdzmqq1kr8n6rplxf3jwug3">
         <w:r>
           <w:rPr>
             <w:color w:val="EA2E00"/>
@@ -11419,7 +11419,7 @@
       </w:r>
     </w:p>
     <w:p>
-      <w:hyperlink w:history="1" r:id="rIdj9azoqh2iuuyu7waee8sd">
+      <w:hyperlink w:history="1" r:id="rIdk-cr9ozak1mv-ldrtk3yr">
         <w:r>
           <w:rPr>
             <w:rStyle w:val="Hyperlink"/>
@@ -11440,7 +11440,7 @@
         </w:rPr>
         <w:t xml:space="preserve">Via </w:t>
       </w:r>
-      <w:hyperlink w:history="1" r:id="rIdbzkd_o97lca2lf4nwd1em">
+      <w:hyperlink w:history="1" r:id="rIdreoxhe8dcqgeh0dp77evk">
         <w:r>
           <w:rPr>
             <w:color w:val="EA2E00"/>
@@ -11501,7 +11501,7 @@
       </w:r>
     </w:p>
     <w:p>
-      <w:hyperlink w:history="1" r:id="rIdrtm2y4hddwvq5clfwqkg7">
+      <w:hyperlink w:history="1" r:id="rIdpwo7adv2ivsqkkcvzt_mz">
         <w:r>
           <w:rPr>
             <w:rStyle w:val="Hyperlink"/>
@@ -11522,7 +11522,7 @@
         </w:rPr>
         <w:t xml:space="preserve">Via </w:t>
       </w:r>
-      <w:hyperlink w:history="1" r:id="rIdctsjl-cv4_keh2l625nrw">
+      <w:hyperlink w:history="1" r:id="rIdhhw8n6ompomeqcsga_7c1">
         <w:r>
           <w:rPr>
             <w:color w:val="EA2E00"/>
@@ -11540,7 +11540,7 @@
         </w:rPr>
         <w:t xml:space="preserve">, </w:t>
       </w:r>
-      <w:hyperlink w:history="1" r:id="rIdmrailw8rvpb_qfxcm4kk8">
+      <w:hyperlink w:history="1" r:id="rIdxboi2ivvy7vvh_8dvgned">
         <w:r>
           <w:rPr>
             <w:color w:val="EA2E00"/>
@@ -11558,7 +11558,7 @@
         </w:rPr>
         <w:t xml:space="preserve">, </w:t>
       </w:r>
-      <w:hyperlink w:history="1" r:id="rIdlsl5aidnmdg6pf4_xkt6a">
+      <w:hyperlink w:history="1" r:id="rIdruoxeunpyqfuq537djb2i">
         <w:r>
           <w:rPr>
             <w:color w:val="EA2E00"/>
@@ -11576,7 +11576,7 @@
         </w:rPr>
         <w:t xml:space="preserve">, </w:t>
       </w:r>
-      <w:hyperlink w:history="1" r:id="rIdj2sfhkw3nd6d8v8g2fbpj">
+      <w:hyperlink w:history="1" r:id="rIduryksgsqju09jqqsfnhta">
         <w:r>
           <w:rPr>
             <w:color w:val="EA2E00"/>
@@ -11594,7 +11594,7 @@
         </w:rPr>
         <w:t xml:space="preserve">, </w:t>
       </w:r>
-      <w:hyperlink w:history="1" r:id="rIdbeb7h1cefxpqolgxk-ewh">
+      <w:hyperlink w:history="1" r:id="rIdycfax_-ccsmkyw4dlgvwn">
         <w:r>
           <w:rPr>
             <w:color w:val="EA2E00"/>
@@ -12155,7 +12155,7 @@
             </w:tcMar>
           </w:tcPr>
           <w:p>
-            <w:hyperlink w:history="1" r:id="rIdws2nlw7kebk3fclkad4sk">
+            <w:hyperlink w:history="1" r:id="rIdjv1h4g_4wmfg_07yapnzj">
               <w:r>
                 <w:rPr>
                   <w:b/>
@@ -12276,7 +12276,7 @@
             </w:tcMar>
           </w:tcPr>
           <w:p>
-            <w:hyperlink w:history="1" r:id="rIdor7eqccrr3v_npodahqfa">
+            <w:hyperlink w:history="1" r:id="rId-2sc1a2dvyzzk_fbxwzpi">
               <w:r>
                 <w:rPr>
                   <w:b/>
@@ -12397,7 +12397,7 @@
             </w:tcMar>
           </w:tcPr>
           <w:p>
-            <w:hyperlink w:history="1" r:id="rIdzpdctg4avqsbipe5urvzy">
+            <w:hyperlink w:history="1" r:id="rIdgifbwa9g1tnm5an9j7-pe">
               <w:r>
                 <w:rPr>
                   <w:b/>
@@ -12518,7 +12518,7 @@
             </w:tcMar>
           </w:tcPr>
           <w:p>
-            <w:hyperlink w:history="1" r:id="rIdp4ywo-bn0sscwljzxcwh3">
+            <w:hyperlink w:history="1" r:id="rIday3drnuxesjsgvst1ytou">
               <w:r>
                 <w:rPr>
                   <w:b/>
@@ -12639,7 +12639,7 @@
             </w:tcMar>
           </w:tcPr>
           <w:p>
-            <w:hyperlink w:history="1" r:id="rIdck6wzczsozkpq_ij5lrld">
+            <w:hyperlink w:history="1" r:id="rIdto-7xzjku1pwjnhqhx4jc">
               <w:r>
                 <w:rPr>
                   <w:b/>
@@ -12760,7 +12760,7 @@
             </w:tcMar>
           </w:tcPr>
           <w:p>
-            <w:hyperlink w:history="1" r:id="rId0bpqyrinocyf0uqs2tafh">
+            <w:hyperlink w:history="1" r:id="rIdgvbcb4nytoaux10yclohz">
               <w:r>
                 <w:rPr>
                   <w:b/>
@@ -12881,7 +12881,7 @@
             </w:tcMar>
           </w:tcPr>
           <w:p>
-            <w:hyperlink w:history="1" r:id="rIdhwfyeukvxyuhfw6wnso6e">
+            <w:hyperlink w:history="1" r:id="rId6vuntyeei0okw0knewfku">
               <w:r>
                 <w:rPr>
                   <w:b/>
@@ -13002,7 +13002,7 @@
             </w:tcMar>
           </w:tcPr>
           <w:p>
-            <w:hyperlink w:history="1" r:id="rIdelm8-mkovgvad43oxeqdx">
+            <w:hyperlink w:history="1" r:id="rIdgejz1xawfk5tm9c15t5-v">
               <w:r>
                 <w:rPr>
                   <w:b/>
@@ -13123,7 +13123,7 @@
             </w:tcMar>
           </w:tcPr>
           <w:p>
-            <w:hyperlink w:history="1" r:id="rIdsbdf3eifmrj96smzqxk76">
+            <w:hyperlink w:history="1" r:id="rIdmb053bw3puwygdtf8tvuh">
               <w:r>
                 <w:rPr>
                   <w:b/>
@@ -13244,7 +13244,7 @@
             </w:tcMar>
           </w:tcPr>
           <w:p>
-            <w:hyperlink w:history="1" r:id="rIdkh59wojepc7a9c6m7oma7">
+            <w:hyperlink w:history="1" r:id="rIdy2ilscfkyzpdor8w5eve_">
               <w:r>
                 <w:rPr>
                   <w:b/>
@@ -13365,7 +13365,7 @@
             </w:tcMar>
           </w:tcPr>
           <w:p>
-            <w:hyperlink w:history="1" r:id="rId9mmonahgwyfjgvlktoaif">
+            <w:hyperlink w:history="1" r:id="rIdrfdhufg2kf_85d9simt6e">
               <w:r>
                 <w:rPr>
                   <w:b/>
@@ -13486,7 +13486,7 @@
             </w:tcMar>
           </w:tcPr>
           <w:p>
-            <w:hyperlink w:history="1" r:id="rIdebu-acpgsspcj3dtlwjuh">
+            <w:hyperlink w:history="1" r:id="rIdz35atimp0px6yuh4nh3mj">
               <w:r>
                 <w:rPr>
                   <w:b/>
@@ -13669,7 +13669,7 @@
         </w:rPr>
         <w:t xml:space="preserve">Via </w:t>
       </w:r>
-      <w:hyperlink w:history="1" r:id="rIdzlec3e4dhie5c1p91zfce">
+      <w:hyperlink w:history="1" r:id="rIdhfvikgvugpphovnpw4jxu">
         <w:r>
           <w:rPr>
             <w:color w:val="EA2E00"/>
@@ -13687,7 +13687,7 @@
         </w:rPr>
         <w:t xml:space="preserve">, </w:t>
       </w:r>
-      <w:hyperlink w:history="1" r:id="rIdgwewx0taqvc81aiswrtbg">
+      <w:hyperlink w:history="1" r:id="rIdir0ozjozb30yqtewmazvu">
         <w:r>
           <w:rPr>
             <w:color w:val="EA2E00"/>
@@ -13705,7 +13705,7 @@
         </w:rPr>
         <w:t xml:space="preserve">, </w:t>
       </w:r>
-      <w:hyperlink w:history="1" r:id="rIdi26sn-f-niwsjdcw3tqht">
+      <w:hyperlink w:history="1" r:id="rIdsr98c_yzwg9b9di_guqnq">
         <w:r>
           <w:rPr>
             <w:color w:val="EA2E00"/>
@@ -13723,7 +13723,7 @@
         </w:rPr>
         <w:t xml:space="preserve">, </w:t>
       </w:r>
-      <w:hyperlink w:history="1" r:id="rIdy-eyqho4bkqlhokmfp641">
+      <w:hyperlink w:history="1" r:id="rId7gga1-vcwqcnczce3gdqc">
         <w:r>
           <w:rPr>
             <w:color w:val="EA2E00"/>
@@ -13766,7 +13766,7 @@
         </w:rPr>
         <w:t xml:space="preserve">Via </w:t>
       </w:r>
-      <w:hyperlink w:history="1" r:id="rIdhk6zd9rownklt7wjc3n-h">
+      <w:hyperlink w:history="1" r:id="rIdd4k1nha3rboel1pki7wgk">
         <w:r>
           <w:rPr>
             <w:color w:val="EA2E00"/>
@@ -13784,7 +13784,7 @@
         </w:rPr>
         <w:t xml:space="preserve">, </w:t>
       </w:r>
-      <w:hyperlink w:history="1" r:id="rIdgam_ptecsf19ycr-6dizq">
+      <w:hyperlink w:history="1" r:id="rId72nnqlz8ziwwlrm5vs41v">
         <w:r>
           <w:rPr>
             <w:color w:val="EA2E00"/>
@@ -13802,7 +13802,7 @@
         </w:rPr>
         <w:t xml:space="preserve">, </w:t>
       </w:r>
-      <w:hyperlink w:history="1" r:id="rIdup30tlxenijowswpnwtjf">
+      <w:hyperlink w:history="1" r:id="rIdt9qkexbqelnnl8-vusc7d">
         <w:r>
           <w:rPr>
             <w:color w:val="EA2E00"/>
@@ -13820,7 +13820,7 @@
         </w:rPr>
         <w:t xml:space="preserve">, </w:t>
       </w:r>
-      <w:hyperlink w:history="1" r:id="rIdq5h6epbodmmde-jmgn1mp">
+      <w:hyperlink w:history="1" r:id="rIdcfqno6wvgnu-wwpfj5gua">
         <w:r>
           <w:rPr>
             <w:color w:val="EA2E00"/>
@@ -13863,7 +13863,7 @@
         </w:rPr>
         <w:t xml:space="preserve">Via </w:t>
       </w:r>
-      <w:hyperlink w:history="1" r:id="rIdqy3rtce56vzfzihg7_a_n">
+      <w:hyperlink w:history="1" r:id="rIdahxgx2q-hcyifdpkdbrey">
         <w:r>
           <w:rPr>
             <w:color w:val="EA2E00"/>
@@ -13881,7 +13881,7 @@
         </w:rPr>
         <w:t xml:space="preserve">, </w:t>
       </w:r>
-      <w:hyperlink w:history="1" r:id="rIdsxoz3rtqbob2ya466awbv">
+      <w:hyperlink w:history="1" r:id="rIdt72fjzgxjthkpl0qah2dv">
         <w:r>
           <w:rPr>
             <w:color w:val="EA2E00"/>
@@ -13899,7 +13899,7 @@
         </w:rPr>
         <w:t xml:space="preserve">, </w:t>
       </w:r>
-      <w:hyperlink w:history="1" r:id="rIdxgwywvcy_f5b-_ajzqbdj">
+      <w:hyperlink w:history="1" r:id="rIdhkpgzpyio3xdquu_vd1e8">
         <w:r>
           <w:rPr>
             <w:color w:val="EA2E00"/>
@@ -13917,7 +13917,7 @@
         </w:rPr>
         <w:t xml:space="preserve">, </w:t>
       </w:r>
-      <w:hyperlink w:history="1" r:id="rIdyyv_nwi2ntnvgxvfz2e3j">
+      <w:hyperlink w:history="1" r:id="rIdn9lkmkdx73erybnhnlw3f">
         <w:r>
           <w:rPr>
             <w:color w:val="EA2E00"/>
@@ -13935,7 +13935,7 @@
         </w:rPr>
         <w:t xml:space="preserve">, </w:t>
       </w:r>
-      <w:hyperlink w:history="1" r:id="rIdeb0xwwpegibhxlgflxjjw">
+      <w:hyperlink w:history="1" r:id="rIdrrrodxcmlod2s8tukuon-">
         <w:r>
           <w:rPr>
             <w:color w:val="EA2E00"/>
@@ -13953,7 +13953,7 @@
         </w:rPr>
         <w:t xml:space="preserve">, </w:t>
       </w:r>
-      <w:hyperlink w:history="1" r:id="rIdghzkukc-rfpedwsux4-gy">
+      <w:hyperlink w:history="1" r:id="rIdlwbpqeahv0ect876fccry">
         <w:r>
           <w:rPr>
             <w:color w:val="EA2E00"/>
@@ -13996,7 +13996,7 @@
         </w:rPr>
         <w:t xml:space="preserve">Via </w:t>
       </w:r>
-      <w:hyperlink w:history="1" r:id="rIdtjw-0frmbvs5zgxjmjjlk">
+      <w:hyperlink w:history="1" r:id="rIdc-na-ohqolew7h2wrqznm">
         <w:r>
           <w:rPr>
             <w:color w:val="EA2E00"/>
@@ -14014,7 +14014,7 @@
         </w:rPr>
         <w:t xml:space="preserve">, </w:t>
       </w:r>
-      <w:hyperlink w:history="1" r:id="rIdu1jxd6hezqposcctzayb-">
+      <w:hyperlink w:history="1" r:id="rIdzimir80fzuklk63plpheh">
         <w:r>
           <w:rPr>
             <w:color w:val="EA2E00"/>
@@ -14032,7 +14032,7 @@
         </w:rPr>
         <w:t xml:space="preserve">, </w:t>
       </w:r>
-      <w:hyperlink w:history="1" r:id="rIdbxzuhgjwlmdexucpumlzy">
+      <w:hyperlink w:history="1" r:id="rIdf_7pquipgoqbiq37hkoj4">
         <w:r>
           <w:rPr>
             <w:color w:val="EA2E00"/>
@@ -14050,7 +14050,7 @@
         </w:rPr>
         <w:t xml:space="preserve">, </w:t>
       </w:r>
-      <w:hyperlink w:history="1" r:id="rIdt--_7sbmenysgucf0hmay">
+      <w:hyperlink w:history="1" r:id="rIdwd4ugdq6nfc1ngbbul5__">
         <w:r>
           <w:rPr>
             <w:color w:val="EA2E00"/>
@@ -14093,7 +14093,7 @@
         </w:rPr>
         <w:t xml:space="preserve">Via </w:t>
       </w:r>
-      <w:hyperlink w:history="1" r:id="rIdhnqbg4ks18xz1abakyecd">
+      <w:hyperlink w:history="1" r:id="rIdhskqqcizr4d-gzwvdlsqw">
         <w:r>
           <w:rPr>
             <w:color w:val="EA2E00"/>
@@ -14111,7 +14111,7 @@
         </w:rPr>
         <w:t xml:space="preserve">, </w:t>
       </w:r>
-      <w:hyperlink w:history="1" r:id="rIdjtdmytgadbcs4mp_jvabf">
+      <w:hyperlink w:history="1" r:id="rIdmgswispm42ahzgnhhhmbd">
         <w:r>
           <w:rPr>
             <w:color w:val="EA2E00"/>
@@ -14129,7 +14129,7 @@
         </w:rPr>
         <w:t xml:space="preserve">, </w:t>
       </w:r>
-      <w:hyperlink w:history="1" r:id="rIdqhht9rwrwog1y962au5oj">
+      <w:hyperlink w:history="1" r:id="rIdg8ysuzk3dmdhu-n94nvsx">
         <w:r>
           <w:rPr>
             <w:color w:val="EA2E00"/>
@@ -15109,7 +15109,7 @@
                 <w:sz w:val="18"/>
                 <w:szCs w:val="18"/>
               </w:rPr>
-              <w:t xml:space="preserve">$30 adult guest (child price NOT VERIFIED); free Wednesdays for Illinois residents</w:t>
+              <w:t xml:space="preserve">$30 adult guest (child price not yet confirmed); free Wednesdays for Illinois residents</w:t>
             </w:r>
           </w:p>
         </w:tc>
@@ -15349,7 +15349,7 @@
                 <w:sz w:val="18"/>
                 <w:szCs w:val="18"/>
               </w:rPr>
-              <w:t xml:space="preserve">Admission free; skate hire NOT VERIFIED</w:t>
+              <w:t xml:space="preserve">Admission free; skate hire not yet confirmed</w:t>
             </w:r>
           </w:p>
         </w:tc>
@@ -15509,7 +15509,7 @@
                 <w:sz w:val="18"/>
                 <w:szCs w:val="18"/>
               </w:rPr>
-              <w:t xml:space="preserve">$10 empty; stein $20 (latest year only, 2025). 2026 price and Gluhwein price NOT VERIFIED</w:t>
+              <w:t xml:space="preserve">$10 empty; stein $20 (latest year only, 2025). 2026 price and Gluhwein price not yet confirmed</w:t>
             </w:r>
           </w:p>
         </w:tc>
@@ -15669,7 +15669,7 @@
                 <w:sz w:val="18"/>
                 <w:szCs w:val="18"/>
               </w:rPr>
-              <w:t xml:space="preserve">$10 add-on with WonderFest ticket (same day); standalone price NOT VERIFIED</w:t>
+              <w:t xml:space="preserve">$10 add-on with WonderFest ticket (same day); standalone price not yet confirmed</w:t>
             </w:r>
           </w:p>
         </w:tc>
@@ -16140,7 +16140,7 @@
             </w:r>
           </w:p>
           <w:p>
-            <w:hyperlink w:history="1" r:id="rIdrvsxsauccouaxjahlj6b7">
+            <w:hyperlink w:history="1" r:id="rIdiirnvashegkpbdy6a8qts">
               <w:r>
                 <w:rPr>
                   <w:rStyle w:val="Hyperlink"/>
@@ -16227,7 +16227,7 @@
         <w:spacing w:after="80"/>
         <w:ind w:left="620"/>
       </w:pPr>
-      <w:hyperlink w:history="1" r:id="rIdgqgdcrsb9cbytnl_evegz">
+      <w:hyperlink w:history="1" r:id="rId01oqdobywfyvo3epattel">
         <w:r>
           <w:rPr>
             <w:sz w:val="16"/>
@@ -16263,7 +16263,7 @@
         <w:spacing w:after="80"/>
         <w:ind w:left="620"/>
       </w:pPr>
-      <w:hyperlink w:history="1" r:id="rIdwjoi7njntvmafr6szq9qh">
+      <w:hyperlink w:history="1" r:id="rIdocd7_k4ulikgtfmyqbuzj">
         <w:r>
           <w:rPr>
             <w:sz w:val="16"/>
@@ -16299,7 +16299,7 @@
         <w:spacing w:after="80"/>
         <w:ind w:left="620"/>
       </w:pPr>
-      <w:hyperlink w:history="1" r:id="rIdwdqyhmkpwagj6tz6aqra2">
+      <w:hyperlink w:history="1" r:id="rId81gfusaw7fbuqluf4htos">
         <w:r>
           <w:rPr>
             <w:sz w:val="16"/>
@@ -16335,7 +16335,7 @@
         <w:spacing w:after="80"/>
         <w:ind w:left="620"/>
       </w:pPr>
-      <w:hyperlink w:history="1" r:id="rIdhrxm_-uq0vqiiv2weuzis">
+      <w:hyperlink w:history="1" r:id="rIdobavhsm3nqrqkapphmfuv">
         <w:r>
           <w:rPr>
             <w:sz w:val="16"/>
@@ -16363,7 +16363,7 @@
         <w:t xml:space="preserve">What do reduced fares and children pay?</w:t>
       </w:r>
       <w:r>
-        <w:t xml:space="preserve"> CTA lists reduced ($1.25 train) and student ($0.75) fares. Reduced fares need a permit issued by NITA. Whether UK visitors or young children qualify for free or reduced fares: NOT VERIFIED, so check CTA before travel.</w:t>
+        <w:t xml:space="preserve"> CTA lists reduced ($1.25 train) and student ($0.75) fares. Reduced fares need a permit issued by NITA. Whether UK visitors or young children qualify for free or reduced fares: Not yet confirmed, so check CTA before travel.</w:t>
       </w:r>
     </w:p>
     <w:p>
@@ -16371,7 +16371,7 @@
         <w:spacing w:after="80"/>
         <w:ind w:left="620"/>
       </w:pPr>
-      <w:hyperlink w:history="1" r:id="rIdjolggflt_mpxvydsq2uup">
+      <w:hyperlink w:history="1" r:id="rIdv-42rbut5guvk3tfxeo1s">
         <w:r>
           <w:rPr>
             <w:sz w:val="16"/>
@@ -16407,7 +16407,7 @@
         <w:spacing w:after="80"/>
         <w:ind w:left="620"/>
       </w:pPr>
-      <w:hyperlink w:history="1" r:id="rIdj1enuwelo3uvil_9hpbgt">
+      <w:hyperlink w:history="1" r:id="rIdpq4nn9lckpx-nenduk0qw">
         <w:r>
           <w:rPr>
             <w:sz w:val="16"/>
@@ -16443,7 +16443,7 @@
         <w:spacing w:after="80"/>
         <w:ind w:left="620"/>
       </w:pPr>
-      <w:hyperlink w:history="1" r:id="rIdpqlgrtvwftkzffbc01yd6">
+      <w:hyperlink w:history="1" r:id="rIdefbfjzvxekgjbdsboy1ac">
         <w:r>
           <w:rPr>
             <w:sz w:val="16"/>
@@ -16479,7 +16479,7 @@
         <w:spacing w:after="80"/>
         <w:ind w:left="620"/>
       </w:pPr>
-      <w:hyperlink w:history="1" r:id="rIdyzrfvsgcl45l6pahdnmjn">
+      <w:hyperlink w:history="1" r:id="rIdyoy09aqtxebw2jsh7cjdo">
         <w:r>
           <w:rPr>
             <w:sz w:val="16"/>
@@ -16507,7 +16507,7 @@
         <w:t xml:space="preserve">How much are Divvy bikes?</w:t>
       </w:r>
       <w:r>
-        <w:t xml:space="preserve"> Divvy single rides cost $1 to unlock plus $0.20 a minute for classic bikes. E-bikes are about $0.44 a minute. A Day Pass is $19.90 for unlimited classic rides in 24 hours. Winter availability and snow limits: NOT VERIFIED.</w:t>
+        <w:t xml:space="preserve"> Divvy single rides cost $1 to unlock plus $0.20 a minute for classic bikes. E-bikes are about $0.44 a minute. A Day Pass is $19.90 for unlimited classic rides in 24 hours. Winter availability and snow limits: Not yet confirmed.</w:t>
       </w:r>
     </w:p>
     <w:p>
@@ -16515,7 +16515,7 @@
         <w:spacing w:after="80"/>
         <w:ind w:left="620"/>
       </w:pPr>
-      <w:hyperlink w:history="1" r:id="rId-vp-dcgr3p-yqhbgwqrqj">
+      <w:hyperlink w:history="1" r:id="rIdb3jrwvwimkxxudnfai5_v">
         <w:r>
           <w:rPr>
             <w:sz w:val="16"/>
@@ -16551,7 +16551,7 @@
         <w:spacing w:after="80"/>
         <w:ind w:left="620"/>
       </w:pPr>
-      <w:hyperlink w:history="1" r:id="rIdvcgjoopcciitgafakl-wc">
+      <w:hyperlink w:history="1" r:id="rIdqtizccmhardi21ramgtaq">
         <w:r>
           <w:rPr>
             <w:sz w:val="16"/>
@@ -16579,7 +16579,7 @@
         <w:t xml:space="preserve">What do rideshares cost from the airport?</w:t>
       </w:r>
       <w:r>
-        <w:t xml:space="preserve"> A typical Uber or Lyft fare from O'Hare to the Loop: NOT VERIFIED (prices are dynamic and no official figure found). The city charges a ground transportation tax on app rides, including airport trips.</w:t>
+        <w:t xml:space="preserve"> A typical Uber or Lyft fare from O'Hare to the Loop: Not yet confirmed (prices are dynamic and no official figure found). The city charges a ground transportation tax on app rides, including airport trips.</w:t>
       </w:r>
     </w:p>
     <w:p>
@@ -16587,7 +16587,7 @@
         <w:spacing w:after="80"/>
         <w:ind w:left="620"/>
       </w:pPr>
-      <w:hyperlink w:history="1" r:id="rId_zsh30yoa0sl9fx6ube5i">
+      <w:hyperlink w:history="1" r:id="rId3nf6fslblzgybco1wll-x">
         <w:r>
           <w:rPr>
             <w:sz w:val="16"/>
@@ -16631,7 +16631,7 @@
         <w:spacing w:after="80"/>
         <w:ind w:left="620"/>
       </w:pPr>
-      <w:hyperlink w:history="1" r:id="rIdopgkufk0cxv8dqnghsx8d">
+      <w:hyperlink w:history="1" r:id="rIdvvwmsr83lunxmnynwua2f">
         <w:r>
           <w:rPr>
             <w:sz w:val="16"/>
@@ -16667,7 +16667,7 @@
         <w:spacing w:after="80"/>
         <w:ind w:left="620"/>
       </w:pPr>
-      <w:hyperlink w:history="1" r:id="rId_-yc48fxhs7yohdfihuak">
+      <w:hyperlink w:history="1" r:id="rIdxbbmvzgok6ly9t0f-klwn">
         <w:r>
           <w:rPr>
             <w:sz w:val="16"/>
@@ -16711,7 +16711,7 @@
         <w:spacing w:after="80"/>
         <w:ind w:left="620"/>
       </w:pPr>
-      <w:hyperlink w:history="1" r:id="rId3lm5rgeb45rrlbriiw6w7">
+      <w:hyperlink w:history="1" r:id="rIdp2tvzeatlmkcbshsdgqvs">
         <w:r>
           <w:rPr>
             <w:sz w:val="16"/>
@@ -16755,7 +16755,7 @@
         <w:spacing w:after="80"/>
         <w:ind w:left="620"/>
       </w:pPr>
-      <w:hyperlink w:history="1" r:id="rIdrc018ijjsyy2bg88nsy1q">
+      <w:hyperlink w:history="1" r:id="rIdasfclsocnqtl8ddwwvnwh">
         <w:r>
           <w:rPr>
             <w:sz w:val="16"/>
@@ -16783,7 +16783,7 @@
         <w:t xml:space="preserve">Do I need to book ice skating?</w:t>
       </w:r>
       <w:r>
-        <w:t xml:space="preserve"> Yes at Maggie Daley: everyone needs a ticket for a set two-hour session. Skate hire is $17-$19 Mon-Thu and $21-$23 Fri-Sun and holidays. Ribbon season is 13 Nov - 7 Mar. Millennium Park rink reservation rules: NOT VERIFIED.</w:t>
+        <w:t xml:space="preserve"> Yes at Maggie Daley: everyone needs a ticket for a set two-hour session. Skate hire is $17-$19 Mon-Thu and $21-$23 Fri-Sun and holidays. Ribbon season is 13 Nov - 7 Mar. Millennium Park rink reservation rules: Not yet confirmed.</w:t>
       </w:r>
     </w:p>
     <w:p>
@@ -16791,7 +16791,7 @@
         <w:spacing w:after="80"/>
         <w:ind w:left="620"/>
       </w:pPr>
-      <w:hyperlink w:history="1" r:id="rId4bg6znplf9qtnab9rcc9h">
+      <w:hyperlink w:history="1" r:id="rIdynekazc_x4ieypgw06b7b">
         <w:r>
           <w:rPr>
             <w:sz w:val="16"/>
@@ -16827,7 +16827,7 @@
         <w:t xml:space="preserve">What sales tax will I pay?</w:t>
       </w:r>
       <w:r>
-        <w:t xml:space="preserve"> General goods in the City of Chicago carry 10.25% sales tax (state revenue guide, edition dated before 1 Jan 2026, so confirm the rate finder). Restaurants also pay a 0.5% Chicago restaurant tax. The exact total on a meal: NOT VERIFIED.</w:t>
+        <w:t xml:space="preserve"> General goods in the City of Chicago carry 10.25% sales tax (state revenue guide, edition dated before 1 Jan 2026, so confirm the rate finder). Restaurants also pay a 0.5% Chicago restaurant tax. The exact total on a meal: Not yet confirmed.</w:t>
       </w:r>
     </w:p>
     <w:p>
@@ -16835,7 +16835,7 @@
         <w:spacing w:after="80"/>
         <w:ind w:left="620"/>
       </w:pPr>
-      <w:hyperlink w:history="1" r:id="rIdoy0tvzua-w5_ksu53tfnm">
+      <w:hyperlink w:history="1" r:id="rIdtak-m_x3mzsnjg2paqek0">
         <w:r>
           <w:rPr>
             <w:sz w:val="16"/>
@@ -16863,7 +16863,7 @@
         <w:t xml:space="preserve">How much should I tip?</w:t>
       </w:r>
       <w:r>
-        <w:t xml:space="preserve"> Tipped staff in Chicago have a lower base wage ($12.96 an hour from 1 July 2026, against $17.05 standard), so tips matter. The usual 18-20% restaurant tip is common practice, but NOT VERIFIED on an official page.</w:t>
+        <w:t xml:space="preserve"> Tipped staff in Chicago have a lower base wage ($12.96 an hour from 1 July 2026, against $17.05 standard), so tips matter. The usual 18-20% restaurant tip is common practice, but not yet confirmed on an official page.</w:t>
       </w:r>
     </w:p>
     <w:p>
@@ -16871,7 +16871,7 @@
         <w:spacing w:after="80"/>
         <w:ind w:left="620"/>
       </w:pPr>
-      <w:hyperlink w:history="1" r:id="rIdusqxz_j9e_w88ch0ilypb">
+      <w:hyperlink w:history="1" r:id="rIdj9ndrmakqad5fmui95wce">
         <w:r>
           <w:rPr>
             <w:sz w:val="16"/>
@@ -16907,7 +16907,7 @@
         <w:spacing w:after="80"/>
         <w:ind w:left="620"/>
       </w:pPr>
-      <w:hyperlink w:history="1" r:id="rIdxsqv8j7y51wq_16ra5ww2">
+      <w:hyperlink w:history="1" r:id="rIdtovtlmmwhwtew8r1zjsjv">
         <w:r>
           <w:rPr>
             <w:sz w:val="16"/>
@@ -16935,7 +16935,7 @@
         <w:t xml:space="preserve">Is the CityPASS worth it?</w:t>
       </w:r>
       <w:r>
-        <w:t xml:space="preserve"> Chicago CityPASS is $144 adult and $114 child, valid 9 days, and covers a choice of attractions (Shedd, Skydeck, Field, 360 Chicago, MSI, Art Institute, Adler, Shoreline Sightseeing). The Shoreline boat tour may not run in winter: NOT VERIFIED.</w:t>
+        <w:t xml:space="preserve"> Chicago CityPASS is $144 adult and $114 child, valid 9 days, and covers a choice of attractions (Shedd, Skydeck, Field, 360 Chicago, MSI, Art Institute, Adler, Shoreline Sightseeing). The Shoreline boat tour may not run in winter: Not yet confirmed.</w:t>
       </w:r>
     </w:p>
     <w:p>
@@ -16943,7 +16943,7 @@
         <w:spacing w:after="80"/>
         <w:ind w:left="620"/>
       </w:pPr>
-      <w:hyperlink w:history="1" r:id="rIdyzcr9ozclkniclyzw3jwu">
+      <w:hyperlink w:history="1" r:id="rIdl4shp8tycaojjlwuri215">
         <w:r>
           <w:rPr>
             <w:sz w:val="16"/>
@@ -16971,7 +16971,7 @@
         <w:t xml:space="preserve">Will the market take cards?</w:t>
       </w:r>
       <w:r>
-        <w:t xml:space="preserve"> Whether Christkindlmarket vendors take cards or cash only in 2026: NOT VERIFIED. The 2025 mug cost $10 empty. Carry a little cash and a card.</w:t>
+        <w:t xml:space="preserve"> Whether Christkindlmarket vendors take cards or cash only in 2026: Not yet confirmed. The 2025 mug cost $10 empty. Carry a little cash and a card.</w:t>
       </w:r>
     </w:p>
     <w:p>
@@ -16979,7 +16979,7 @@
         <w:spacing w:after="80"/>
         <w:ind w:left="620"/>
       </w:pPr>
-      <w:hyperlink w:history="1" r:id="rIdvezuudj90jptkqqck8uel">
+      <w:hyperlink w:history="1" r:id="rIdybucvd6cxlbdlhg2j1hbo">
         <w:r>
           <w:rPr>
             <w:sz w:val="16"/>
@@ -17015,7 +17015,7 @@
         <w:t xml:space="preserve">What about UK phone roaming?</w:t>
       </w:r>
       <w:r>
-        <w:t xml:space="preserve"> Charges depend on your network and when you joined. EE's Travel Data Pass starts from GBP 2.72 a day. Vodafone says GBP 2.75 a day for plans from Aug 2021. Three charges GBP 8 a day for new joiners from 1 April 2026. Whether each covers the USA, and eSIM prices: NOT VERIFIED.</w:t>
+        <w:t xml:space="preserve"> Charges depend on your network and when you joined. EE's Travel Data Pass starts from GBP 2.72 a day. Vodafone says GBP 2.75 a day for plans from Aug 2021. Three charges GBP 8 a day for new joiners from 1 April 2026. Whether each covers the USA, and eSIM prices: Not yet confirmed.</w:t>
       </w:r>
     </w:p>
     <w:p>
@@ -17023,7 +17023,7 @@
         <w:spacing w:after="80"/>
         <w:ind w:left="620"/>
       </w:pPr>
-      <w:hyperlink w:history="1" r:id="rIdy6oqrudfs_d5auoy1eteb">
+      <w:hyperlink w:history="1" r:id="rIdflf6dgypat3mvsjo4zffw">
         <w:r>
           <w:rPr>
             <w:sz w:val="16"/>
@@ -17051,7 +17051,7 @@
         <w:t xml:space="preserve">How much is ESTA?</w:t>
       </w:r>
       <w:r>
-        <w:t xml:space="preserve"> The official ESTA fee is $40.27. Apply only on the official CBP site, esta.cbp.dhs.gov, as other sites charge more. Validity, 90-day stay and how early to apply: NOT VERIFIED on the page fetched, so confirm on the site.</w:t>
+        <w:t xml:space="preserve"> The official ESTA fee is $40.27. Apply only on the official CBP site, esta.cbp.dhs.gov, as other sites charge more. Validity, 90-day stay and how early to apply: Not yet confirmed on the page fetched, so confirm on the site.</w:t>
       </w:r>
     </w:p>
     <w:p>
@@ -17059,7 +17059,7 @@
         <w:spacing w:after="80"/>
         <w:ind w:left="620"/>
       </w:pPr>
-      <w:hyperlink w:history="1" r:id="rIdzcynsrveehwhrk2eay8eu">
+      <w:hyperlink w:history="1" r:id="rIdfry22ax9c-zgsn-lf4y6n">
         <w:r>
           <w:rPr>
             <w:sz w:val="16"/>
@@ -17103,7 +17103,7 @@
         <w:spacing w:after="80"/>
         <w:ind w:left="620"/>
       </w:pPr>
-      <w:hyperlink w:history="1" r:id="rIduo810gq5mn6fh3nqqbmcu">
+      <w:hyperlink w:history="1" r:id="rIdx52-frx2da2lo-cnwfjri">
         <w:r>
           <w:rPr>
             <w:sz w:val="16"/>
@@ -17131,7 +17131,7 @@
         <w:t xml:space="preserve">What are the cannabis rules?</w:t>
       </w:r>
       <w:r>
-        <w:t xml:space="preserve"> Cannabis is legal for adults 21 and over, but public consumption is illegal. It must not be used in a vehicle and must not be taken across state lines. Airport screening rules: NOT VERIFIED here, so treat airports as no-go.</w:t>
+        <w:t xml:space="preserve"> Cannabis is legal for adults 21 and over, but public consumption is illegal. It must not be used in a vehicle and must not be taken across state lines. Airport screening rules: Not yet confirmed here, so treat airports as no-go.</w:t>
       </w:r>
     </w:p>
     <w:p>
@@ -17139,7 +17139,7 @@
         <w:spacing w:after="80"/>
         <w:ind w:left="620"/>
       </w:pPr>
-      <w:hyperlink w:history="1" r:id="rId34rxdovmzl4y_-jetwoa_">
+      <w:hyperlink w:history="1" r:id="rIdzqtlsmvb4ve_-zvomeoy1">
         <w:r>
           <w:rPr>
             <w:sz w:val="16"/>
@@ -17167,7 +17167,7 @@
         <w:t xml:space="preserve">Do I need ID for alcohol?</w:t>
       </w:r>
       <w:r>
-        <w:t xml:space="preserve"> Adults-only holiday events state 21+ with photo ID required (Shedd's Holiday House Party). The general Illinois drinking age of 21 is NOT VERIFIED on an official page here. Carry your passport or a photocard ID.</w:t>
+        <w:t xml:space="preserve"> Adults-only holiday events state 21+ with photo ID required (Shedd's Holiday House Party). The general Illinois drinking age of 21 is not yet confirmed on an official page here. Carry your passport or a photocard ID.</w:t>
       </w:r>
     </w:p>
     <w:p>
@@ -17175,7 +17175,7 @@
         <w:spacing w:after="80"/>
         <w:ind w:left="620"/>
       </w:pPr>
-      <w:hyperlink w:history="1" r:id="rIdsks3kqqi5ko8cskie3d5g">
+      <w:hyperlink w:history="1" r:id="rIdbce89gi0yxvevxmm5er3p">
         <w:r>
           <w:rPr>
             <w:sz w:val="16"/>
@@ -17203,7 +17203,7 @@
         <w:t xml:space="preserve">How cold does it get?</w:t>
       </w:r>
       <w:r>
-        <w:t xml:space="preserve"> Wind off Lake Michigan makes it feel colder than the thermometer. NOT VERIFIED: no official wind chill figures were gathered. Check the National Weather Service Chicago forecast for hazards and dress in layers with hats and gloves.</w:t>
+        <w:t xml:space="preserve"> Wind off Lake Michigan makes it feel colder than the thermometer. Not yet confirmed: no official wind chill figures were gathered. Check the National Weather Service Chicago forecast for hazards and dress in layers with hats and gloves.</w:t>
       </w:r>
     </w:p>
     <w:p>
@@ -17211,7 +17211,7 @@
         <w:spacing w:after="80"/>
         <w:ind w:left="620"/>
       </w:pPr>
-      <w:hyperlink w:history="1" r:id="rIdx_v9eoqnmt7rir4wzgbxb">
+      <w:hyperlink w:history="1" r:id="rIds5k1mygafz7mn-yqiluzx">
         <w:r>
           <w:rPr>
             <w:sz w:val="16"/>
@@ -17247,7 +17247,7 @@
         <w:spacing w:after="80"/>
         <w:ind w:left="620"/>
       </w:pPr>
-      <w:hyperlink w:history="1" r:id="rIdr_eq6wb7qru8mvjn4xawf">
+      <w:hyperlink w:history="1" r:id="rId4apqq0a0ps1j_wpdui-so">
         <w:r>
           <w:rPr>
             <w:sz w:val="16"/>
@@ -17275,7 +17275,7 @@
         <w:t xml:space="preserve">Is the lakefront ice safe?</w:t>
       </w:r>
       <w:r>
-        <w:t xml:space="preserve"> NOT VERIFIED on an official page. Treat any ice on Lake Michigan or the harbours as unsafe, and keep children back from the water's edge in winter. The NWS Chicago site carries local hazards.</w:t>
+        <w:t xml:space="preserve"> not yet confirmed on an official page. Treat any ice on Lake Michigan or the harbours as unsafe, and keep children back from the water's edge in winter. The NWS Chicago site carries local hazards.</w:t>
       </w:r>
     </w:p>
     <w:p>
@@ -17283,7 +17283,7 @@
         <w:spacing w:after="80"/>
         <w:ind w:left="620"/>
       </w:pPr>
-      <w:hyperlink w:history="1" r:id="rIdql5skhblruucpcnsxyiny">
+      <w:hyperlink w:history="1" r:id="rIdxzhsfi540rkde_dy0w7ng">
         <w:r>
           <w:rPr>
             <w:sz w:val="16"/>
@@ -17319,7 +17319,7 @@
         <w:t xml:space="preserve">Can I get a free local guide?</w:t>
       </w:r>
       <w:r>
-        <w:t xml:space="preserve"> Yes. Chicago Greeter visits and InstaGreeter walks are completely free and led by volunteers. Winter and Christmas availability: NOT VERIFIED, so book ahead.</w:t>
+        <w:t xml:space="preserve"> Yes. Chicago Greeter visits and InstaGreeter walks are completely free and led by volunteers. Winter and Christmas availability: Not yet confirmed, so book ahead.</w:t>
       </w:r>
     </w:p>
     <w:p>
@@ -17327,7 +17327,7 @@
         <w:spacing w:after="80"/>
         <w:ind w:left="620"/>
       </w:pPr>
-      <w:hyperlink w:history="1" r:id="rIdeoknnebe3j6ixw4jwv0vn">
+      <w:hyperlink w:history="1" r:id="rIdjg4yitobtgrjobfvcamdv">
         <w:r>
           <w:rPr>
             <w:sz w:val="16"/>
@@ -17363,7 +17363,7 @@
         <w:spacing w:after="80"/>
         <w:ind w:left="620"/>
       </w:pPr>
-      <w:hyperlink w:history="1" r:id="rIddsumfvtf9-lo5ajkdvbs_">
+      <w:hyperlink w:history="1" r:id="rId7guycnzexu-stkpxf6_gx">
         <w:r>
           <w:rPr>
             <w:sz w:val="16"/>
@@ -17399,7 +17399,7 @@
         <w:spacing w:after="80"/>
         <w:ind w:left="620"/>
       </w:pPr>
-      <w:hyperlink w:history="1" r:id="rIdizcmqm9evz6sedc15lsez">
+      <w:hyperlink w:history="1" r:id="rId5jf9wygr0wv60w4ub7epz">
         <w:r>
           <w:rPr>
             <w:sz w:val="16"/>
@@ -17435,7 +17435,7 @@
         <w:spacing w:after="80"/>
         <w:ind w:left="620"/>
       </w:pPr>
-      <w:hyperlink w:history="1" r:id="rIdxbkxt1e8ti59hfkdqaknq">
+      <w:hyperlink w:history="1" r:id="rIdt7-sk5qdxzerqafb7x-3t">
         <w:r>
           <w:rPr>
             <w:sz w:val="16"/>
@@ -17497,7 +17497,7 @@
         </w:numPr>
         <w:spacing w:after="60"/>
       </w:pPr>
-      <w:hyperlink w:history="1" r:id="rId4rbdnkd59_rgwz6zwveem">
+      <w:hyperlink w:history="1" r:id="rIdmiiwicaluuejpkxmo2_3s">
         <w:r>
           <w:rPr>
             <w:sz w:val="18"/>
@@ -17525,7 +17525,7 @@
         </w:numPr>
         <w:spacing w:after="60"/>
       </w:pPr>
-      <w:hyperlink w:history="1" r:id="rId98tg7uaa0glgpzvnsmh2n">
+      <w:hyperlink w:history="1" r:id="rIdx0n0oxmv_dr4ly_tmhyl_">
         <w:r>
           <w:rPr>
             <w:sz w:val="18"/>
@@ -17553,7 +17553,7 @@
         </w:numPr>
         <w:spacing w:after="60"/>
       </w:pPr>
-      <w:hyperlink w:history="1" r:id="rIdpbmfmgfdetnryzs5l4-lb">
+      <w:hyperlink w:history="1" r:id="rId7emqvfhi2n7hheajdq4f9">
         <w:r>
           <w:rPr>
             <w:sz w:val="18"/>
@@ -17581,7 +17581,7 @@
         </w:numPr>
         <w:spacing w:after="60"/>
       </w:pPr>
-      <w:hyperlink w:history="1" r:id="rIddfagmw3-opdmepdoay_sq">
+      <w:hyperlink w:history="1" r:id="rIdguxz4awrmxbaozgejqyy_">
         <w:r>
           <w:rPr>
             <w:sz w:val="18"/>
@@ -17609,7 +17609,7 @@
         </w:numPr>
         <w:spacing w:after="60"/>
       </w:pPr>
-      <w:hyperlink w:history="1" r:id="rIdoihpkqzffs9bzfi-j6bpg">
+      <w:hyperlink w:history="1" r:id="rIdtlygxspemrdeftdmbdcml">
         <w:r>
           <w:rPr>
             <w:sz w:val="18"/>
@@ -17637,7 +17637,7 @@
         </w:numPr>
         <w:spacing w:after="60"/>
       </w:pPr>
-      <w:hyperlink w:history="1" r:id="rIdzrusveccfx1dy7eh5jf13">
+      <w:hyperlink w:history="1" r:id="rId7oumoobbmyzbb4fhbi4mk">
         <w:r>
           <w:rPr>
             <w:sz w:val="18"/>
@@ -17665,7 +17665,7 @@
         </w:numPr>
         <w:spacing w:after="60"/>
       </w:pPr>
-      <w:hyperlink w:history="1" r:id="rIdeoifuu6_9twswrtucffax">
+      <w:hyperlink w:history="1" r:id="rIdovabagsqxfogq2z4d-uuz">
         <w:r>
           <w:rPr>
             <w:sz w:val="18"/>
@@ -17693,7 +17693,7 @@
         </w:numPr>
         <w:spacing w:after="60"/>
       </w:pPr>
-      <w:hyperlink w:history="1" r:id="rIdrlnkfcmgepzmubk-ge1eb">
+      <w:hyperlink w:history="1" r:id="rIdqhg-f8omnkd2mnhx4pqku">
         <w:r>
           <w:rPr>
             <w:sz w:val="18"/>
@@ -17721,7 +17721,7 @@
         </w:numPr>
         <w:spacing w:after="60"/>
       </w:pPr>
-      <w:hyperlink w:history="1" r:id="rIdfz8yf4fqgnak4nvf-xfgc">
+      <w:hyperlink w:history="1" r:id="rId7mzs0myqo9mqxaoxrl-ev">
         <w:r>
           <w:rPr>
             <w:sz w:val="18"/>
@@ -17749,7 +17749,7 @@
         </w:numPr>
         <w:spacing w:after="60"/>
       </w:pPr>
-      <w:hyperlink w:history="1" r:id="rIdtcmnpxtndcqfg-eqrsxo4">
+      <w:hyperlink w:history="1" r:id="rIdsysw341_hpd6ybyobcb0n">
         <w:r>
           <w:rPr>
             <w:sz w:val="18"/>
@@ -17777,7 +17777,7 @@
         </w:numPr>
         <w:spacing w:after="60"/>
       </w:pPr>
-      <w:hyperlink w:history="1" r:id="rId_lr_dzjis6_wxfddtdgu3">
+      <w:hyperlink w:history="1" r:id="rIdkytjn2a4vzi2rgbdz05m1">
         <w:r>
           <w:rPr>
             <w:sz w:val="18"/>
@@ -17805,7 +17805,7 @@
         </w:numPr>
         <w:spacing w:after="60"/>
       </w:pPr>
-      <w:hyperlink w:history="1" r:id="rIdty4ogalav9m1s6goxfz8a">
+      <w:hyperlink w:history="1" r:id="rId22ceem0kouwc3vrxh7i6f">
         <w:r>
           <w:rPr>
             <w:sz w:val="18"/>
@@ -17833,7 +17833,7 @@
         </w:numPr>
         <w:spacing w:after="60"/>
       </w:pPr>
-      <w:hyperlink w:history="1" r:id="rIdmq_d1rtbd2erabbbpqjdn">
+      <w:hyperlink w:history="1" r:id="rId6xlxyjy95l1avil_tjfdr">
         <w:r>
           <w:rPr>
             <w:sz w:val="18"/>
@@ -17861,7 +17861,7 @@
         </w:numPr>
         <w:spacing w:after="60"/>
       </w:pPr>
-      <w:hyperlink w:history="1" r:id="rIdguqtiouhit-goorq3tbjr">
+      <w:hyperlink w:history="1" r:id="rIdakraqutdojj-xtyht2njv">
         <w:r>
           <w:rPr>
             <w:sz w:val="18"/>
@@ -17889,7 +17889,7 @@
         </w:numPr>
         <w:spacing w:after="60"/>
       </w:pPr>
-      <w:hyperlink w:history="1" r:id="rIdtzutfb8gnnin4xve9tv7k">
+      <w:hyperlink w:history="1" r:id="rIdqomfehmkzvxzmaxdl9rih">
         <w:r>
           <w:rPr>
             <w:sz w:val="18"/>
@@ -17917,7 +17917,7 @@
         </w:numPr>
         <w:spacing w:after="60"/>
       </w:pPr>
-      <w:hyperlink w:history="1" r:id="rIdkhjtl4jvotl28cgndmppm">
+      <w:hyperlink w:history="1" r:id="rIdncee0cvtbumymeu9ug_e8">
         <w:r>
           <w:rPr>
             <w:sz w:val="18"/>
@@ -17945,7 +17945,7 @@
         </w:numPr>
         <w:spacing w:after="60"/>
       </w:pPr>
-      <w:hyperlink w:history="1" r:id="rId4-nqgbhmslerzfbp5o2wn">
+      <w:hyperlink w:history="1" r:id="rIdvnrq9hbsnlpf7yrcxw9sr">
         <w:r>
           <w:rPr>
             <w:sz w:val="18"/>
@@ -17973,7 +17973,7 @@
         </w:numPr>
         <w:spacing w:after="60"/>
       </w:pPr>
-      <w:hyperlink w:history="1" r:id="rIdwrrhqr93oh0_thwcmiv2n">
+      <w:hyperlink w:history="1" r:id="rId1brfzmdcuxs7ar-gaox08">
         <w:r>
           <w:rPr>
             <w:sz w:val="18"/>
@@ -18001,7 +18001,7 @@
         </w:numPr>
         <w:spacing w:after="60"/>
       </w:pPr>
-      <w:hyperlink w:history="1" r:id="rId1uq1rnm3uabvd5mjh-64p">
+      <w:hyperlink w:history="1" r:id="rIdnanuo0bry1_ypog4bqg2u">
         <w:r>
           <w:rPr>
             <w:sz w:val="18"/>
@@ -18029,7 +18029,7 @@
         </w:numPr>
         <w:spacing w:after="60"/>
       </w:pPr>
-      <w:hyperlink w:history="1" r:id="rId0tccyypl40f-1sbclvmba">
+      <w:hyperlink w:history="1" r:id="rIdiolyt3etbs3juxioxq3vl">
         <w:r>
           <w:rPr>
             <w:sz w:val="18"/>
@@ -18057,7 +18057,7 @@
         </w:numPr>
         <w:spacing w:after="60"/>
       </w:pPr>
-      <w:hyperlink w:history="1" r:id="rIdc3z0lkwvto4e0nyn4l1k7">
+      <w:hyperlink w:history="1" r:id="rId1cpbjvt_3s2qkqdhz9ufb">
         <w:r>
           <w:rPr>
             <w:sz w:val="18"/>
@@ -18085,7 +18085,7 @@
         </w:numPr>
         <w:spacing w:after="60"/>
       </w:pPr>
-      <w:hyperlink w:history="1" r:id="rIdxvethqgwhb-nj736nimhi">
+      <w:hyperlink w:history="1" r:id="rId7afg7hczjzxjz89vsj5bn">
         <w:r>
           <w:rPr>
             <w:sz w:val="18"/>
@@ -18113,7 +18113,7 @@
         </w:numPr>
         <w:spacing w:after="60"/>
       </w:pPr>
-      <w:hyperlink w:history="1" r:id="rIdjyly2t-tcen3q5a7deonl">
+      <w:hyperlink w:history="1" r:id="rIde9kj7cb-vk-nfvzzn44qh">
         <w:r>
           <w:rPr>
             <w:sz w:val="18"/>
@@ -18141,7 +18141,7 @@
         </w:numPr>
         <w:spacing w:after="60"/>
       </w:pPr>
-      <w:hyperlink w:history="1" r:id="rIdvhz4axuhh-_mzlpjkhh00">
+      <w:hyperlink w:history="1" r:id="rIdpbxrz9jxy8lm5alftoa3p">
         <w:r>
           <w:rPr>
             <w:sz w:val="18"/>
@@ -18169,7 +18169,7 @@
         </w:numPr>
         <w:spacing w:after="60"/>
       </w:pPr>
-      <w:hyperlink w:history="1" r:id="rIddqoverofb5ru4nnr8o4vw">
+      <w:hyperlink w:history="1" r:id="rId4hz87s48_x1wllvmo1hgo">
         <w:r>
           <w:rPr>
             <w:sz w:val="18"/>
@@ -18197,7 +18197,7 @@
         </w:numPr>
         <w:spacing w:after="60"/>
       </w:pPr>
-      <w:hyperlink w:history="1" r:id="rIdtkywz-xq9pvn0o_qruvxt">
+      <w:hyperlink w:history="1" r:id="rIdx4rhdkjsxaxx1td5ockw5">
         <w:r>
           <w:rPr>
             <w:sz w:val="18"/>
@@ -18225,7 +18225,7 @@
         </w:numPr>
         <w:spacing w:after="60"/>
       </w:pPr>
-      <w:hyperlink w:history="1" r:id="rId4uryecbyukj2npvxjqjir">
+      <w:hyperlink w:history="1" r:id="rIdvuuckwpxtwundhnzehtzr">
         <w:r>
           <w:rPr>
             <w:sz w:val="18"/>
@@ -18253,7 +18253,7 @@
         </w:numPr>
         <w:spacing w:after="60"/>
       </w:pPr>
-      <w:hyperlink w:history="1" r:id="rIddv6l1qgyeqqg57mkurely">
+      <w:hyperlink w:history="1" r:id="rIdsa_y6tervt8vuqd4sazna">
         <w:r>
           <w:rPr>
             <w:sz w:val="18"/>
@@ -18281,7 +18281,7 @@
         </w:numPr>
         <w:spacing w:after="60"/>
       </w:pPr>
-      <w:hyperlink w:history="1" r:id="rIdb6ofv58txkpdht1_beztg">
+      <w:hyperlink w:history="1" r:id="rIdjxtbcpl0xfq6e6tovxuwc">
         <w:r>
           <w:rPr>
             <w:sz w:val="18"/>
@@ -18309,7 +18309,7 @@
         </w:numPr>
         <w:spacing w:after="60"/>
       </w:pPr>
-      <w:hyperlink w:history="1" r:id="rIdqb98ykr0kt-3l0xf28mce">
+      <w:hyperlink w:history="1" r:id="rIddze1bx_wpmz8yq4dtaly9">
         <w:r>
           <w:rPr>
             <w:sz w:val="18"/>
@@ -18337,7 +18337,7 @@
         </w:numPr>
         <w:spacing w:after="60"/>
       </w:pPr>
-      <w:hyperlink w:history="1" r:id="rIdx280bph1-_rbqmzwb7qlb">
+      <w:hyperlink w:history="1" r:id="rIdmhbvslrraidjyxjeino-a">
         <w:r>
           <w:rPr>
             <w:sz w:val="18"/>
@@ -18365,7 +18365,7 @@
         </w:numPr>
         <w:spacing w:after="60"/>
       </w:pPr>
-      <w:hyperlink w:history="1" r:id="rIdqp7fjzk8vuspafrrhlaj3">
+      <w:hyperlink w:history="1" r:id="rIdwzaaisb3rymaax09texfj">
         <w:r>
           <w:rPr>
             <w:sz w:val="18"/>
@@ -18393,7 +18393,7 @@
         </w:numPr>
         <w:spacing w:after="60"/>
       </w:pPr>
-      <w:hyperlink w:history="1" r:id="rIdm4ayyuutah2hutqnxpbjw">
+      <w:hyperlink w:history="1" r:id="rIdw4rfiqtlp9clfx253zssx">
         <w:r>
           <w:rPr>
             <w:sz w:val="18"/>
@@ -18421,7 +18421,7 @@
         </w:numPr>
         <w:spacing w:after="60"/>
       </w:pPr>
-      <w:hyperlink w:history="1" r:id="rId5ekjbcigks-zlza2dxmx4">
+      <w:hyperlink w:history="1" r:id="rIdubhuhsta3dbztndvdi89a">
         <w:r>
           <w:rPr>
             <w:sz w:val="18"/>
@@ -18449,7 +18449,7 @@
         </w:numPr>
         <w:spacing w:after="60"/>
       </w:pPr>
-      <w:hyperlink w:history="1" r:id="rIdixneskkuc7rlshpb0tyh1">
+      <w:hyperlink w:history="1" r:id="rIdquins4a3yfsfey5eg0sjr">
         <w:r>
           <w:rPr>
             <w:sz w:val="18"/>
@@ -18477,7 +18477,7 @@
         </w:numPr>
         <w:spacing w:after="60"/>
       </w:pPr>
-      <w:hyperlink w:history="1" r:id="rIdkekfky8jmggp774q7yc2j">
+      <w:hyperlink w:history="1" r:id="rIdncaazf8sgbaozczpd-de1">
         <w:r>
           <w:rPr>
             <w:sz w:val="18"/>
@@ -18505,7 +18505,7 @@
         </w:numPr>
         <w:spacing w:after="60"/>
       </w:pPr>
-      <w:hyperlink w:history="1" r:id="rIddziuoxibcmee1ugtfvhbe">
+      <w:hyperlink w:history="1" r:id="rIdiptaz08enivlkdpghej7p">
         <w:r>
           <w:rPr>
             <w:sz w:val="18"/>
@@ -18533,7 +18533,7 @@
         </w:numPr>
         <w:spacing w:after="60"/>
       </w:pPr>
-      <w:hyperlink w:history="1" r:id="rIduqoct2d5nkz6swbgcjqgh">
+      <w:hyperlink w:history="1" r:id="rIdfamlwdr5hncltnljcvpvn">
         <w:r>
           <w:rPr>
             <w:sz w:val="18"/>
@@ -18561,7 +18561,7 @@
         </w:numPr>
         <w:spacing w:after="60"/>
       </w:pPr>
-      <w:hyperlink w:history="1" r:id="rId8p-pfyc-luip7oqflvfvh">
+      <w:hyperlink w:history="1" r:id="rIdogn34lcod9botxr2hq_-m">
         <w:r>
           <w:rPr>
             <w:sz w:val="18"/>
@@ -18589,7 +18589,7 @@
         </w:numPr>
         <w:spacing w:after="60"/>
       </w:pPr>
-      <w:hyperlink w:history="1" r:id="rIdm4wd2ib9ylofxucfctxn4">
+      <w:hyperlink w:history="1" r:id="rIdwoj3tgiilfelrmgidjens">
         <w:r>
           <w:rPr>
             <w:sz w:val="18"/>
@@ -18617,7 +18617,7 @@
         </w:numPr>
         <w:spacing w:after="60"/>
       </w:pPr>
-      <w:hyperlink w:history="1" r:id="rIdpxke8txmwvruxscjkwuak">
+      <w:hyperlink w:history="1" r:id="rIdel90plhjhsadwtnwmzoz8">
         <w:r>
           <w:rPr>
             <w:sz w:val="18"/>
@@ -18645,7 +18645,7 @@
         </w:numPr>
         <w:spacing w:after="60"/>
       </w:pPr>
-      <w:hyperlink w:history="1" r:id="rIdylge6p_fivt2psu6vibl9">
+      <w:hyperlink w:history="1" r:id="rIdhiphrddtysheyynqzwiee">
         <w:r>
           <w:rPr>
             <w:sz w:val="18"/>
@@ -18673,7 +18673,7 @@
         </w:numPr>
         <w:spacing w:after="60"/>
       </w:pPr>
-      <w:hyperlink w:history="1" r:id="rIdktaen9ngg7ivr5by2sv5u">
+      <w:hyperlink w:history="1" r:id="rIdbtoypf7xvaxdqks0z2vjf">
         <w:r>
           <w:rPr>
             <w:sz w:val="18"/>
@@ -18701,7 +18701,7 @@
         </w:numPr>
         <w:spacing w:after="60"/>
       </w:pPr>
-      <w:hyperlink w:history="1" r:id="rIdneuicddsaurrkdfxaesvn">
+      <w:hyperlink w:history="1" r:id="rIdizvghdgq5rntojrxw68rz">
         <w:r>
           <w:rPr>
             <w:sz w:val="18"/>
@@ -18729,7 +18729,7 @@
         </w:numPr>
         <w:spacing w:after="60"/>
       </w:pPr>
-      <w:hyperlink w:history="1" r:id="rIdspg06te8c5bgosvcyrqni">
+      <w:hyperlink w:history="1" r:id="rIduh0af0lajzk6y4a1wyq_2">
         <w:r>
           <w:rPr>
             <w:sz w:val="18"/>
@@ -18757,7 +18757,7 @@
         </w:numPr>
         <w:spacing w:after="60"/>
       </w:pPr>
-      <w:hyperlink w:history="1" r:id="rIdrs425mynebift6gadnnma">
+      <w:hyperlink w:history="1" r:id="rId109euqbqydzysrpli-toh">
         <w:r>
           <w:rPr>
             <w:sz w:val="18"/>
@@ -18785,7 +18785,7 @@
         </w:numPr>
         <w:spacing w:after="60"/>
       </w:pPr>
-      <w:hyperlink w:history="1" r:id="rId6shxxdfi2hs5_8kaj5wpc">
+      <w:hyperlink w:history="1" r:id="rIdjrl0ejdtwzcmzyitgzvol">
         <w:r>
           <w:rPr>
             <w:sz w:val="18"/>
@@ -18813,7 +18813,7 @@
         </w:numPr>
         <w:spacing w:after="60"/>
       </w:pPr>
-      <w:hyperlink w:history="1" r:id="rIdyfb21nig3i8nbbg5hfakw">
+      <w:hyperlink w:history="1" r:id="rIdfkshncxulu3jaxb-je4fo">
         <w:r>
           <w:rPr>
             <w:sz w:val="18"/>
@@ -18841,7 +18841,7 @@
         </w:numPr>
         <w:spacing w:after="60"/>
       </w:pPr>
-      <w:hyperlink w:history="1" r:id="rIdksfprbjiro_na9e1ku1v6">
+      <w:hyperlink w:history="1" r:id="rIdm9cm6w1qltdj3hehbvijs">
         <w:r>
           <w:rPr>
             <w:sz w:val="18"/>
@@ -18869,7 +18869,7 @@
         </w:numPr>
         <w:spacing w:after="60"/>
       </w:pPr>
-      <w:hyperlink w:history="1" r:id="rId0yhxhf0w6kaxizpmdvqxr">
+      <w:hyperlink w:history="1" r:id="rIdi-e6fimdsiogi7tqygqbg">
         <w:r>
           <w:rPr>
             <w:sz w:val="18"/>
@@ -18897,7 +18897,7 @@
         </w:numPr>
         <w:spacing w:after="60"/>
       </w:pPr>
-      <w:hyperlink w:history="1" r:id="rId_1_cuyuu_khzbceq0odyt">
+      <w:hyperlink w:history="1" r:id="rIdeomyvqieb_lmhcpzcd1w8">
         <w:r>
           <w:rPr>
             <w:sz w:val="18"/>
@@ -18925,7 +18925,7 @@
         </w:numPr>
         <w:spacing w:after="60"/>
       </w:pPr>
-      <w:hyperlink w:history="1" r:id="rIdwwt_dpsr42d4ndag7arn0">
+      <w:hyperlink w:history="1" r:id="rIdli4jkvntfqgaqwtqxbumt">
         <w:r>
           <w:rPr>
             <w:sz w:val="18"/>
@@ -18953,7 +18953,7 @@
         </w:numPr>
         <w:spacing w:after="60"/>
       </w:pPr>
-      <w:hyperlink w:history="1" r:id="rIdae1sypwad2eu34rwphetp">
+      <w:hyperlink w:history="1" r:id="rIdngeyojx_5igcldcipgseb">
         <w:r>
           <w:rPr>
             <w:sz w:val="18"/>
@@ -18981,7 +18981,7 @@
         </w:numPr>
         <w:spacing w:after="60"/>
       </w:pPr>
-      <w:hyperlink w:history="1" r:id="rIdgafuwfvxsrgsy6gbm6sko">
+      <w:hyperlink w:history="1" r:id="rIdfvauedym2c1tkjhj5mt_x">
         <w:r>
           <w:rPr>
             <w:sz w:val="18"/>
@@ -19009,7 +19009,7 @@
         </w:numPr>
         <w:spacing w:after="60"/>
       </w:pPr>
-      <w:hyperlink w:history="1" r:id="rIdrvbyocs-mmvqhztbwjbbj">
+      <w:hyperlink w:history="1" r:id="rIdqldfurylkybchuzdjux1o">
         <w:r>
           <w:rPr>
             <w:sz w:val="18"/>
@@ -19037,7 +19037,7 @@
         </w:numPr>
         <w:spacing w:after="60"/>
       </w:pPr>
-      <w:hyperlink w:history="1" r:id="rIdxdkq4snu07wdlua0ehgld">
+      <w:hyperlink w:history="1" r:id="rIdfvkwyjfzjphgueyey_v6c">
         <w:r>
           <w:rPr>
             <w:sz w:val="18"/>
@@ -19065,7 +19065,7 @@
         </w:numPr>
         <w:spacing w:after="60"/>
       </w:pPr>
-      <w:hyperlink w:history="1" r:id="rIdfd-ukmyhcs9nfg84wcgsz">
+      <w:hyperlink w:history="1" r:id="rIdwgil7fm-xbv8wpydkbnm7">
         <w:r>
           <w:rPr>
             <w:sz w:val="18"/>
@@ -19093,7 +19093,7 @@
         </w:numPr>
         <w:spacing w:after="60"/>
       </w:pPr>
-      <w:hyperlink w:history="1" r:id="rIdq4ffepbcvq7nnhvfq_fce">
+      <w:hyperlink w:history="1" r:id="rIdt8_7ylk4vm9v_gfjrmsrc">
         <w:r>
           <w:rPr>
             <w:sz w:val="18"/>
@@ -19121,7 +19121,7 @@
         </w:numPr>
         <w:spacing w:after="60"/>
       </w:pPr>
-      <w:hyperlink w:history="1" r:id="rIdqtqwiufrmtwc3jw9maq4f">
+      <w:hyperlink w:history="1" r:id="rIdtjabz4zu8bpaqw-zuectc">
         <w:r>
           <w:rPr>
             <w:sz w:val="18"/>
@@ -19149,7 +19149,7 @@
         </w:numPr>
         <w:spacing w:after="60"/>
       </w:pPr>
-      <w:hyperlink w:history="1" r:id="rIdka0psnp8nbh3jnunz-0fh">
+      <w:hyperlink w:history="1" r:id="rIdrvdcgfilto3zlpqwftto_">
         <w:r>
           <w:rPr>
             <w:sz w:val="18"/>
@@ -19177,7 +19177,7 @@
         </w:numPr>
         <w:spacing w:after="60"/>
       </w:pPr>
-      <w:hyperlink w:history="1" r:id="rIdxloiut9w6pwhymy6gtq7i">
+      <w:hyperlink w:history="1" r:id="rIdg8q8ftpcikujsdhe_ygle">
         <w:r>
           <w:rPr>
             <w:sz w:val="18"/>
@@ -19205,7 +19205,7 @@
         </w:numPr>
         <w:spacing w:after="60"/>
       </w:pPr>
-      <w:hyperlink w:history="1" r:id="rId_d9o4g0yxud0230tf993k">
+      <w:hyperlink w:history="1" r:id="rIdxfxsyckrjejfvkrqzinmk">
         <w:r>
           <w:rPr>
             <w:sz w:val="18"/>
@@ -19233,7 +19233,7 @@
         </w:numPr>
         <w:spacing w:after="60"/>
       </w:pPr>
-      <w:hyperlink w:history="1" r:id="rIdfqo1sa4y_i7zlpy26_kn9">
+      <w:hyperlink w:history="1" r:id="rIdbdw2iqisleuly5t-37h-v">
         <w:r>
           <w:rPr>
             <w:sz w:val="18"/>
@@ -19261,7 +19261,7 @@
         </w:numPr>
         <w:spacing w:after="60"/>
       </w:pPr>
-      <w:hyperlink w:history="1" r:id="rId3w8n3c1fopfkztzks2rvq">
+      <w:hyperlink w:history="1" r:id="rIdjq5zsbcgae1x4iid37ggw">
         <w:r>
           <w:rPr>
             <w:sz w:val="18"/>
@@ -19289,7 +19289,7 @@
         </w:numPr>
         <w:spacing w:after="60"/>
       </w:pPr>
-      <w:hyperlink w:history="1" r:id="rIdh7gzlpbotakjrk7c99s-z">
+      <w:hyperlink w:history="1" r:id="rIdzk44yqps9l4azurdifscj">
         <w:r>
           <w:rPr>
             <w:sz w:val="18"/>
@@ -19317,7 +19317,7 @@
         </w:numPr>
         <w:spacing w:after="60"/>
       </w:pPr>
-      <w:hyperlink w:history="1" r:id="rIdkjyl3iyjf3njvrqnlg1rm">
+      <w:hyperlink w:history="1" r:id="rIdv12ho9scaxq-cil2cinji">
         <w:r>
           <w:rPr>
             <w:sz w:val="18"/>
@@ -19345,7 +19345,7 @@
         </w:numPr>
         <w:spacing w:after="60"/>
       </w:pPr>
-      <w:hyperlink w:history="1" r:id="rIdkthcp0qzdqqswovd44mgb">
+      <w:hyperlink w:history="1" r:id="rIdkesno6c8e2eislbcv-ove">
         <w:r>
           <w:rPr>
             <w:sz w:val="18"/>
@@ -19373,7 +19373,7 @@
         </w:numPr>
         <w:spacing w:after="60"/>
       </w:pPr>
-      <w:hyperlink w:history="1" r:id="rIdsfnlyd88sxjw69xt2x5nh">
+      <w:hyperlink w:history="1" r:id="rIdwwnb5b1wqwon8jxyftomp">
         <w:r>
           <w:rPr>
             <w:sz w:val="18"/>
@@ -19401,7 +19401,7 @@
         </w:numPr>
         <w:spacing w:after="60"/>
       </w:pPr>
-      <w:hyperlink w:history="1" r:id="rId3lswtlgcgipa40io6efwz">
+      <w:hyperlink w:history="1" r:id="rIdkrejqycwojnpqvmjyuuqy">
         <w:r>
           <w:rPr>
             <w:sz w:val="18"/>
@@ -19429,7 +19429,7 @@
         </w:numPr>
         <w:spacing w:after="60"/>
       </w:pPr>
-      <w:hyperlink w:history="1" r:id="rIdunjrtowqzp-tpk3e7dmji">
+      <w:hyperlink w:history="1" r:id="rIdexgvld_uuwglmrt1pmcet">
         <w:r>
           <w:rPr>
             <w:sz w:val="18"/>
@@ -19457,7 +19457,7 @@
         </w:numPr>
         <w:spacing w:after="60"/>
       </w:pPr>
-      <w:hyperlink w:history="1" r:id="rIdxnldeqcvcq2cfrsv0rif0">
+      <w:hyperlink w:history="1" r:id="rIda1l1s_r2ss8uyd3mg2znq">
         <w:r>
           <w:rPr>
             <w:sz w:val="18"/>
@@ -19485,7 +19485,7 @@
         </w:numPr>
         <w:spacing w:after="60"/>
       </w:pPr>
-      <w:hyperlink w:history="1" r:id="rIdftqme-wwkrrgmalau7gcd">
+      <w:hyperlink w:history="1" r:id="rIdu2bnqpjfywnryc-gjko-i">
         <w:r>
           <w:rPr>
             <w:sz w:val="18"/>
@@ -19513,7 +19513,7 @@
         </w:numPr>
         <w:spacing w:after="60"/>
       </w:pPr>
-      <w:hyperlink w:history="1" r:id="rIdfr703jvfai2ezrgt5qqdf">
+      <w:hyperlink w:history="1" r:id="rIdciutwmtokio7ziekutjeu">
         <w:r>
           <w:rPr>
             <w:sz w:val="18"/>
@@ -19541,7 +19541,7 @@
         </w:numPr>
         <w:spacing w:after="60"/>
       </w:pPr>
-      <w:hyperlink w:history="1" r:id="rId7yjpuzpksz40miy-dqy11">
+      <w:hyperlink w:history="1" r:id="rIdo3ivlv_qt_gp-v9ndr1tp">
         <w:r>
           <w:rPr>
             <w:sz w:val="18"/>
@@ -19569,7 +19569,7 @@
         </w:numPr>
         <w:spacing w:after="60"/>
       </w:pPr>
-      <w:hyperlink w:history="1" r:id="rIdz7-gt4gumupqut-trefrq">
+      <w:hyperlink w:history="1" r:id="rIdii_lyw_0kbxmwdend1_rm">
         <w:r>
           <w:rPr>
             <w:sz w:val="18"/>
@@ -19597,7 +19597,7 @@
         </w:numPr>
         <w:spacing w:after="60"/>
       </w:pPr>
-      <w:hyperlink w:history="1" r:id="rIdkbmfigztiaa8qzke9z_fm">
+      <w:hyperlink w:history="1" r:id="rIdovyneudt7kww2txgvt2ma">
         <w:r>
           <w:rPr>
             <w:sz w:val="18"/>
@@ -19625,7 +19625,7 @@
         </w:numPr>
         <w:spacing w:after="60"/>
       </w:pPr>
-      <w:hyperlink w:history="1" r:id="rId844imxaypowzcba-mna6g">
+      <w:hyperlink w:history="1" r:id="rIdqdpuh_d_itrc22bbxf7i7">
         <w:r>
           <w:rPr>
             <w:sz w:val="18"/>
@@ -19653,7 +19653,7 @@
         </w:numPr>
         <w:spacing w:after="60"/>
       </w:pPr>
-      <w:hyperlink w:history="1" r:id="rIdqllnhftyg1ckyiercqthw">
+      <w:hyperlink w:history="1" r:id="rIdejpkgstnjqgmawtitvrhi">
         <w:r>
           <w:rPr>
             <w:sz w:val="18"/>
@@ -19681,7 +19681,7 @@
         </w:numPr>
         <w:spacing w:after="60"/>
       </w:pPr>
-      <w:hyperlink w:history="1" r:id="rIdxqgecfwerpua2q4_i0zhj">
+      <w:hyperlink w:history="1" r:id="rIdduad9iu25myqqasml965_">
         <w:r>
           <w:rPr>
             <w:sz w:val="18"/>
@@ -19709,7 +19709,7 @@
         </w:numPr>
         <w:spacing w:after="60"/>
       </w:pPr>
-      <w:hyperlink w:history="1" r:id="rIdwroiaidn6k3hlhkiun4yk">
+      <w:hyperlink w:history="1" r:id="rIdwlsgf5mvzjluf99cfupzw">
         <w:r>
           <w:rPr>
             <w:sz w:val="18"/>
@@ -19737,7 +19737,7 @@
         </w:numPr>
         <w:spacing w:after="60"/>
       </w:pPr>
-      <w:hyperlink w:history="1" r:id="rIdgityr3alzwt1vxm3c6mwl">
+      <w:hyperlink w:history="1" r:id="rIdio-xyqskpexiua82xe6dw">
         <w:r>
           <w:rPr>
             <w:sz w:val="18"/>
@@ -19765,7 +19765,7 @@
         </w:numPr>
         <w:spacing w:after="60"/>
       </w:pPr>
-      <w:hyperlink w:history="1" r:id="rIdisffegr5-fb4c3rgezglj">
+      <w:hyperlink w:history="1" r:id="rIdzc4w-gsgkxz132psdejex">
         <w:r>
           <w:rPr>
             <w:sz w:val="18"/>
@@ -19793,7 +19793,7 @@
         </w:numPr>
         <w:spacing w:after="60"/>
       </w:pPr>
-      <w:hyperlink w:history="1" r:id="rId9ovqa6ybzisixv9cdmimo">
+      <w:hyperlink w:history="1" r:id="rIdwupivrkzeqcmiaednizkx">
         <w:r>
           <w:rPr>
             <w:sz w:val="18"/>
@@ -19821,7 +19821,7 @@
         </w:numPr>
         <w:spacing w:after="60"/>
       </w:pPr>
-      <w:hyperlink w:history="1" r:id="rIdix_b59wuusykgm0jlodrk">
+      <w:hyperlink w:history="1" r:id="rId4-tm0kdx1iuvbdm9fh_yv">
         <w:r>
           <w:rPr>
             <w:sz w:val="18"/>
@@ -19849,7 +19849,7 @@
         </w:numPr>
         <w:spacing w:after="60"/>
       </w:pPr>
-      <w:hyperlink w:history="1" r:id="rId0okjxklngmadllihqdbuw">
+      <w:hyperlink w:history="1" r:id="rIdjmkevcvlg04iv4eq9zvj9">
         <w:r>
           <w:rPr>
             <w:sz w:val="18"/>
@@ -19877,7 +19877,7 @@
         </w:numPr>
         <w:spacing w:after="60"/>
       </w:pPr>
-      <w:hyperlink w:history="1" r:id="rIdfaer4dwbol6pis2nppn4r">
+      <w:hyperlink w:history="1" r:id="rIdwbwws1bkhtrll-khxlkpd">
         <w:r>
           <w:rPr>
             <w:sz w:val="18"/>
@@ -19905,7 +19905,7 @@
         </w:numPr>
         <w:spacing w:after="60"/>
       </w:pPr>
-      <w:hyperlink w:history="1" r:id="rIdecgh5jp61l2uv-gf5-kn8">
+      <w:hyperlink w:history="1" r:id="rIds0qiec4hs8zkt1afcqjby">
         <w:r>
           <w:rPr>
             <w:sz w:val="18"/>
@@ -19933,7 +19933,7 @@
         </w:numPr>
         <w:spacing w:after="60"/>
       </w:pPr>
-      <w:hyperlink w:history="1" r:id="rIdrt-kklyapp2w5l3o7ks4r">
+      <w:hyperlink w:history="1" r:id="rIdmxnqxx5ifezts1eobqgxa">
         <w:r>
           <w:rPr>
             <w:sz w:val="18"/>
@@ -19961,7 +19961,7 @@
         </w:numPr>
         <w:spacing w:after="60"/>
       </w:pPr>
-      <w:hyperlink w:history="1" r:id="rId17zte9ypviyt_6knkdppl">
+      <w:hyperlink w:history="1" r:id="rIdp9uxu_gfajx2u3dai1opd">
         <w:r>
           <w:rPr>
             <w:sz w:val="18"/>
@@ -19989,7 +19989,7 @@
         </w:numPr>
         <w:spacing w:after="60"/>
       </w:pPr>
-      <w:hyperlink w:history="1" r:id="rId3sw0mtf2d0qd2mq_lc7h0">
+      <w:hyperlink w:history="1" r:id="rIdmn7h8q6hysiscovbpnraj">
         <w:r>
           <w:rPr>
             <w:sz w:val="18"/>
@@ -20017,7 +20017,7 @@
         </w:numPr>
         <w:spacing w:after="60"/>
       </w:pPr>
-      <w:hyperlink w:history="1" r:id="rIdffnks71dfbvzxb-nfymaz">
+      <w:hyperlink w:history="1" r:id="rIddg9p673_rzc_lebs-hkow">
         <w:r>
           <w:rPr>
             <w:sz w:val="18"/>
@@ -20045,7 +20045,7 @@
         </w:numPr>
         <w:spacing w:after="60"/>
       </w:pPr>
-      <w:hyperlink w:history="1" r:id="rIdnajunc5mgpqwzdeiwqs8f">
+      <w:hyperlink w:history="1" r:id="rId2xzyfhv5hragrtsl7tevx">
         <w:r>
           <w:rPr>
             <w:sz w:val="18"/>
@@ -20073,7 +20073,7 @@
         </w:numPr>
         <w:spacing w:after="60"/>
       </w:pPr>
-      <w:hyperlink w:history="1" r:id="rId_0yxxkmowucyhjfkq2poo">
+      <w:hyperlink w:history="1" r:id="rIdvzrfhevyguvdjjijes7zy">
         <w:r>
           <w:rPr>
             <w:sz w:val="18"/>
@@ -20101,7 +20101,7 @@
         </w:numPr>
         <w:spacing w:after="60"/>
       </w:pPr>
-      <w:hyperlink w:history="1" r:id="rId86tvx2gl5iy-wm6rmymxb">
+      <w:hyperlink w:history="1" r:id="rId4khnv8afvwffrlqh5jcct">
         <w:r>
           <w:rPr>
             <w:sz w:val="18"/>
@@ -20129,7 +20129,7 @@
         </w:numPr>
         <w:spacing w:after="60"/>
       </w:pPr>
-      <w:hyperlink w:history="1" r:id="rIdl67orkbyoe9gp84vilezz">
+      <w:hyperlink w:history="1" r:id="rIdq1o4drvciwyznpxnc3asb">
         <w:r>
           <w:rPr>
             <w:sz w:val="18"/>
@@ -20157,7 +20157,7 @@
         </w:numPr>
         <w:spacing w:after="60"/>
       </w:pPr>
-      <w:hyperlink w:history="1" r:id="rIda9x5lt8ggznllfferfslv">
+      <w:hyperlink w:history="1" r:id="rId6rss4t8j5p4v3ia1lh1ik">
         <w:r>
           <w:rPr>
             <w:sz w:val="18"/>
@@ -20185,7 +20185,7 @@
         </w:numPr>
         <w:spacing w:after="60"/>
       </w:pPr>
-      <w:hyperlink w:history="1" r:id="rId1zxixd4x0ea2f11cnhs2f">
+      <w:hyperlink w:history="1" r:id="rIdph2dsxiq5yg9mbx8yeb5s">
         <w:r>
           <w:rPr>
             <w:sz w:val="18"/>
@@ -20213,7 +20213,7 @@
         </w:numPr>
         <w:spacing w:after="60"/>
       </w:pPr>
-      <w:hyperlink w:history="1" r:id="rIduzweohxtpmg18mkhj1bx1">
+      <w:hyperlink w:history="1" r:id="rIdovmbthvhjl9cn_zdlxrpn">
         <w:r>
           <w:rPr>
             <w:sz w:val="18"/>
@@ -20241,7 +20241,7 @@
         </w:numPr>
         <w:spacing w:after="60"/>
       </w:pPr>
-      <w:hyperlink w:history="1" r:id="rIdstyvsrezg5tz3butab8mc">
+      <w:hyperlink w:history="1" r:id="rIdn6xo0n2k9z39csm2u5erd">
         <w:r>
           <w:rPr>
             <w:sz w:val="18"/>
@@ -20269,7 +20269,7 @@
         </w:numPr>
         <w:spacing w:after="60"/>
       </w:pPr>
-      <w:hyperlink w:history="1" r:id="rIdd1gq_7naun6wvsifmtofv">
+      <w:hyperlink w:history="1" r:id="rId4_7sijvpsezsfrdtf2uab">
         <w:r>
           <w:rPr>
             <w:sz w:val="18"/>
@@ -20297,7 +20297,7 @@
         </w:numPr>
         <w:spacing w:after="60"/>
       </w:pPr>
-      <w:hyperlink w:history="1" r:id="rIdtlyqhzmdqxeymeznkkkuq">
+      <w:hyperlink w:history="1" r:id="rIdqrvho12g1w62-cbvwkc8k">
         <w:r>
           <w:rPr>
             <w:sz w:val="18"/>
@@ -20325,7 +20325,7 @@
         </w:numPr>
         <w:spacing w:after="60"/>
       </w:pPr>
-      <w:hyperlink w:history="1" r:id="rIdtninxtfxingnwkzagw0cm">
+      <w:hyperlink w:history="1" r:id="rIdjfdj3tktcef7s36okpymy">
         <w:r>
           <w:rPr>
             <w:sz w:val="18"/>
@@ -20353,7 +20353,7 @@
         </w:numPr>
         <w:spacing w:after="60"/>
       </w:pPr>
-      <w:hyperlink w:history="1" r:id="rIdtcaaw567gukk7wcpawi69">
+      <w:hyperlink w:history="1" r:id="rIdnfwjwcvzszmvmz_ipr5jy">
         <w:r>
           <w:rPr>
             <w:sz w:val="18"/>
@@ -20381,7 +20381,7 @@
         </w:numPr>
         <w:spacing w:after="60"/>
       </w:pPr>
-      <w:hyperlink w:history="1" r:id="rIddwxwrb2zgyknezcdyluao">
+      <w:hyperlink w:history="1" r:id="rIdfl8qydoumbuc1itk97-ef">
         <w:r>
           <w:rPr>
             <w:sz w:val="18"/>
@@ -20409,7 +20409,7 @@
         </w:numPr>
         <w:spacing w:after="60"/>
       </w:pPr>
-      <w:hyperlink w:history="1" r:id="rIdlo9qrtsctxkpyzw6epfwk">
+      <w:hyperlink w:history="1" r:id="rId9gvtitble7okimovfpwli">
         <w:r>
           <w:rPr>
             <w:sz w:val="18"/>
@@ -20437,7 +20437,7 @@
         </w:numPr>
         <w:spacing w:after="60"/>
       </w:pPr>
-      <w:hyperlink w:history="1" r:id="rIdenp2zqsnbxlcaqmtpzke1">
+      <w:hyperlink w:history="1" r:id="rIdr7o92lbx1zjq8korrujqa">
         <w:r>
           <w:rPr>
             <w:sz w:val="18"/>
@@ -20465,7 +20465,7 @@
         </w:numPr>
         <w:spacing w:after="60"/>
       </w:pPr>
-      <w:hyperlink w:history="1" r:id="rIdko6ah_xvkg289lrt7mxlk">
+      <w:hyperlink w:history="1" r:id="rIdyyhv6iriek9pxa3hkjjva">
         <w:r>
           <w:rPr>
             <w:sz w:val="18"/>
@@ -20493,7 +20493,7 @@
         </w:numPr>
         <w:spacing w:after="60"/>
       </w:pPr>
-      <w:hyperlink w:history="1" r:id="rIdz0v2nhkjw5ik46uyu__bd">
+      <w:hyperlink w:history="1" r:id="rIdlzvoeq_zi7cdfaqfsd2qw">
         <w:r>
           <w:rPr>
             <w:sz w:val="18"/>
@@ -20521,7 +20521,7 @@
         </w:numPr>
         <w:spacing w:after="60"/>
       </w:pPr>
-      <w:hyperlink w:history="1" r:id="rIdlbf1lrsfbulxrlob_kysu">
+      <w:hyperlink w:history="1" r:id="rIdbgwccvo93omihlnkqipo6">
         <w:r>
           <w:rPr>
             <w:sz w:val="18"/>
@@ -20549,7 +20549,7 @@
         </w:numPr>
         <w:spacing w:after="60"/>
       </w:pPr>
-      <w:hyperlink w:history="1" r:id="rId4hf_mre6fpy-s9tx6zvpb">
+      <w:hyperlink w:history="1" r:id="rIdacol2uzans2xj4kils-wq">
         <w:r>
           <w:rPr>
             <w:sz w:val="18"/>
@@ -20577,7 +20577,7 @@
         </w:numPr>
         <w:spacing w:after="60"/>
       </w:pPr>
-      <w:hyperlink w:history="1" r:id="rIdlazvzr2vxu8bcsgo8v0qp">
+      <w:hyperlink w:history="1" r:id="rIdjkjfdpsbgimd5jf2l6nxt">
         <w:r>
           <w:rPr>
             <w:sz w:val="18"/>
@@ -20605,7 +20605,7 @@
         </w:numPr>
         <w:spacing w:after="60"/>
       </w:pPr>
-      <w:hyperlink w:history="1" r:id="rIdqhpmwlbfcrlellainfoz5">
+      <w:hyperlink w:history="1" r:id="rIdluvefflxpcniktkxjf6az">
         <w:r>
           <w:rPr>
             <w:sz w:val="18"/>
@@ -20633,7 +20633,7 @@
         </w:numPr>
         <w:spacing w:after="60"/>
       </w:pPr>
-      <w:hyperlink w:history="1" r:id="rIdu4_9elg3x8yxtn6uxjpu4">
+      <w:hyperlink w:history="1" r:id="rIdar8tx1gztdlbtfvmy6fgg">
         <w:r>
           <w:rPr>
             <w:sz w:val="18"/>
@@ -20661,7 +20661,7 @@
         </w:numPr>
         <w:spacing w:after="60"/>
       </w:pPr>
-      <w:hyperlink w:history="1" r:id="rIdoeukpj0rvnygh7nxvqtu9">
+      <w:hyperlink w:history="1" r:id="rIdud3qphhxrmqv1wbmqxh7h">
         <w:r>
           <w:rPr>
             <w:sz w:val="18"/>
@@ -20689,7 +20689,7 @@
         </w:numPr>
         <w:spacing w:after="60"/>
       </w:pPr>
-      <w:hyperlink w:history="1" r:id="rId8tkqpo_m2aujwbhwedu61">
+      <w:hyperlink w:history="1" r:id="rIdrhasjgrjso1obacwveqkd">
         <w:r>
           <w:rPr>
             <w:sz w:val="18"/>
@@ -20717,7 +20717,7 @@
         </w:numPr>
         <w:spacing w:after="60"/>
       </w:pPr>
-      <w:hyperlink w:history="1" r:id="rIdtdhpb7tcngsrfnv6tmcnl">
+      <w:hyperlink w:history="1" r:id="rIdqcwhtdgolyinuooxgmllf">
         <w:r>
           <w:rPr>
             <w:sz w:val="18"/>
@@ -20745,7 +20745,7 @@
         </w:numPr>
         <w:spacing w:after="60"/>
       </w:pPr>
-      <w:hyperlink w:history="1" r:id="rId5wcjr1wevvyk4x9ulzeft">
+      <w:hyperlink w:history="1" r:id="rIdny6hvcxe9q2m69jrriqom">
         <w:r>
           <w:rPr>
             <w:sz w:val="18"/>
@@ -20773,7 +20773,7 @@
         </w:numPr>
         <w:spacing w:after="60"/>
       </w:pPr>
-      <w:hyperlink w:history="1" r:id="rIdid5smmcti6xu1hxqbplat">
+      <w:hyperlink w:history="1" r:id="rIdjuzhmtsz1syrlvgaev6qu">
         <w:r>
           <w:rPr>
             <w:sz w:val="18"/>
@@ -20801,7 +20801,7 @@
         </w:numPr>
         <w:spacing w:after="60"/>
       </w:pPr>
-      <w:hyperlink w:history="1" r:id="rIdo6qdfehjy71eazav2afhy">
+      <w:hyperlink w:history="1" r:id="rIdbuvcl06o4amfqzcrmnwqv">
         <w:r>
           <w:rPr>
             <w:sz w:val="18"/>
@@ -20829,7 +20829,7 @@
         </w:numPr>
         <w:spacing w:after="60"/>
       </w:pPr>
-      <w:hyperlink w:history="1" r:id="rIdriqhdpngwb1kt1infmikt">
+      <w:hyperlink w:history="1" r:id="rId1q7mczua3eeh_hccrfpbl">
         <w:r>
           <w:rPr>
             <w:sz w:val="18"/>
@@ -20857,7 +20857,7 @@
         </w:numPr>
         <w:spacing w:after="60"/>
       </w:pPr>
-      <w:hyperlink w:history="1" r:id="rId9ttm1focz_tk9af3e39ft">
+      <w:hyperlink w:history="1" r:id="rIdqevedippoqpjvt0wdzndc">
         <w:r>
           <w:rPr>
             <w:sz w:val="18"/>
@@ -20885,7 +20885,7 @@
         </w:numPr>
         <w:spacing w:after="60"/>
       </w:pPr>
-      <w:hyperlink w:history="1" r:id="rIdydjr-6q6jucslo8bij4ui">
+      <w:hyperlink w:history="1" r:id="rIdn89l6nw5yvanyjo8stllg">
         <w:r>
           <w:rPr>
             <w:sz w:val="18"/>
@@ -20913,7 +20913,7 @@
         </w:numPr>
         <w:spacing w:after="60"/>
       </w:pPr>
-      <w:hyperlink w:history="1" r:id="rIdzfg1lmx6qoxorgbulnhtu">
+      <w:hyperlink w:history="1" r:id="rIdvlv2o2hntoqlemxudbaac">
         <w:r>
           <w:rPr>
             <w:sz w:val="18"/>
@@ -20941,7 +20941,7 @@
         </w:numPr>
         <w:spacing w:after="60"/>
       </w:pPr>
-      <w:hyperlink w:history="1" r:id="rIdp3_m4ok3kcztgauvvxrkj">
+      <w:hyperlink w:history="1" r:id="rIdxmukctzfdqjvzw5s6bc97">
         <w:r>
           <w:rPr>
             <w:sz w:val="18"/>
@@ -20969,7 +20969,7 @@
         </w:numPr>
         <w:spacing w:after="60"/>
       </w:pPr>
-      <w:hyperlink w:history="1" r:id="rId5vn5mftwwwk2hgdb40ldg">
+      <w:hyperlink w:history="1" r:id="rId6c9yuklmlag4akh2fnm1i">
         <w:r>
           <w:rPr>
             <w:sz w:val="18"/>
@@ -20997,7 +20997,7 @@
         </w:numPr>
         <w:spacing w:after="60"/>
       </w:pPr>
-      <w:hyperlink w:history="1" r:id="rIdhcdqj2vehpixp5h7av90c">
+      <w:hyperlink w:history="1" r:id="rId-rbq8-12xomqnuytgph0s">
         <w:r>
           <w:rPr>
             <w:sz w:val="18"/>
@@ -21025,7 +21025,7 @@
         </w:numPr>
         <w:spacing w:after="60"/>
       </w:pPr>
-      <w:hyperlink w:history="1" r:id="rIdmmygur6dfig5ev-bkntcn">
+      <w:hyperlink w:history="1" r:id="rIdenm4dytvzcs3apthy2tno">
         <w:r>
           <w:rPr>
             <w:sz w:val="18"/>
@@ -21053,7 +21053,7 @@
         </w:numPr>
         <w:spacing w:after="60"/>
       </w:pPr>
-      <w:hyperlink w:history="1" r:id="rIdw7zlrydd-3kpq3qvxrkbp">
+      <w:hyperlink w:history="1" r:id="rIdnoy1psm53bvrgx__b4qdf">
         <w:r>
           <w:rPr>
             <w:sz w:val="18"/>
@@ -21081,7 +21081,7 @@
         </w:numPr>
         <w:spacing w:after="60"/>
       </w:pPr>
-      <w:hyperlink w:history="1" r:id="rIdsfdwdgrgm1rhabpkqpqha">
+      <w:hyperlink w:history="1" r:id="rIdwr54yn9wspvabtxbbzd-7">
         <w:r>
           <w:rPr>
             <w:sz w:val="18"/>
@@ -21109,7 +21109,7 @@
         </w:numPr>
         <w:spacing w:after="60"/>
       </w:pPr>
-      <w:hyperlink w:history="1" r:id="rIda2cbqr4e5d2cg_yx8_b3w">
+      <w:hyperlink w:history="1" r:id="rIdrq-ktkd2ccgkunyqtqfu-">
         <w:r>
           <w:rPr>
             <w:sz w:val="18"/>
@@ -21137,7 +21137,7 @@
         </w:numPr>
         <w:spacing w:after="60"/>
       </w:pPr>
-      <w:hyperlink w:history="1" r:id="rIdq9zmunzj32vdcwmxvgqmv">
+      <w:hyperlink w:history="1" r:id="rIdo8-c1ulbriwcrxbaaamkx">
         <w:r>
           <w:rPr>
             <w:sz w:val="18"/>
@@ -21165,7 +21165,7 @@
         </w:numPr>
         <w:spacing w:after="60"/>
       </w:pPr>
-      <w:hyperlink w:history="1" r:id="rIddd5u4cd4ajjat0srvsp1p">
+      <w:hyperlink w:history="1" r:id="rIdbg_d7o2x_1eth_orqsdce">
         <w:r>
           <w:rPr>
             <w:sz w:val="18"/>
@@ -21193,7 +21193,7 @@
         </w:numPr>
         <w:spacing w:after="60"/>
       </w:pPr>
-      <w:hyperlink w:history="1" r:id="rIddotdjlcx4lm0jaincprml">
+      <w:hyperlink w:history="1" r:id="rIdsuu7idlw4v5d5p03wvdqz">
         <w:r>
           <w:rPr>
             <w:sz w:val="18"/>
@@ -21221,7 +21221,7 @@
         </w:numPr>
         <w:spacing w:after="60"/>
       </w:pPr>
-      <w:hyperlink w:history="1" r:id="rId87td2voz8cvfb2y0_jz8t">
+      <w:hyperlink w:history="1" r:id="rIdgqk8zlpsfonjfksvr29uk">
         <w:r>
           <w:rPr>
             <w:sz w:val="18"/>
@@ -21249,7 +21249,7 @@
         </w:numPr>
         <w:spacing w:after="60"/>
       </w:pPr>
-      <w:hyperlink w:history="1" r:id="rIdvisrpz7lslif5rjycel9u">
+      <w:hyperlink w:history="1" r:id="rId1c4swvdzqmles67b3zkxn">
         <w:r>
           <w:rPr>
             <w:sz w:val="18"/>
@@ -21277,7 +21277,7 @@
         </w:numPr>
         <w:spacing w:after="60"/>
       </w:pPr>
-      <w:hyperlink w:history="1" r:id="rIdifemn4nu-pznkzv9s8thv">
+      <w:hyperlink w:history="1" r:id="rIdjie75eifvw6s6bsbnygbr">
         <w:r>
           <w:rPr>
             <w:sz w:val="18"/>
@@ -21305,7 +21305,7 @@
         </w:numPr>
         <w:spacing w:after="60"/>
       </w:pPr>
-      <w:hyperlink w:history="1" r:id="rIdkj_42vorsfksevx6o2s8z">
+      <w:hyperlink w:history="1" r:id="rId7qspvzcdirvh5tjqwjfpk">
         <w:r>
           <w:rPr>
             <w:sz w:val="18"/>
@@ -21333,7 +21333,7 @@
         </w:numPr>
         <w:spacing w:after="60"/>
       </w:pPr>
-      <w:hyperlink w:history="1" r:id="rIdu6uscvlqfl8ocgxfa4s5-">
+      <w:hyperlink w:history="1" r:id="rId9iqr18tzo6cf_qyh5xuby">
         <w:r>
           <w:rPr>
             <w:sz w:val="18"/>
@@ -21361,7 +21361,7 @@
         </w:numPr>
         <w:spacing w:after="60"/>
       </w:pPr>
-      <w:hyperlink w:history="1" r:id="rId4kc9m5ozqqyfki2y4zan9">
+      <w:hyperlink w:history="1" r:id="rIdbv_i1ov_6hxrufnle3ncv">
         <w:r>
           <w:rPr>
             <w:sz w:val="18"/>
@@ -21389,7 +21389,7 @@
         </w:numPr>
         <w:spacing w:after="60"/>
       </w:pPr>
-      <w:hyperlink w:history="1" r:id="rIdis9nd7w2pzp-4rb5_uggl">
+      <w:hyperlink w:history="1" r:id="rIdplozlt13igrrrmd9vg7cn">
         <w:r>
           <w:rPr>
             <w:sz w:val="18"/>
@@ -21417,7 +21417,7 @@
         </w:numPr>
         <w:spacing w:after="60"/>
       </w:pPr>
-      <w:hyperlink w:history="1" r:id="rIdq8mglnr2-fxzl8efhr3t7">
+      <w:hyperlink w:history="1" r:id="rIdeo4fqmn4_lejf5pzi6poh">
         <w:r>
           <w:rPr>
             <w:sz w:val="18"/>
@@ -21445,7 +21445,7 @@
         </w:numPr>
         <w:spacing w:after="60"/>
       </w:pPr>
-      <w:hyperlink w:history="1" r:id="rIdl1k86msounxsmxyz2izhb">
+      <w:hyperlink w:history="1" r:id="rIdyumx7p-ogmkovwi56oy0g">
         <w:r>
           <w:rPr>
             <w:sz w:val="18"/>
@@ -21473,7 +21473,7 @@
         </w:numPr>
         <w:spacing w:after="60"/>
       </w:pPr>
-      <w:hyperlink w:history="1" r:id="rIdhmx703byv7pusqmyc8wzo">
+      <w:hyperlink w:history="1" r:id="rIdbllditcgcyon2tr-5gfqy">
         <w:r>
           <w:rPr>
             <w:sz w:val="18"/>
@@ -21501,7 +21501,7 @@
         </w:numPr>
         <w:spacing w:after="60"/>
       </w:pPr>
-      <w:hyperlink w:history="1" r:id="rId74poirm-jnqn7mq1exgmx">
+      <w:hyperlink w:history="1" r:id="rIdczhwakkbjn5aqx5qzl1cz">
         <w:r>
           <w:rPr>
             <w:sz w:val="18"/>
@@ -21529,7 +21529,7 @@
         </w:numPr>
         <w:spacing w:after="60"/>
       </w:pPr>
-      <w:hyperlink w:history="1" r:id="rId72cdsdysix2qsr6vmjk6m">
+      <w:hyperlink w:history="1" r:id="rIdo_mvvzczasseevz1nhc7z">
         <w:r>
           <w:rPr>
             <w:sz w:val="18"/>
@@ -21557,7 +21557,7 @@
         </w:numPr>
         <w:spacing w:after="60"/>
       </w:pPr>
-      <w:hyperlink w:history="1" r:id="rIdvchz4hqr_1dfv_j9v_4gv">
+      <w:hyperlink w:history="1" r:id="rIdvuyl3ola6n73d7obznnpf">
         <w:r>
           <w:rPr>
             <w:sz w:val="18"/>
@@ -21585,7 +21585,7 @@
         </w:numPr>
         <w:spacing w:after="60"/>
       </w:pPr>
-      <w:hyperlink w:history="1" r:id="rIdmpb1pi7normqbj4qhhpqu">
+      <w:hyperlink w:history="1" r:id="rIdhranzx0fhchcg1kmcl4mt">
         <w:r>
           <w:rPr>
             <w:sz w:val="18"/>
@@ -21613,7 +21613,7 @@
         </w:numPr>
         <w:spacing w:after="60"/>
       </w:pPr>
-      <w:hyperlink w:history="1" r:id="rId6kzzft2d8u8xzqpwfgncs">
+      <w:hyperlink w:history="1" r:id="rId2si8armomyzrrzyrql8zd">
         <w:r>
           <w:rPr>
             <w:sz w:val="18"/>
@@ -21641,7 +21641,7 @@
         </w:numPr>
         <w:spacing w:after="60"/>
       </w:pPr>
-      <w:hyperlink w:history="1" r:id="rIdf2tnwkycf--lpavwukhc7">
+      <w:hyperlink w:history="1" r:id="rIduqdlcnk_odj74bhyb0xkl">
         <w:r>
           <w:rPr>
             <w:sz w:val="18"/>
@@ -21669,7 +21669,7 @@
         </w:numPr>
         <w:spacing w:after="60"/>
       </w:pPr>
-      <w:hyperlink w:history="1" r:id="rId7s7ofdmsaeuqki3rb3p1s">
+      <w:hyperlink w:history="1" r:id="rIdqlbd--w2m7xpbh6qu9osv">
         <w:r>
           <w:rPr>
             <w:sz w:val="18"/>
@@ -21697,7 +21697,7 @@
         </w:numPr>
         <w:spacing w:after="60"/>
       </w:pPr>
-      <w:hyperlink w:history="1" r:id="rIdoyydub88htyqx7vmrndwz">
+      <w:hyperlink w:history="1" r:id="rId4k6jlgan_xmjgohpzidtd">
         <w:r>
           <w:rPr>
             <w:sz w:val="18"/>
@@ -21725,7 +21725,7 @@
         </w:numPr>
         <w:spacing w:after="60"/>
       </w:pPr>
-      <w:hyperlink w:history="1" r:id="rIdu-neewdmes4z7_kvonvg9">
+      <w:hyperlink w:history="1" r:id="rIdmwkqhtd3favtzwarqqelo">
         <w:r>
           <w:rPr>
             <w:sz w:val="18"/>
@@ -21753,7 +21753,7 @@
         </w:numPr>
         <w:spacing w:after="60"/>
       </w:pPr>
-      <w:hyperlink w:history="1" r:id="rIdwgr_opp31vceovk6wejpi">
+      <w:hyperlink w:history="1" r:id="rIdcax_vfvhxmqozobuihkgl">
         <w:r>
           <w:rPr>
             <w:sz w:val="18"/>
@@ -21781,7 +21781,7 @@
         </w:numPr>
         <w:spacing w:after="60"/>
       </w:pPr>
-      <w:hyperlink w:history="1" r:id="rIdwjl8tjxjhujmd4i3bonmu">
+      <w:hyperlink w:history="1" r:id="rIduuldbfygtnbatf9m20vbj">
         <w:r>
           <w:rPr>
             <w:sz w:val="18"/>
@@ -21809,7 +21809,7 @@
         </w:numPr>
         <w:spacing w:after="60"/>
       </w:pPr>
-      <w:hyperlink w:history="1" r:id="rIdbvzvbyjwd2azjawvm4hwa">
+      <w:hyperlink w:history="1" r:id="rIddetx-fbjas_gjr7qgefqu">
         <w:r>
           <w:rPr>
             <w:sz w:val="18"/>
@@ -21837,7 +21837,7 @@
         </w:numPr>
         <w:spacing w:after="60"/>
       </w:pPr>
-      <w:hyperlink w:history="1" r:id="rId99lvo57ejr_rjnelgq5xx">
+      <w:hyperlink w:history="1" r:id="rIdmd8bi24z9lsoyz6po9oyq">
         <w:r>
           <w:rPr>
             <w:sz w:val="18"/>
@@ -21865,7 +21865,7 @@
         </w:numPr>
         <w:spacing w:after="60"/>
       </w:pPr>
-      <w:hyperlink w:history="1" r:id="rIddxjzk6makd8dvgbjk-3dk">
+      <w:hyperlink w:history="1" r:id="rId2l1dsf11_7n_erdfvx0qn">
         <w:r>
           <w:rPr>
             <w:sz w:val="18"/>
@@ -21893,7 +21893,7 @@
         </w:numPr>
         <w:spacing w:after="60"/>
       </w:pPr>
-      <w:hyperlink w:history="1" r:id="rId4sir6ijlyzugrrka-ugcf">
+      <w:hyperlink w:history="1" r:id="rIdmmygegi4ha-eioxytt3v0">
         <w:r>
           <w:rPr>
             <w:sz w:val="18"/>
@@ -21921,7 +21921,7 @@
         </w:numPr>
         <w:spacing w:after="60"/>
       </w:pPr>
-      <w:hyperlink w:history="1" r:id="rIdnq7u-vphnvgbujgckmbgm">
+      <w:hyperlink w:history="1" r:id="rIdml7rq0hw7g0pbhxpplozz">
         <w:r>
           <w:rPr>
             <w:sz w:val="18"/>
@@ -21949,7 +21949,7 @@
         </w:numPr>
         <w:spacing w:after="60"/>
       </w:pPr>
-      <w:hyperlink w:history="1" r:id="rIdrd5xmlvdp9v-e3j-tjq-l">
+      <w:hyperlink w:history="1" r:id="rIdr0wcopsy83w1eodikwndg">
         <w:r>
           <w:rPr>
             <w:sz w:val="18"/>
@@ -21977,7 +21977,7 @@
         </w:numPr>
         <w:spacing w:after="60"/>
       </w:pPr>
-      <w:hyperlink w:history="1" r:id="rIdtcfjwexyz00dpmftc0oua">
+      <w:hyperlink w:history="1" r:id="rIdomedlpyowrkksut_jphjy">
         <w:r>
           <w:rPr>
             <w:sz w:val="18"/>
@@ -22005,7 +22005,7 @@
         </w:numPr>
         <w:spacing w:after="60"/>
       </w:pPr>
-      <w:hyperlink w:history="1" r:id="rId7skkuzc8vaep6p6lrazy1">
+      <w:hyperlink w:history="1" r:id="rIdl03ilvpkfcdp_4iyebvjl">
         <w:r>
           <w:rPr>
             <w:sz w:val="18"/>
@@ -22033,7 +22033,7 @@
         </w:numPr>
         <w:spacing w:after="60"/>
       </w:pPr>
-      <w:hyperlink w:history="1" r:id="rIdyckwgctwho-8-xig0_daq">
+      <w:hyperlink w:history="1" r:id="rIdldexzzhrbhfqt4_ybzmup">
         <w:r>
           <w:rPr>
             <w:sz w:val="18"/>
@@ -22061,7 +22061,7 @@
         </w:numPr>
         <w:spacing w:after="60"/>
       </w:pPr>
-      <w:hyperlink w:history="1" r:id="rIdv86f9aucowai1imuzppbb">
+      <w:hyperlink w:history="1" r:id="rId58vzleyoczvw6osplbv_z">
         <w:r>
           <w:rPr>
             <w:sz w:val="18"/>
@@ -22089,7 +22089,7 @@
         </w:numPr>
         <w:spacing w:after="60"/>
       </w:pPr>
-      <w:hyperlink w:history="1" r:id="rId9vt9mzehlukzkhswor2ae">
+      <w:hyperlink w:history="1" r:id="rIdvm9ll-sutir7ul2zkrdn0">
         <w:r>
           <w:rPr>
             <w:sz w:val="18"/>
@@ -22117,7 +22117,7 @@
         </w:numPr>
         <w:spacing w:after="60"/>
       </w:pPr>
-      <w:hyperlink w:history="1" r:id="rIdb7wzfjhdzslmkkh4fia1w">
+      <w:hyperlink w:history="1" r:id="rIdjmp_cetivb1ulhkhb9x_c">
         <w:r>
           <w:rPr>
             <w:sz w:val="18"/>
@@ -22145,7 +22145,7 @@
         </w:numPr>
         <w:spacing w:after="60"/>
       </w:pPr>
-      <w:hyperlink w:history="1" r:id="rIdnmnhrgddvuulpvlv9ek_8">
+      <w:hyperlink w:history="1" r:id="rIdbxmotpdofw4co1-sfhp6n">
         <w:r>
           <w:rPr>
             <w:sz w:val="18"/>
@@ -22173,7 +22173,7 @@
         </w:numPr>
         <w:spacing w:after="60"/>
       </w:pPr>
-      <w:hyperlink w:history="1" r:id="rIdbwqk_wkcbiwunh7y05naz">
+      <w:hyperlink w:history="1" r:id="rIdkxbczkjvbcvps7pz67dd7">
         <w:r>
           <w:rPr>
             <w:sz w:val="18"/>
@@ -22201,7 +22201,7 @@
         </w:numPr>
         <w:spacing w:after="60"/>
       </w:pPr>
-      <w:hyperlink w:history="1" r:id="rIdvofxdci6vt_raxpszx4dc">
+      <w:hyperlink w:history="1" r:id="rIdqmhuebasddz8-haks1hzm">
         <w:r>
           <w:rPr>
             <w:sz w:val="18"/>
@@ -22229,7 +22229,7 @@
         </w:numPr>
         <w:spacing w:after="60"/>
       </w:pPr>
-      <w:hyperlink w:history="1" r:id="rIdzrih5_vp4weii-1_zkcli">
+      <w:hyperlink w:history="1" r:id="rIdg5sbltxgyn2clbm_zqszn">
         <w:r>
           <w:rPr>
             <w:sz w:val="18"/>
@@ -22257,7 +22257,7 @@
         </w:numPr>
         <w:spacing w:after="60"/>
       </w:pPr>
-      <w:hyperlink w:history="1" r:id="rIdeschrg9emgcnmh3lwsprc">
+      <w:hyperlink w:history="1" r:id="rIdshndtjbi13hipbfe9sk9j">
         <w:r>
           <w:rPr>
             <w:sz w:val="18"/>
@@ -22285,7 +22285,7 @@
         </w:numPr>
         <w:spacing w:after="60"/>
       </w:pPr>
-      <w:hyperlink w:history="1" r:id="rIdyongyj9zaogmcxmao1pwx">
+      <w:hyperlink w:history="1" r:id="rIdytu-k1skegm45inscvtm9">
         <w:r>
           <w:rPr>
             <w:sz w:val="18"/>
@@ -22313,7 +22313,7 @@
         </w:numPr>
         <w:spacing w:after="60"/>
       </w:pPr>
-      <w:hyperlink w:history="1" r:id="rIdnuia1vd930ixgb932l7lz">
+      <w:hyperlink w:history="1" r:id="rIdaurwgfjzny5v1mgaf8hzo">
         <w:r>
           <w:rPr>
             <w:sz w:val="18"/>
@@ -22341,7 +22341,7 @@
         </w:numPr>
         <w:spacing w:after="60"/>
       </w:pPr>
-      <w:hyperlink w:history="1" r:id="rIdwjf9azeybgsc2fgej9tah">
+      <w:hyperlink w:history="1" r:id="rId-bjfnmw9i9oecdyipizci">
         <w:r>
           <w:rPr>
             <w:sz w:val="18"/>
@@ -22369,7 +22369,7 @@
         </w:numPr>
         <w:spacing w:after="60"/>
       </w:pPr>
-      <w:hyperlink w:history="1" r:id="rIdks6_spytnj8m0nvlkpcvy">
+      <w:hyperlink w:history="1" r:id="rIdnftpglazv6jsnudpnw5c7">
         <w:r>
           <w:rPr>
             <w:sz w:val="18"/>
@@ -22397,7 +22397,7 @@
         </w:numPr>
         <w:spacing w:after="60"/>
       </w:pPr>
-      <w:hyperlink w:history="1" r:id="rIds64bk1cc1mplmkqyifa2e">
+      <w:hyperlink w:history="1" r:id="rIdbrlsmy2z2vcxmsxocgkcq">
         <w:r>
           <w:rPr>
             <w:sz w:val="18"/>
@@ -22425,7 +22425,7 @@
         </w:numPr>
         <w:spacing w:after="60"/>
       </w:pPr>
-      <w:hyperlink w:history="1" r:id="rIdjp-4efrhkzdd2xzl6jxhc">
+      <w:hyperlink w:history="1" r:id="rId9lbzh2ki3prlg5qanrgop">
         <w:r>
           <w:rPr>
             <w:sz w:val="18"/>
@@ -22453,7 +22453,7 @@
         </w:numPr>
         <w:spacing w:after="60"/>
       </w:pPr>
-      <w:hyperlink w:history="1" r:id="rIdjhjvvyyomgxfeuy-t9af2">
+      <w:hyperlink w:history="1" r:id="rIdzy9y_lra-rjyoaguio24t">
         <w:r>
           <w:rPr>
             <w:sz w:val="18"/>
@@ -22481,7 +22481,7 @@
         </w:numPr>
         <w:spacing w:after="60"/>
       </w:pPr>
-      <w:hyperlink w:history="1" r:id="rIdui3glms7btysb-0mrt2uq">
+      <w:hyperlink w:history="1" r:id="rIdlmkeqx4w5prmbe2fferkf">
         <w:r>
           <w:rPr>
             <w:sz w:val="18"/>
@@ -22509,7 +22509,7 @@
         </w:numPr>
         <w:spacing w:after="60"/>
       </w:pPr>
-      <w:hyperlink w:history="1" r:id="rId4rwcjwu5leb56ebsjam8a">
+      <w:hyperlink w:history="1" r:id="rId34fjzamuunh0cajmdzzlk">
         <w:r>
           <w:rPr>
             <w:sz w:val="18"/>
@@ -22537,7 +22537,7 @@
         </w:numPr>
         <w:spacing w:after="60"/>
       </w:pPr>
-      <w:hyperlink w:history="1" r:id="rIda3olppxqyuonahqxgcygd">
+      <w:hyperlink w:history="1" r:id="rIdwhynz2vffw0vggpfc-nie">
         <w:r>
           <w:rPr>
             <w:sz w:val="18"/>
